--- a/documentacion/word/RecepcionElectronica/PT-RE-001-Pruebas.docx
+++ b/documentacion/word/RecepcionElectronica/PT-RE-001-Pruebas.docx
@@ -410,6 +410,104 @@
       </w:tr>
     </w:tbl>
     <w:p/>
+    <w:p>
+      <w:pPr>
+        <w:pStyle w:val="Heading2"/>
+      </w:pPr>
+      <w:r/>
+      <w:r>
+        <w:t>Contenido</w:t>
+      </w:r>
+    </w:p>
+    <w:p>
+      <w:pPr>
+        <w:pStyle w:val="ListNumber"/>
+      </w:pPr>
+      <w:r>
+        <w:t>Objetivo y alcance</w:t>
+      </w:r>
+    </w:p>
+    <w:p>
+      <w:pPr>
+        <w:pStyle w:val="ListNumber"/>
+      </w:pPr>
+      <w:r>
+        <w:t>Tipos de prueba</w:t>
+      </w:r>
+    </w:p>
+    <w:p>
+      <w:pPr>
+        <w:pStyle w:val="ListNumber"/>
+      </w:pPr>
+      <w:r>
+        <w:t>Casos de prueba</w:t>
+      </w:r>
+    </w:p>
+    <w:p>
+      <w:pPr>
+        <w:pStyle w:val="ListNumber"/>
+      </w:pPr>
+      <w:r>
+        <w:t>Checklist de validación</w:t>
+      </w:r>
+    </w:p>
+    <w:p>
+      <w:pPr>
+        <w:pStyle w:val="ListNumber"/>
+      </w:pPr>
+      <w:r>
+        <w:t>Evidencias</w:t>
+      </w:r>
+    </w:p>
+    <w:p>
+      <w:pPr>
+        <w:pStyle w:val="ListNumber"/>
+      </w:pPr>
+      <w:r>
+        <w:t>Control documental</w:t>
+      </w:r>
+    </w:p>
+    <w:p>
+      <w:pPr>
+        <w:pStyle w:val="Heading2"/>
+      </w:pPr>
+      <w:r/>
+      <w:r>
+        <w:t>Contenido de imágenes</w:t>
+      </w:r>
+    </w:p>
+    <w:p>
+      <w:pPr>
+        <w:pStyle w:val="ListBullet"/>
+      </w:pPr>
+      <w:r>
+        <w:t>Ilustración 1. Evidencia de login exitoso</w:t>
+      </w:r>
+    </w:p>
+    <w:p>
+      <w:pPr>
+        <w:pStyle w:val="ListBullet"/>
+      </w:pPr>
+      <w:r>
+        <w:t>Ilustración 2. Evidencia de registro de visita creado</w:t>
+      </w:r>
+    </w:p>
+    <w:p>
+      <w:pPr>
+        <w:pStyle w:val="ListBullet"/>
+      </w:pPr>
+      <w:r>
+        <w:t>Ilustración 3. Evidencia de validación de QR</w:t>
+      </w:r>
+    </w:p>
+    <w:p>
+      <w:pPr>
+        <w:pStyle w:val="ListBullet"/>
+      </w:pPr>
+      <w:r>
+        <w:t>Ilustración 4. Evidencia de reporte exportado</w:t>
+      </w:r>
+    </w:p>
     <w:p>
       <w:pPr>
         <w:pStyle w:val="Heading2"/>
@@ -2957,10 +3055,32 @@
     <w:p>
       <w:r>
         <w:rPr>
+          <w:b/>
+        </w:rPr>
+        <w:t>Ilustración 1.</w:t>
+      </w:r>
+      <w:r>
+        <w:t xml:space="preserve"> Evidencia de login exitoso</w:t>
+      </w:r>
+    </w:p>
+    <w:p>
+      <w:r>
+        <w:rPr>
           <w:rFonts w:ascii="Consolas" w:hAnsi="Consolas"/>
           <w:color w:val="C7254E"/>
         </w:rPr>
         <w:t>[Foto: evidencia de registro de visita creado]</w:t>
+      </w:r>
+    </w:p>
+    <w:p>
+      <w:r>
+        <w:rPr>
+          <w:b/>
+        </w:rPr>
+        <w:t>Ilustración 2.</w:t>
+      </w:r>
+      <w:r>
+        <w:t xml:space="preserve"> Evidencia de registro de visita creado</w:t>
       </w:r>
     </w:p>
     <w:p>
@@ -2975,6 +3095,17 @@
     <w:p>
       <w:r>
         <w:rPr>
+          <w:b/>
+        </w:rPr>
+        <w:t>Ilustración 3.</w:t>
+      </w:r>
+      <w:r>
+        <w:t xml:space="preserve"> Evidencia de validación de QR</w:t>
+      </w:r>
+    </w:p>
+    <w:p>
+      <w:r>
+        <w:rPr>
           <w:rFonts w:ascii="Consolas" w:hAnsi="Consolas"/>
           <w:color w:val="C7254E"/>
         </w:rPr>
@@ -2983,7 +3114,18 @@
     </w:p>
     <w:p>
       <w:r>
-        <w:t xml:space="preserve">&gt; Las evidencias deben capturarse sin exponer datos personales reales, QR reales, tokens ni valores de </w:t>
+        <w:rPr>
+          <w:b/>
+        </w:rPr>
+        <w:t>Ilustración 4.</w:t>
+      </w:r>
+      <w:r>
+        <w:t xml:space="preserve"> Evidencia de reporte exportado</w:t>
+      </w:r>
+    </w:p>
+    <w:p>
+      <w:r>
+        <w:t xml:space="preserve">&gt; Las evidencias se capturan sin exponer datos personales reales, QR reales, tokens ni valores de </w:t>
       </w:r>
       <w:r>
         <w:rPr>

--- a/documentacion/word/RecepcionElectronica/PT-RE-001-Pruebas.docx
+++ b/documentacion/word/RecepcionElectronica/PT-RE-001-Pruebas.docx
@@ -6,8 +6,10 @@
       <w:pPr>
         <w:pStyle w:val="Heading1"/>
       </w:pPr>
-      <w:r/>
       <w:r>
+        <w:rPr>
+          <w:color w:val="1F4E79"/>
+        </w:rPr>
         <w:t>Plan y Evidencia de Pruebas</w:t>
       </w:r>
     </w:p>
@@ -15,8 +17,10 @@
       <w:pPr>
         <w:pStyle w:val="Heading2"/>
       </w:pPr>
-      <w:r/>
       <w:r>
+        <w:rPr>
+          <w:color w:val="1F4E79"/>
+        </w:rPr>
         <w:t>Recepción Electrónica (RE) — Base</w:t>
       </w:r>
     </w:p>
@@ -44,11 +48,13 @@
             <w:r>
               <w:rPr>
                 <w:b/>
+                <w:color w:val="1F4E79"/>
               </w:rPr>
             </w:r>
             <w:r>
               <w:rPr>
                 <w:b/>
+                <w:color w:val="1F4E79"/>
               </w:rPr>
               <w:t>Campo</w:t>
             </w:r>
@@ -62,11 +68,13 @@
             <w:r>
               <w:rPr>
                 <w:b/>
+                <w:color w:val="1F4E79"/>
               </w:rPr>
             </w:r>
             <w:r>
               <w:rPr>
                 <w:b/>
+                <w:color w:val="1F4E79"/>
               </w:rPr>
               <w:t>Descripción</w:t>
             </w:r>
@@ -271,8 +279,10 @@
       <w:pPr>
         <w:pStyle w:val="Heading2"/>
       </w:pPr>
-      <w:r/>
       <w:r>
+        <w:rPr>
+          <w:color w:val="1F4E79"/>
+        </w:rPr>
         <w:t>Control de versiones</w:t>
       </w:r>
     </w:p>
@@ -297,11 +307,13 @@
             <w:r>
               <w:rPr>
                 <w:b/>
+                <w:color w:val="1F4E79"/>
               </w:rPr>
             </w:r>
             <w:r>
               <w:rPr>
                 <w:b/>
+                <w:color w:val="1F4E79"/>
               </w:rPr>
               <w:t>Versión</w:t>
             </w:r>
@@ -315,11 +327,13 @@
             <w:r>
               <w:rPr>
                 <w:b/>
+                <w:color w:val="1F4E79"/>
               </w:rPr>
             </w:r>
             <w:r>
               <w:rPr>
                 <w:b/>
+                <w:color w:val="1F4E79"/>
               </w:rPr>
               <w:t>Fecha</w:t>
             </w:r>
@@ -333,11 +347,13 @@
             <w:r>
               <w:rPr>
                 <w:b/>
+                <w:color w:val="1F4E79"/>
               </w:rPr>
             </w:r>
             <w:r>
               <w:rPr>
                 <w:b/>
+                <w:color w:val="1F4E79"/>
               </w:rPr>
               <w:t>Autor</w:t>
             </w:r>
@@ -351,11 +367,13 @@
             <w:r>
               <w:rPr>
                 <w:b/>
+                <w:color w:val="1F4E79"/>
               </w:rPr>
             </w:r>
             <w:r>
               <w:rPr>
                 <w:b/>
+                <w:color w:val="1F4E79"/>
               </w:rPr>
               <w:t>Descripción</w:t>
             </w:r>
@@ -414,8 +432,10 @@
       <w:pPr>
         <w:pStyle w:val="Heading2"/>
       </w:pPr>
-      <w:r/>
       <w:r>
+        <w:rPr>
+          <w:color w:val="1F4E79"/>
+        </w:rPr>
         <w:t>Contenido</w:t>
       </w:r>
     </w:p>
@@ -471,8 +491,10 @@
       <w:pPr>
         <w:pStyle w:val="Heading2"/>
       </w:pPr>
-      <w:r/>
       <w:r>
+        <w:rPr>
+          <w:color w:val="1F4E79"/>
+        </w:rPr>
         <w:t>Contenido de imágenes</w:t>
       </w:r>
     </w:p>
@@ -512,22 +534,53 @@
       <w:pPr>
         <w:pStyle w:val="Heading2"/>
       </w:pPr>
-      <w:r/>
       <w:r>
+        <w:rPr>
+          <w:color w:val="1F4E79"/>
+        </w:rPr>
         <w:t>1. Objetivo y alcance</w:t>
       </w:r>
     </w:p>
     <w:p>
       <w:r>
-        <w:t>Validar que el producto base cumple con los requerimientos funcionales (DR-RE-001) y mantiene los controles de seguridad. Las pruebas de módulos opcionales se documentan en sus respectivos documentos.</w:t>
+        <w:t xml:space="preserve">Validar que el producto base cumple con los requerimientos funcionales (DR-RE-001) y mantiene los controles de seguridad alineados con </w:t>
+      </w:r>
+      <w:r>
+        <w:rPr>
+          <w:b/>
+        </w:rPr>
+        <w:t>PSI.01</w:t>
+      </w:r>
+      <w:r>
+        <w:t xml:space="preserve">, </w:t>
+      </w:r>
+      <w:r>
+        <w:rPr>
+          <w:b/>
+        </w:rPr>
+        <w:t>PSI.05</w:t>
+      </w:r>
+      <w:r>
+        <w:t xml:space="preserve"> (incluido el enmascaramiento de datos) y </w:t>
+      </w:r>
+      <w:r>
+        <w:rPr>
+          <w:b/>
+        </w:rPr>
+        <w:t>PSI.12</w:t>
+      </w:r>
+      <w:r>
+        <w:t>. Las pruebas de módulos opcionales se documentan en sus respectivos documentos.</w:t>
       </w:r>
     </w:p>
     <w:p>
       <w:pPr>
         <w:pStyle w:val="Heading2"/>
       </w:pPr>
-      <w:r/>
       <w:r>
+        <w:rPr>
+          <w:color w:val="1F4E79"/>
+        </w:rPr>
         <w:t>2. Tipos de prueba</w:t>
       </w:r>
     </w:p>
@@ -567,8 +620,10 @@
       <w:pPr>
         <w:pStyle w:val="Heading2"/>
       </w:pPr>
-      <w:r/>
       <w:r>
+        <w:rPr>
+          <w:color w:val="1F4E79"/>
+        </w:rPr>
         <w:t>3. Casos de prueba</w:t>
       </w:r>
     </w:p>
@@ -576,8 +631,10 @@
       <w:pPr>
         <w:pStyle w:val="Heading3"/>
       </w:pPr>
-      <w:r/>
       <w:r>
+        <w:rPr>
+          <w:color w:val="1F4E79"/>
+        </w:rPr>
         <w:t>3.1 Autenticación</w:t>
       </w:r>
     </w:p>
@@ -602,11 +659,13 @@
             <w:r>
               <w:rPr>
                 <w:b/>
+                <w:color w:val="1F4E79"/>
               </w:rPr>
             </w:r>
             <w:r>
               <w:rPr>
                 <w:b/>
+                <w:color w:val="1F4E79"/>
               </w:rPr>
               <w:t>ID</w:t>
             </w:r>
@@ -620,11 +679,13 @@
             <w:r>
               <w:rPr>
                 <w:b/>
+                <w:color w:val="1F4E79"/>
               </w:rPr>
             </w:r>
             <w:r>
               <w:rPr>
                 <w:b/>
+                <w:color w:val="1F4E79"/>
               </w:rPr>
               <w:t>Caso</w:t>
             </w:r>
@@ -638,11 +699,13 @@
             <w:r>
               <w:rPr>
                 <w:b/>
+                <w:color w:val="1F4E79"/>
               </w:rPr>
             </w:r>
             <w:r>
               <w:rPr>
                 <w:b/>
+                <w:color w:val="1F4E79"/>
               </w:rPr>
               <w:t>Resultado esperado</w:t>
             </w:r>
@@ -656,11 +719,13 @@
             <w:r>
               <w:rPr>
                 <w:b/>
+                <w:color w:val="1F4E79"/>
               </w:rPr>
             </w:r>
             <w:r>
               <w:rPr>
                 <w:b/>
+                <w:color w:val="1F4E79"/>
               </w:rPr>
               <w:t>Estado</w:t>
             </w:r>
@@ -888,8 +953,10 @@
       <w:pPr>
         <w:pStyle w:val="Heading3"/>
       </w:pPr>
-      <w:r/>
       <w:r>
+        <w:rPr>
+          <w:color w:val="1F4E79"/>
+        </w:rPr>
         <w:t>3.2 Usuarios y empleados</w:t>
       </w:r>
     </w:p>
@@ -914,11 +981,13 @@
             <w:r>
               <w:rPr>
                 <w:b/>
+                <w:color w:val="1F4E79"/>
               </w:rPr>
             </w:r>
             <w:r>
               <w:rPr>
                 <w:b/>
+                <w:color w:val="1F4E79"/>
               </w:rPr>
               <w:t>ID</w:t>
             </w:r>
@@ -932,11 +1001,13 @@
             <w:r>
               <w:rPr>
                 <w:b/>
+                <w:color w:val="1F4E79"/>
               </w:rPr>
             </w:r>
             <w:r>
               <w:rPr>
                 <w:b/>
+                <w:color w:val="1F4E79"/>
               </w:rPr>
               <w:t>Caso</w:t>
             </w:r>
@@ -950,11 +1021,13 @@
             <w:r>
               <w:rPr>
                 <w:b/>
+                <w:color w:val="1F4E79"/>
               </w:rPr>
             </w:r>
             <w:r>
               <w:rPr>
                 <w:b/>
+                <w:color w:val="1F4E79"/>
               </w:rPr>
               <w:t>Resultado esperado</w:t>
             </w:r>
@@ -968,11 +1041,13 @@
             <w:r>
               <w:rPr>
                 <w:b/>
+                <w:color w:val="1F4E79"/>
               </w:rPr>
             </w:r>
             <w:r>
               <w:rPr>
                 <w:b/>
+                <w:color w:val="1F4E79"/>
               </w:rPr>
               <w:t>Estado</w:t>
             </w:r>
@@ -1170,7 +1245,7 @@
           <w:p>
             <w:r/>
             <w:r>
-              <w:t>Anonimización/eliminación.</w:t>
+              <w:t>Anonimización en baja de empleado.</w:t>
             </w:r>
           </w:p>
         </w:tc>
@@ -1181,7 +1256,7 @@
           <w:p>
             <w:r/>
             <w:r>
-              <w:t>Datos anonimizados/eliminados.</w:t>
+              <w:t>Datos personales (correo, nombre, teléfono) sobrescritos físicamente; no recuperables (PSI.05).</w:t>
             </w:r>
           </w:p>
         </w:tc>
@@ -1200,8 +1275,10 @@
       <w:pPr>
         <w:pStyle w:val="Heading3"/>
       </w:pPr>
-      <w:r/>
       <w:r>
+        <w:rPr>
+          <w:color w:val="1F4E79"/>
+        </w:rPr>
         <w:t>3.3 Visitantes</w:t>
       </w:r>
     </w:p>
@@ -1226,11 +1303,13 @@
             <w:r>
               <w:rPr>
                 <w:b/>
+                <w:color w:val="1F4E79"/>
               </w:rPr>
             </w:r>
             <w:r>
               <w:rPr>
                 <w:b/>
+                <w:color w:val="1F4E79"/>
               </w:rPr>
               <w:t>ID</w:t>
             </w:r>
@@ -1244,11 +1323,13 @@
             <w:r>
               <w:rPr>
                 <w:b/>
+                <w:color w:val="1F4E79"/>
               </w:rPr>
             </w:r>
             <w:r>
               <w:rPr>
                 <w:b/>
+                <w:color w:val="1F4E79"/>
               </w:rPr>
               <w:t>Caso</w:t>
             </w:r>
@@ -1262,11 +1343,13 @@
             <w:r>
               <w:rPr>
                 <w:b/>
+                <w:color w:val="1F4E79"/>
               </w:rPr>
             </w:r>
             <w:r>
               <w:rPr>
                 <w:b/>
+                <w:color w:val="1F4E79"/>
               </w:rPr>
               <w:t>Resultado esperado</w:t>
             </w:r>
@@ -1280,11 +1363,13 @@
             <w:r>
               <w:rPr>
                 <w:b/>
+                <w:color w:val="1F4E79"/>
               </w:rPr>
             </w:r>
             <w:r>
               <w:rPr>
                 <w:b/>
+                <w:color w:val="1F4E79"/>
               </w:rPr>
               <w:t>Estado</w:t>
             </w:r>
@@ -1469,8 +1554,10 @@
       <w:pPr>
         <w:pStyle w:val="Heading3"/>
       </w:pPr>
-      <w:r/>
       <w:r>
+        <w:rPr>
+          <w:color w:val="1F4E79"/>
+        </w:rPr>
         <w:t>3.4 Registros / visitas</w:t>
       </w:r>
     </w:p>
@@ -1495,11 +1582,13 @@
             <w:r>
               <w:rPr>
                 <w:b/>
+                <w:color w:val="1F4E79"/>
               </w:rPr>
             </w:r>
             <w:r>
               <w:rPr>
                 <w:b/>
+                <w:color w:val="1F4E79"/>
               </w:rPr>
               <w:t>ID</w:t>
             </w:r>
@@ -1513,11 +1602,13 @@
             <w:r>
               <w:rPr>
                 <w:b/>
+                <w:color w:val="1F4E79"/>
               </w:rPr>
             </w:r>
             <w:r>
               <w:rPr>
                 <w:b/>
+                <w:color w:val="1F4E79"/>
               </w:rPr>
               <w:t>Caso</w:t>
             </w:r>
@@ -1531,11 +1622,13 @@
             <w:r>
               <w:rPr>
                 <w:b/>
+                <w:color w:val="1F4E79"/>
               </w:rPr>
             </w:r>
             <w:r>
               <w:rPr>
                 <w:b/>
+                <w:color w:val="1F4E79"/>
               </w:rPr>
               <w:t>Resultado esperado</w:t>
             </w:r>
@@ -1549,11 +1642,13 @@
             <w:r>
               <w:rPr>
                 <w:b/>
+                <w:color w:val="1F4E79"/>
               </w:rPr>
             </w:r>
             <w:r>
               <w:rPr>
                 <w:b/>
+                <w:color w:val="1F4E79"/>
               </w:rPr>
               <w:t>Estado</w:t>
             </w:r>
@@ -1738,8 +1833,10 @@
       <w:pPr>
         <w:pStyle w:val="Heading3"/>
       </w:pPr>
-      <w:r/>
       <w:r>
+        <w:rPr>
+          <w:color w:val="1F4E79"/>
+        </w:rPr>
         <w:t>3.5 Control de acceso</w:t>
       </w:r>
     </w:p>
@@ -1764,11 +1861,13 @@
             <w:r>
               <w:rPr>
                 <w:b/>
+                <w:color w:val="1F4E79"/>
               </w:rPr>
             </w:r>
             <w:r>
               <w:rPr>
                 <w:b/>
+                <w:color w:val="1F4E79"/>
               </w:rPr>
               <w:t>ID</w:t>
             </w:r>
@@ -1782,11 +1881,13 @@
             <w:r>
               <w:rPr>
                 <w:b/>
+                <w:color w:val="1F4E79"/>
               </w:rPr>
             </w:r>
             <w:r>
               <w:rPr>
                 <w:b/>
+                <w:color w:val="1F4E79"/>
               </w:rPr>
               <w:t>Caso</w:t>
             </w:r>
@@ -1800,11 +1901,13 @@
             <w:r>
               <w:rPr>
                 <w:b/>
+                <w:color w:val="1F4E79"/>
               </w:rPr>
             </w:r>
             <w:r>
               <w:rPr>
                 <w:b/>
+                <w:color w:val="1F4E79"/>
               </w:rPr>
               <w:t>Resultado esperado</w:t>
             </w:r>
@@ -1818,11 +1921,13 @@
             <w:r>
               <w:rPr>
                 <w:b/>
+                <w:color w:val="1F4E79"/>
               </w:rPr>
             </w:r>
             <w:r>
               <w:rPr>
                 <w:b/>
+                <w:color w:val="1F4E79"/>
               </w:rPr>
               <w:t>Estado</w:t>
             </w:r>
@@ -2007,8 +2112,10 @@
       <w:pPr>
         <w:pStyle w:val="Heading3"/>
       </w:pPr>
-      <w:r/>
       <w:r>
+        <w:rPr>
+          <w:color w:val="1F4E79"/>
+        </w:rPr>
         <w:t>3.6 Catálogos y configuración</w:t>
       </w:r>
     </w:p>
@@ -2033,11 +2140,13 @@
             <w:r>
               <w:rPr>
                 <w:b/>
+                <w:color w:val="1F4E79"/>
               </w:rPr>
             </w:r>
             <w:r>
               <w:rPr>
                 <w:b/>
+                <w:color w:val="1F4E79"/>
               </w:rPr>
               <w:t>ID</w:t>
             </w:r>
@@ -2051,11 +2160,13 @@
             <w:r>
               <w:rPr>
                 <w:b/>
+                <w:color w:val="1F4E79"/>
               </w:rPr>
             </w:r>
             <w:r>
               <w:rPr>
                 <w:b/>
+                <w:color w:val="1F4E79"/>
               </w:rPr>
               <w:t>Caso</w:t>
             </w:r>
@@ -2069,11 +2180,13 @@
             <w:r>
               <w:rPr>
                 <w:b/>
+                <w:color w:val="1F4E79"/>
               </w:rPr>
             </w:r>
             <w:r>
               <w:rPr>
                 <w:b/>
+                <w:color w:val="1F4E79"/>
               </w:rPr>
               <w:t>Resultado esperado</w:t>
             </w:r>
@@ -2087,11 +2200,13 @@
             <w:r>
               <w:rPr>
                 <w:b/>
+                <w:color w:val="1F4E79"/>
               </w:rPr>
             </w:r>
             <w:r>
               <w:rPr>
                 <w:b/>
+                <w:color w:val="1F4E79"/>
               </w:rPr>
               <w:t>Estado</w:t>
             </w:r>
@@ -2276,8 +2391,10 @@
       <w:pPr>
         <w:pStyle w:val="Heading3"/>
       </w:pPr>
-      <w:r/>
       <w:r>
+        <w:rPr>
+          <w:color w:val="1F4E79"/>
+        </w:rPr>
         <w:t>3.7 Reportes</w:t>
       </w:r>
     </w:p>
@@ -2302,11 +2419,13 @@
             <w:r>
               <w:rPr>
                 <w:b/>
+                <w:color w:val="1F4E79"/>
               </w:rPr>
             </w:r>
             <w:r>
               <w:rPr>
                 <w:b/>
+                <w:color w:val="1F4E79"/>
               </w:rPr>
               <w:t>ID</w:t>
             </w:r>
@@ -2320,11 +2439,13 @@
             <w:r>
               <w:rPr>
                 <w:b/>
+                <w:color w:val="1F4E79"/>
               </w:rPr>
             </w:r>
             <w:r>
               <w:rPr>
                 <w:b/>
+                <w:color w:val="1F4E79"/>
               </w:rPr>
               <w:t>Caso</w:t>
             </w:r>
@@ -2338,11 +2459,13 @@
             <w:r>
               <w:rPr>
                 <w:b/>
+                <w:color w:val="1F4E79"/>
               </w:rPr>
             </w:r>
             <w:r>
               <w:rPr>
                 <w:b/>
+                <w:color w:val="1F4E79"/>
               </w:rPr>
               <w:t>Resultado esperado</w:t>
             </w:r>
@@ -2356,11 +2479,13 @@
             <w:r>
               <w:rPr>
                 <w:b/>
+                <w:color w:val="1F4E79"/>
               </w:rPr>
             </w:r>
             <w:r>
               <w:rPr>
                 <w:b/>
+                <w:color w:val="1F4E79"/>
               </w:rPr>
               <w:t>Estado</w:t>
             </w:r>
@@ -2459,8 +2584,10 @@
       <w:pPr>
         <w:pStyle w:val="Heading3"/>
       </w:pPr>
-      <w:r/>
       <w:r>
+        <w:rPr>
+          <w:color w:val="1F4E79"/>
+        </w:rPr>
         <w:t>3.8 Permisos y seguridad</w:t>
       </w:r>
     </w:p>
@@ -2485,11 +2612,13 @@
             <w:r>
               <w:rPr>
                 <w:b/>
+                <w:color w:val="1F4E79"/>
               </w:rPr>
             </w:r>
             <w:r>
               <w:rPr>
                 <w:b/>
+                <w:color w:val="1F4E79"/>
               </w:rPr>
               <w:t>ID</w:t>
             </w:r>
@@ -2503,11 +2632,13 @@
             <w:r>
               <w:rPr>
                 <w:b/>
+                <w:color w:val="1F4E79"/>
               </w:rPr>
             </w:r>
             <w:r>
               <w:rPr>
                 <w:b/>
+                <w:color w:val="1F4E79"/>
               </w:rPr>
               <w:t>Caso</w:t>
             </w:r>
@@ -2521,11 +2652,13 @@
             <w:r>
               <w:rPr>
                 <w:b/>
+                <w:color w:val="1F4E79"/>
               </w:rPr>
             </w:r>
             <w:r>
               <w:rPr>
                 <w:b/>
+                <w:color w:val="1F4E79"/>
               </w:rPr>
               <w:t>Resultado esperado</w:t>
             </w:r>
@@ -2539,11 +2672,13 @@
             <w:r>
               <w:rPr>
                 <w:b/>
+                <w:color w:val="1F4E79"/>
               </w:rPr>
             </w:r>
             <w:r>
               <w:rPr>
                 <w:b/>
+                <w:color w:val="1F4E79"/>
               </w:rPr>
               <w:t>Estado</w:t>
             </w:r>
@@ -2709,7 +2844,93 @@
           <w:p>
             <w:r/>
             <w:r>
-              <w:t>Bitácora conforme a Control 8.11.</w:t>
+              <w:t>Bitácora conforme a PSI.05 (sin datos sensibles completos).</w:t>
+            </w:r>
+          </w:p>
+        </w:tc>
+        <w:tc>
+          <w:tcPr>
+            <w:tcW w:type="dxa" w:w="2160"/>
+          </w:tcPr>
+          <w:p>
+            <w:r/>
+          </w:p>
+        </w:tc>
+      </w:tr>
+      <w:tr>
+        <w:tc>
+          <w:tcPr>
+            <w:tcW w:type="dxa" w:w="2160"/>
+          </w:tcPr>
+          <w:p>
+            <w:r/>
+            <w:r>
+              <w:t>PT-074</w:t>
+            </w:r>
+          </w:p>
+        </w:tc>
+        <w:tc>
+          <w:tcPr>
+            <w:tcW w:type="dxa" w:w="2160"/>
+          </w:tcPr>
+          <w:p>
+            <w:r/>
+            <w:r>
+              <w:t>Datos de prueba sin información real de producción.</w:t>
+            </w:r>
+          </w:p>
+        </w:tc>
+        <w:tc>
+          <w:tcPr>
+            <w:tcW w:type="dxa" w:w="2160"/>
+          </w:tcPr>
+          <w:p>
+            <w:r/>
+            <w:r>
+              <w:t>Pruebas realizadas con datos ficticios/anonimizados; ambientes separados (PSI.12).</w:t>
+            </w:r>
+          </w:p>
+        </w:tc>
+        <w:tc>
+          <w:tcPr>
+            <w:tcW w:type="dxa" w:w="2160"/>
+          </w:tcPr>
+          <w:p>
+            <w:r/>
+          </w:p>
+        </w:tc>
+      </w:tr>
+      <w:tr>
+        <w:tc>
+          <w:tcPr>
+            <w:tcW w:type="dxa" w:w="2160"/>
+          </w:tcPr>
+          <w:p>
+            <w:r/>
+            <w:r>
+              <w:t>PT-075</w:t>
+            </w:r>
+          </w:p>
+        </w:tc>
+        <w:tc>
+          <w:tcPr>
+            <w:tcW w:type="dxa" w:w="2160"/>
+          </w:tcPr>
+          <w:p>
+            <w:r/>
+            <w:r>
+              <w:t>Contraseñas almacenadas cifradas.</w:t>
+            </w:r>
+          </w:p>
+        </w:tc>
+        <w:tc>
+          <w:tcPr>
+            <w:tcW w:type="dxa" w:w="2160"/>
+          </w:tcPr>
+          <w:p>
+            <w:r/>
+            <w:r>
+              <w:t>Las contraseñas se guardan cifradas; no se exponen en claro (PSI.05).</w:t>
             </w:r>
           </w:p>
         </w:tc>
@@ -2728,8 +2949,10 @@
       <w:pPr>
         <w:pStyle w:val="Heading2"/>
       </w:pPr>
-      <w:r/>
       <w:r>
+        <w:rPr>
+          <w:color w:val="1F4E79"/>
+        </w:rPr>
         <w:t>4. Checklist de validación</w:t>
       </w:r>
     </w:p>
@@ -2753,11 +2976,13 @@
             <w:r>
               <w:rPr>
                 <w:b/>
+                <w:color w:val="1F4E79"/>
               </w:rPr>
             </w:r>
             <w:r>
               <w:rPr>
                 <w:b/>
+                <w:color w:val="1F4E79"/>
               </w:rPr>
               <w:t>Punto de revisión</w:t>
             </w:r>
@@ -2771,11 +2996,13 @@
             <w:r>
               <w:rPr>
                 <w:b/>
+                <w:color w:val="1F4E79"/>
               </w:rPr>
             </w:r>
             <w:r>
               <w:rPr>
                 <w:b/>
+                <w:color w:val="1F4E79"/>
               </w:rPr>
               <w:t>Cumple</w:t>
             </w:r>
@@ -2789,11 +3016,13 @@
             <w:r>
               <w:rPr>
                 <w:b/>
+                <w:color w:val="1F4E79"/>
               </w:rPr>
             </w:r>
             <w:r>
               <w:rPr>
                 <w:b/>
+                <w:color w:val="1F4E79"/>
               </w:rPr>
               <w:t>Observaciones</w:t>
             </w:r>
@@ -3038,8 +3267,10 @@
       <w:pPr>
         <w:pStyle w:val="Heading2"/>
       </w:pPr>
-      <w:r/>
       <w:r>
+        <w:rPr>
+          <w:color w:val="1F4E79"/>
+        </w:rPr>
         <w:t>5. Evidencias</w:t>
       </w:r>
     </w:p>
@@ -3047,7 +3278,6 @@
       <w:r>
         <w:rPr>
           <w:rFonts w:ascii="Consolas" w:hAnsi="Consolas"/>
-          <w:color w:val="C7254E"/>
         </w:rPr>
         <w:t>[Foto: evidencia de login exitoso]</w:t>
       </w:r>
@@ -3067,7 +3297,6 @@
       <w:r>
         <w:rPr>
           <w:rFonts w:ascii="Consolas" w:hAnsi="Consolas"/>
-          <w:color w:val="C7254E"/>
         </w:rPr>
         <w:t>[Foto: evidencia de registro de visita creado]</w:t>
       </w:r>
@@ -3087,7 +3316,6 @@
       <w:r>
         <w:rPr>
           <w:rFonts w:ascii="Consolas" w:hAnsi="Consolas"/>
-          <w:color w:val="C7254E"/>
         </w:rPr>
         <w:t>[Foto: evidencia de validación de QR]</w:t>
       </w:r>
@@ -3107,7 +3335,6 @@
       <w:r>
         <w:rPr>
           <w:rFonts w:ascii="Consolas" w:hAnsi="Consolas"/>
-          <w:color w:val="C7254E"/>
         </w:rPr>
         <w:t>[Foto: evidencia de reporte exportado]</w:t>
       </w:r>
@@ -3124,13 +3351,15 @@
       </w:r>
     </w:p>
     <w:p>
+      <w:pPr>
+        <w:ind w:left="360"/>
+      </w:pPr>
       <w:r>
-        <w:t xml:space="preserve">&gt; Las evidencias se capturan sin exponer datos personales reales, QR reales, tokens ni valores de </w:t>
+        <w:t xml:space="preserve">Las evidencias se capturan sin exponer datos personales reales, QR reales, tokens ni valores de </w:t>
       </w:r>
       <w:r>
         <w:rPr>
           <w:rFonts w:ascii="Consolas" w:hAnsi="Consolas"/>
-          <w:color w:val="C7254E"/>
         </w:rPr>
         <w:t>.env</w:t>
       </w:r>
@@ -3142,8 +3371,10 @@
       <w:pPr>
         <w:pStyle w:val="Heading2"/>
       </w:pPr>
-      <w:r/>
       <w:r>
+        <w:rPr>
+          <w:color w:val="1F4E79"/>
+        </w:rPr>
         <w:t>6. Control documental</w:t>
       </w:r>
     </w:p>
@@ -3170,11 +3401,13 @@
             <w:r>
               <w:rPr>
                 <w:b/>
+                <w:color w:val="1F4E79"/>
               </w:rPr>
             </w:r>
             <w:r>
               <w:rPr>
                 <w:b/>
+                <w:color w:val="1F4E79"/>
               </w:rPr>
               <w:t>Documento</w:t>
             </w:r>
@@ -3188,11 +3421,13 @@
             <w:r>
               <w:rPr>
                 <w:b/>
+                <w:color w:val="1F4E79"/>
               </w:rPr>
             </w:r>
             <w:r>
               <w:rPr>
                 <w:b/>
+                <w:color w:val="1F4E79"/>
               </w:rPr>
               <w:t>Código</w:t>
             </w:r>
@@ -3206,11 +3441,13 @@
             <w:r>
               <w:rPr>
                 <w:b/>
+                <w:color w:val="1F4E79"/>
               </w:rPr>
             </w:r>
             <w:r>
               <w:rPr>
                 <w:b/>
+                <w:color w:val="1F4E79"/>
               </w:rPr>
               <w:t>Versión</w:t>
             </w:r>
@@ -3224,11 +3461,13 @@
             <w:r>
               <w:rPr>
                 <w:b/>
+                <w:color w:val="1F4E79"/>
               </w:rPr>
             </w:r>
             <w:r>
               <w:rPr>
                 <w:b/>
+                <w:color w:val="1F4E79"/>
               </w:rPr>
               <w:t>Fecha</w:t>
             </w:r>
@@ -3242,11 +3481,13 @@
             <w:r>
               <w:rPr>
                 <w:b/>
+                <w:color w:val="1F4E79"/>
               </w:rPr>
             </w:r>
             <w:r>
               <w:rPr>
                 <w:b/>
+                <w:color w:val="1F4E79"/>
               </w:rPr>
               <w:t>Responsable</w:t>
             </w:r>
@@ -3260,11 +3501,13 @@
             <w:r>
               <w:rPr>
                 <w:b/>
+                <w:color w:val="1F4E79"/>
               </w:rPr>
             </w:r>
             <w:r>
               <w:rPr>
                 <w:b/>
+                <w:color w:val="1F4E79"/>
               </w:rPr>
               <w:t>Estado</w:t>
             </w:r>

--- a/documentacion/word/RecepcionElectronica/PT-RE-001-Pruebas.docx
+++ b/documentacion/word/RecepcionElectronica/PT-RE-001-Pruebas.docx
@@ -527,66 +527,7 @@
         <w:pStyle w:val="Listaconnmeros"/>
       </w:pPr>
       <w:r>
-        <w:t>Evidencias</w:t>
-      </w:r>
-    </w:p>
-    <w:p>
-      <w:pPr>
-        <w:pStyle w:val="Listaconnmeros"/>
-      </w:pPr>
-      <w:r>
         <w:t>Control documental</w:t>
-      </w:r>
-    </w:p>
-    <w:p>
-      <w:pPr>
-        <w:pStyle w:val="Ttulo2"/>
-      </w:pPr>
-      <w:r>
-        <w:rPr>
-          <w:color w:val="1F4E79"/>
-        </w:rPr>
-        <w:t>Contenido de imágenes</w:t>
-      </w:r>
-    </w:p>
-    <w:p>
-      <w:pPr>
-        <w:pStyle w:val="Listaconvietas"/>
-      </w:pPr>
-      <w:r>
-        <w:t xml:space="preserve">Ilustración 1. Evidencia de </w:t>
-      </w:r>
-      <w:proofErr w:type="spellStart"/>
-      <w:r>
-        <w:t>login</w:t>
-      </w:r>
-      <w:proofErr w:type="spellEnd"/>
-      <w:r>
-        <w:t xml:space="preserve"> exitoso</w:t>
-      </w:r>
-    </w:p>
-    <w:p>
-      <w:pPr>
-        <w:pStyle w:val="Listaconvietas"/>
-      </w:pPr>
-      <w:r>
-        <w:t>Ilustración 2. Evidencia de registro de visita creado</w:t>
-      </w:r>
-    </w:p>
-    <w:p>
-      <w:pPr>
-        <w:pStyle w:val="Listaconvietas"/>
-      </w:pPr>
-      <w:r>
-        <w:t>Ilustración 3. Evidencia de validación de QR</w:t>
-      </w:r>
-    </w:p>
-    <w:p>
-      <w:pPr>
-        <w:pStyle w:val="Listaconvietas"/>
-      </w:pPr>
-      <w:r>
-        <w:t>Ilustración 4. Evidencia de reporte exportado</w:t>
       </w:r>
     </w:p>
     <w:p>
@@ -723,10 +664,10 @@
         <w:tblLook w:val="04A0" w:firstRow="1" w:lastRow="0" w:firstColumn="1" w:lastColumn="0" w:noHBand="0" w:noVBand="1"/>
       </w:tblPr>
       <w:tblGrid>
-        <w:gridCol w:w="2160"/>
-        <w:gridCol w:w="2160"/>
-        <w:gridCol w:w="2160"/>
-        <w:gridCol w:w="2160"/>
+        <w:gridCol w:w="1762"/>
+        <w:gridCol w:w="1981"/>
+        <w:gridCol w:w="2006"/>
+        <w:gridCol w:w="3107"/>
       </w:tblGrid>
       <w:tr>
         <w:trPr>
@@ -784,6 +725,7 @@
           </w:tcPr>
           <w:p>
             <w:pPr>
+              <w:jc w:val="center"/>
               <w:cnfStyle w:val="100000000000" w:firstRow="1" w:lastRow="0" w:firstColumn="0" w:lastColumn="0" w:oddVBand="0" w:evenVBand="0" w:oddHBand="0" w:evenHBand="0" w:firstRowFirstColumn="0" w:firstRowLastColumn="0" w:lastRowFirstColumn="0" w:lastRowLastColumn="0"/>
             </w:pPr>
             <w:r>
@@ -842,8 +784,55 @@
           </w:tcPr>
           <w:p>
             <w:pPr>
+              <w:jc w:val="center"/>
               <w:cnfStyle w:val="000000100000" w:firstRow="0" w:lastRow="0" w:firstColumn="0" w:lastColumn="0" w:oddVBand="0" w:evenVBand="0" w:oddHBand="1" w:evenHBand="0" w:firstRowFirstColumn="0" w:firstRowLastColumn="0" w:lastRowFirstColumn="0" w:lastRowLastColumn="0"/>
             </w:pPr>
+            <w:r>
+              <w:t>Aprobado</w:t>
+            </w:r>
+          </w:p>
+          <w:p>
+            <w:pPr>
+              <w:jc w:val="center"/>
+              <w:cnfStyle w:val="000000100000" w:firstRow="0" w:lastRow="0" w:firstColumn="0" w:lastColumn="0" w:oddVBand="0" w:evenVBand="0" w:oddHBand="1" w:evenHBand="0" w:firstRowFirstColumn="0" w:firstRowLastColumn="0" w:lastRowFirstColumn="0" w:lastRowLastColumn="0"/>
+            </w:pPr>
+            <w:r>
+              <w:drawing>
+                <wp:inline distT="0" distB="0" distL="0" distR="0" wp14:anchorId="082B6209" wp14:editId="49B66B19">
+                  <wp:extent cx="1836000" cy="1059180"/>
+                  <wp:effectExtent l="0" t="0" r="0" b="7620"/>
+                  <wp:docPr id="175789481" name="Imagen 1"/>
+                  <wp:cNvGraphicFramePr>
+                    <a:graphicFrameLocks xmlns:a="http://schemas.openxmlformats.org/drawingml/2006/main" noChangeAspect="1"/>
+                  </wp:cNvGraphicFramePr>
+                  <a:graphic xmlns:a="http://schemas.openxmlformats.org/drawingml/2006/main">
+                    <a:graphicData uri="http://schemas.openxmlformats.org/drawingml/2006/picture">
+                      <pic:pic xmlns:pic="http://schemas.openxmlformats.org/drawingml/2006/picture">
+                        <pic:nvPicPr>
+                          <pic:cNvPr id="175789481" name=""/>
+                          <pic:cNvPicPr/>
+                        </pic:nvPicPr>
+                        <pic:blipFill>
+                          <a:blip r:embed="rId8"/>
+                          <a:stretch>
+                            <a:fillRect/>
+                          </a:stretch>
+                        </pic:blipFill>
+                        <pic:spPr>
+                          <a:xfrm>
+                            <a:off x="0" y="0"/>
+                            <a:ext cx="1857341" cy="1071492"/>
+                          </a:xfrm>
+                          <a:prstGeom prst="rect">
+                            <a:avLst/>
+                          </a:prstGeom>
+                        </pic:spPr>
+                      </pic:pic>
+                    </a:graphicData>
+                  </a:graphic>
+                </wp:inline>
+              </w:drawing>
+            </w:r>
           </w:p>
         </w:tc>
       </w:tr>
@@ -894,8 +883,49 @@
           </w:tcPr>
           <w:p>
             <w:pPr>
+              <w:jc w:val="center"/>
               <w:cnfStyle w:val="000000010000" w:firstRow="0" w:lastRow="0" w:firstColumn="0" w:lastColumn="0" w:oddVBand="0" w:evenVBand="0" w:oddHBand="0" w:evenHBand="1" w:firstRowFirstColumn="0" w:firstRowLastColumn="0" w:lastRowFirstColumn="0" w:lastRowLastColumn="0"/>
             </w:pPr>
+            <w:r>
+              <w:t>Aprobado</w:t>
+            </w:r>
+            <w:r>
+              <w:drawing>
+                <wp:inline distT="0" distB="0" distL="0" distR="0" wp14:anchorId="24FEC078" wp14:editId="2360EEAF">
+                  <wp:extent cx="1774519" cy="1188720"/>
+                  <wp:effectExtent l="0" t="0" r="0" b="0"/>
+                  <wp:docPr id="1906684335" name="Imagen 1"/>
+                  <wp:cNvGraphicFramePr>
+                    <a:graphicFrameLocks xmlns:a="http://schemas.openxmlformats.org/drawingml/2006/main" noChangeAspect="1"/>
+                  </wp:cNvGraphicFramePr>
+                  <a:graphic xmlns:a="http://schemas.openxmlformats.org/drawingml/2006/main">
+                    <a:graphicData uri="http://schemas.openxmlformats.org/drawingml/2006/picture">
+                      <pic:pic xmlns:pic="http://schemas.openxmlformats.org/drawingml/2006/picture">
+                        <pic:nvPicPr>
+                          <pic:cNvPr id="87013453" name=""/>
+                          <pic:cNvPicPr/>
+                        </pic:nvPicPr>
+                        <pic:blipFill>
+                          <a:blip r:embed="rId9"/>
+                          <a:stretch>
+                            <a:fillRect/>
+                          </a:stretch>
+                        </pic:blipFill>
+                        <pic:spPr>
+                          <a:xfrm>
+                            <a:off x="0" y="0"/>
+                            <a:ext cx="1802342" cy="1207358"/>
+                          </a:xfrm>
+                          <a:prstGeom prst="rect">
+                            <a:avLst/>
+                          </a:prstGeom>
+                        </pic:spPr>
+                      </pic:pic>
+                    </a:graphicData>
+                  </a:graphic>
+                </wp:inline>
+              </w:drawing>
+            </w:r>
           </w:p>
         </w:tc>
       </w:tr>
@@ -946,8 +976,55 @@
           </w:tcPr>
           <w:p>
             <w:pPr>
+              <w:jc w:val="center"/>
               <w:cnfStyle w:val="000000100000" w:firstRow="0" w:lastRow="0" w:firstColumn="0" w:lastColumn="0" w:oddVBand="0" w:evenVBand="0" w:oddHBand="1" w:evenHBand="0" w:firstRowFirstColumn="0" w:firstRowLastColumn="0" w:lastRowFirstColumn="0" w:lastRowLastColumn="0"/>
             </w:pPr>
+            <w:r>
+              <w:t>Aprobado</w:t>
+            </w:r>
+          </w:p>
+          <w:p>
+            <w:pPr>
+              <w:jc w:val="center"/>
+              <w:cnfStyle w:val="000000100000" w:firstRow="0" w:lastRow="0" w:firstColumn="0" w:lastColumn="0" w:oddVBand="0" w:evenVBand="0" w:oddHBand="1" w:evenHBand="0" w:firstRowFirstColumn="0" w:firstRowLastColumn="0" w:lastRowFirstColumn="0" w:lastRowLastColumn="0"/>
+            </w:pPr>
+            <w:r>
+              <w:drawing>
+                <wp:inline distT="0" distB="0" distL="0" distR="0" wp14:anchorId="4C1A82B5" wp14:editId="0C775CA7">
+                  <wp:extent cx="1795828" cy="274320"/>
+                  <wp:effectExtent l="0" t="0" r="0" b="0"/>
+                  <wp:docPr id="2042964711" name="Imagen 1"/>
+                  <wp:cNvGraphicFramePr>
+                    <a:graphicFrameLocks xmlns:a="http://schemas.openxmlformats.org/drawingml/2006/main" noChangeAspect="1"/>
+                  </wp:cNvGraphicFramePr>
+                  <a:graphic xmlns:a="http://schemas.openxmlformats.org/drawingml/2006/main">
+                    <a:graphicData uri="http://schemas.openxmlformats.org/drawingml/2006/picture">
+                      <pic:pic xmlns:pic="http://schemas.openxmlformats.org/drawingml/2006/picture">
+                        <pic:nvPicPr>
+                          <pic:cNvPr id="2042964711" name=""/>
+                          <pic:cNvPicPr/>
+                        </pic:nvPicPr>
+                        <pic:blipFill>
+                          <a:blip r:embed="rId10"/>
+                          <a:stretch>
+                            <a:fillRect/>
+                          </a:stretch>
+                        </pic:blipFill>
+                        <pic:spPr>
+                          <a:xfrm>
+                            <a:off x="0" y="0"/>
+                            <a:ext cx="1868084" cy="285357"/>
+                          </a:xfrm>
+                          <a:prstGeom prst="rect">
+                            <a:avLst/>
+                          </a:prstGeom>
+                        </pic:spPr>
+                      </pic:pic>
+                    </a:graphicData>
+                  </a:graphic>
+                </wp:inline>
+              </w:drawing>
+            </w:r>
           </w:p>
         </w:tc>
       </w:tr>
@@ -991,6 +1068,36 @@
               <w:t>Código enviado, validado y contraseña cambiada.</w:t>
             </w:r>
           </w:p>
+          <w:p>
+            <w:pPr>
+              <w:cnfStyle w:val="000000010000" w:firstRow="0" w:lastRow="0" w:firstColumn="0" w:lastColumn="0" w:oddVBand="0" w:evenVBand="0" w:oddHBand="0" w:evenHBand="1" w:firstRowFirstColumn="0" w:firstRowLastColumn="0" w:lastRowFirstColumn="0" w:lastRowLastColumn="0"/>
+            </w:pPr>
+          </w:p>
+          <w:p>
+            <w:pPr>
+              <w:cnfStyle w:val="000000010000" w:firstRow="0" w:lastRow="0" w:firstColumn="0" w:lastColumn="0" w:oddVBand="0" w:evenVBand="0" w:oddHBand="0" w:evenHBand="1" w:firstRowFirstColumn="0" w:firstRowLastColumn="0" w:lastRowFirstColumn="0" w:lastRowLastColumn="0"/>
+            </w:pPr>
+          </w:p>
+          <w:p>
+            <w:pPr>
+              <w:cnfStyle w:val="000000010000" w:firstRow="0" w:lastRow="0" w:firstColumn="0" w:lastColumn="0" w:oddVBand="0" w:evenVBand="0" w:oddHBand="0" w:evenHBand="1" w:firstRowFirstColumn="0" w:firstRowLastColumn="0" w:lastRowFirstColumn="0" w:lastRowLastColumn="0"/>
+            </w:pPr>
+          </w:p>
+          <w:p>
+            <w:pPr>
+              <w:cnfStyle w:val="000000010000" w:firstRow="0" w:lastRow="0" w:firstColumn="0" w:lastColumn="0" w:oddVBand="0" w:evenVBand="0" w:oddHBand="0" w:evenHBand="1" w:firstRowFirstColumn="0" w:firstRowLastColumn="0" w:lastRowFirstColumn="0" w:lastRowLastColumn="0"/>
+            </w:pPr>
+          </w:p>
+          <w:p>
+            <w:pPr>
+              <w:cnfStyle w:val="000000010000" w:firstRow="0" w:lastRow="0" w:firstColumn="0" w:lastColumn="0" w:oddVBand="0" w:evenVBand="0" w:oddHBand="0" w:evenHBand="1" w:firstRowFirstColumn="0" w:firstRowLastColumn="0" w:lastRowFirstColumn="0" w:lastRowLastColumn="0"/>
+            </w:pPr>
+          </w:p>
+          <w:p>
+            <w:pPr>
+              <w:cnfStyle w:val="000000010000" w:firstRow="0" w:lastRow="0" w:firstColumn="0" w:lastColumn="0" w:oddVBand="0" w:evenVBand="0" w:oddHBand="0" w:evenHBand="1" w:firstRowFirstColumn="0" w:firstRowLastColumn="0" w:lastRowFirstColumn="0" w:lastRowLastColumn="0"/>
+            </w:pPr>
+          </w:p>
         </w:tc>
         <w:tc>
           <w:tcPr>
@@ -998,8 +1105,65 @@
           </w:tcPr>
           <w:p>
             <w:pPr>
+              <w:jc w:val="center"/>
               <w:cnfStyle w:val="000000010000" w:firstRow="0" w:lastRow="0" w:firstColumn="0" w:lastColumn="0" w:oddVBand="0" w:evenVBand="0" w:oddHBand="0" w:evenHBand="1" w:firstRowFirstColumn="0" w:firstRowLastColumn="0" w:lastRowFirstColumn="0" w:lastRowLastColumn="0"/>
             </w:pPr>
+            <w:r>
+              <w:t>Aprobado</w:t>
+            </w:r>
+            <w:r>
+              <w:rPr>
+                <w:noProof/>
+              </w:rPr>
+              <w:drawing>
+                <wp:inline distT="0" distB="0" distL="0" distR="0" wp14:anchorId="42FEEB06" wp14:editId="2E93D1D0">
+                  <wp:extent cx="1750060" cy="754380"/>
+                  <wp:effectExtent l="0" t="0" r="2540" b="7620"/>
+                  <wp:docPr id="1037561893" name="Imagen 4"/>
+                  <wp:cNvGraphicFramePr>
+                    <a:graphicFrameLocks xmlns:a="http://schemas.openxmlformats.org/drawingml/2006/main" noChangeAspect="1"/>
+                  </wp:cNvGraphicFramePr>
+                  <a:graphic xmlns:a="http://schemas.openxmlformats.org/drawingml/2006/main">
+                    <a:graphicData uri="http://schemas.openxmlformats.org/drawingml/2006/picture">
+                      <pic:pic xmlns:pic="http://schemas.openxmlformats.org/drawingml/2006/picture">
+                        <pic:nvPicPr>
+                          <pic:cNvPr id="0" name="Picture 1"/>
+                          <pic:cNvPicPr>
+                            <a:picLocks noChangeAspect="1" noChangeArrowheads="1"/>
+                          </pic:cNvPicPr>
+                        </pic:nvPicPr>
+                        <pic:blipFill>
+                          <a:blip r:embed="rId11">
+                            <a:extLst>
+                              <a:ext uri="{28A0092B-C50C-407E-A947-70E740481C1C}">
+                                <a14:useLocalDpi xmlns:a14="http://schemas.microsoft.com/office/drawing/2010/main" val="0"/>
+                              </a:ext>
+                            </a:extLst>
+                          </a:blip>
+                          <a:srcRect/>
+                          <a:stretch>
+                            <a:fillRect/>
+                          </a:stretch>
+                        </pic:blipFill>
+                        <pic:spPr bwMode="auto">
+                          <a:xfrm>
+                            <a:off x="0" y="0"/>
+                            <a:ext cx="1750060" cy="754380"/>
+                          </a:xfrm>
+                          <a:prstGeom prst="rect">
+                            <a:avLst/>
+                          </a:prstGeom>
+                          <a:noFill/>
+                          <a:ln>
+                            <a:noFill/>
+                          </a:ln>
+                        </pic:spPr>
+                      </pic:pic>
+                    </a:graphicData>
+                  </a:graphic>
+                </wp:inline>
+              </w:drawing>
+            </w:r>
           </w:p>
         </w:tc>
       </w:tr>
@@ -1014,6 +1178,7 @@
           </w:tcPr>
           <w:p>
             <w:r>
+              <w:lastRenderedPageBreak/>
               <w:t>PT-005</w:t>
             </w:r>
           </w:p>
@@ -1050,8 +1215,55 @@
           </w:tcPr>
           <w:p>
             <w:pPr>
+              <w:jc w:val="center"/>
               <w:cnfStyle w:val="000000100000" w:firstRow="0" w:lastRow="0" w:firstColumn="0" w:lastColumn="0" w:oddVBand="0" w:evenVBand="0" w:oddHBand="1" w:evenHBand="0" w:firstRowFirstColumn="0" w:firstRowLastColumn="0" w:lastRowFirstColumn="0" w:lastRowLastColumn="0"/>
             </w:pPr>
+            <w:r>
+              <w:t>Aprobado</w:t>
+            </w:r>
+          </w:p>
+          <w:p>
+            <w:pPr>
+              <w:jc w:val="center"/>
+              <w:cnfStyle w:val="000000100000" w:firstRow="0" w:lastRow="0" w:firstColumn="0" w:lastColumn="0" w:oddVBand="0" w:evenVBand="0" w:oddHBand="1" w:evenHBand="0" w:firstRowFirstColumn="0" w:firstRowLastColumn="0" w:lastRowFirstColumn="0" w:lastRowLastColumn="0"/>
+            </w:pPr>
+            <w:r>
+              <w:drawing>
+                <wp:inline distT="0" distB="0" distL="0" distR="0" wp14:anchorId="68E0AB96" wp14:editId="3805AF58">
+                  <wp:extent cx="1013460" cy="991897"/>
+                  <wp:effectExtent l="0" t="0" r="0" b="0"/>
+                  <wp:docPr id="920699168" name="Imagen 1"/>
+                  <wp:cNvGraphicFramePr>
+                    <a:graphicFrameLocks xmlns:a="http://schemas.openxmlformats.org/drawingml/2006/main" noChangeAspect="1"/>
+                  </wp:cNvGraphicFramePr>
+                  <a:graphic xmlns:a="http://schemas.openxmlformats.org/drawingml/2006/main">
+                    <a:graphicData uri="http://schemas.openxmlformats.org/drawingml/2006/picture">
+                      <pic:pic xmlns:pic="http://schemas.openxmlformats.org/drawingml/2006/picture">
+                        <pic:nvPicPr>
+                          <pic:cNvPr id="920699168" name=""/>
+                          <pic:cNvPicPr/>
+                        </pic:nvPicPr>
+                        <pic:blipFill>
+                          <a:blip r:embed="rId12"/>
+                          <a:stretch>
+                            <a:fillRect/>
+                          </a:stretch>
+                        </pic:blipFill>
+                        <pic:spPr>
+                          <a:xfrm>
+                            <a:off x="0" y="0"/>
+                            <a:ext cx="1026092" cy="1004260"/>
+                          </a:xfrm>
+                          <a:prstGeom prst="rect">
+                            <a:avLst/>
+                          </a:prstGeom>
+                        </pic:spPr>
+                      </pic:pic>
+                    </a:graphicData>
+                  </a:graphic>
+                </wp:inline>
+              </w:drawing>
+            </w:r>
           </w:p>
         </w:tc>
       </w:tr>
@@ -1075,10 +1287,10 @@
         <w:tblLook w:val="04A0" w:firstRow="1" w:lastRow="0" w:firstColumn="1" w:lastColumn="0" w:noHBand="0" w:noVBand="1"/>
       </w:tblPr>
       <w:tblGrid>
-        <w:gridCol w:w="2160"/>
-        <w:gridCol w:w="2160"/>
-        <w:gridCol w:w="2160"/>
-        <w:gridCol w:w="2160"/>
+        <w:gridCol w:w="1415"/>
+        <w:gridCol w:w="2049"/>
+        <w:gridCol w:w="1900"/>
+        <w:gridCol w:w="3492"/>
       </w:tblGrid>
       <w:tr>
         <w:trPr>
@@ -1136,6 +1348,7 @@
           </w:tcPr>
           <w:p>
             <w:pPr>
+              <w:jc w:val="center"/>
               <w:cnfStyle w:val="100000000000" w:firstRow="1" w:lastRow="0" w:firstColumn="0" w:lastColumn="0" w:oddVBand="0" w:evenVBand="0" w:oddHBand="0" w:evenHBand="0" w:firstRowFirstColumn="0" w:firstRowLastColumn="0" w:lastRowFirstColumn="0" w:lastRowLastColumn="0"/>
             </w:pPr>
             <w:r>
@@ -1194,8 +1407,49 @@
           </w:tcPr>
           <w:p>
             <w:pPr>
+              <w:jc w:val="center"/>
               <w:cnfStyle w:val="000000100000" w:firstRow="0" w:lastRow="0" w:firstColumn="0" w:lastColumn="0" w:oddVBand="0" w:evenVBand="0" w:oddHBand="1" w:evenHBand="0" w:firstRowFirstColumn="0" w:firstRowLastColumn="0" w:lastRowFirstColumn="0" w:lastRowLastColumn="0"/>
             </w:pPr>
+            <w:r>
+              <w:t>Aprobado</w:t>
+            </w:r>
+            <w:r>
+              <w:drawing>
+                <wp:inline distT="0" distB="0" distL="0" distR="0" wp14:anchorId="676FD182" wp14:editId="3C0E11E4">
+                  <wp:extent cx="2080260" cy="1071430"/>
+                  <wp:effectExtent l="0" t="0" r="0" b="0"/>
+                  <wp:docPr id="1384267471" name="Imagen 1"/>
+                  <wp:cNvGraphicFramePr>
+                    <a:graphicFrameLocks xmlns:a="http://schemas.openxmlformats.org/drawingml/2006/main" noChangeAspect="1"/>
+                  </wp:cNvGraphicFramePr>
+                  <a:graphic xmlns:a="http://schemas.openxmlformats.org/drawingml/2006/main">
+                    <a:graphicData uri="http://schemas.openxmlformats.org/drawingml/2006/picture">
+                      <pic:pic xmlns:pic="http://schemas.openxmlformats.org/drawingml/2006/picture">
+                        <pic:nvPicPr>
+                          <pic:cNvPr id="1384267471" name=""/>
+                          <pic:cNvPicPr/>
+                        </pic:nvPicPr>
+                        <pic:blipFill>
+                          <a:blip r:embed="rId13"/>
+                          <a:stretch>
+                            <a:fillRect/>
+                          </a:stretch>
+                        </pic:blipFill>
+                        <pic:spPr>
+                          <a:xfrm>
+                            <a:off x="0" y="0"/>
+                            <a:ext cx="2091995" cy="1077474"/>
+                          </a:xfrm>
+                          <a:prstGeom prst="rect">
+                            <a:avLst/>
+                          </a:prstGeom>
+                        </pic:spPr>
+                      </pic:pic>
+                    </a:graphicData>
+                  </a:graphic>
+                </wp:inline>
+              </w:drawing>
+            </w:r>
           </w:p>
         </w:tc>
       </w:tr>
@@ -1246,8 +1500,55 @@
           </w:tcPr>
           <w:p>
             <w:pPr>
+              <w:jc w:val="center"/>
               <w:cnfStyle w:val="000000010000" w:firstRow="0" w:lastRow="0" w:firstColumn="0" w:lastColumn="0" w:oddVBand="0" w:evenVBand="0" w:oddHBand="0" w:evenHBand="1" w:firstRowFirstColumn="0" w:firstRowLastColumn="0" w:lastRowFirstColumn="0" w:lastRowLastColumn="0"/>
             </w:pPr>
+            <w:r>
+              <w:t>Aprobado</w:t>
+            </w:r>
+          </w:p>
+          <w:p>
+            <w:pPr>
+              <w:jc w:val="center"/>
+              <w:cnfStyle w:val="000000010000" w:firstRow="0" w:lastRow="0" w:firstColumn="0" w:lastColumn="0" w:oddVBand="0" w:evenVBand="0" w:oddHBand="0" w:evenHBand="1" w:firstRowFirstColumn="0" w:firstRowLastColumn="0" w:lastRowFirstColumn="0" w:lastRowLastColumn="0"/>
+            </w:pPr>
+            <w:r>
+              <w:drawing>
+                <wp:inline distT="0" distB="0" distL="0" distR="0" wp14:anchorId="320ACEFE" wp14:editId="2785CEB8">
+                  <wp:extent cx="1918333" cy="462577"/>
+                  <wp:effectExtent l="0" t="0" r="6350" b="0"/>
+                  <wp:docPr id="149392551" name="Imagen 1"/>
+                  <wp:cNvGraphicFramePr>
+                    <a:graphicFrameLocks xmlns:a="http://schemas.openxmlformats.org/drawingml/2006/main" noChangeAspect="1"/>
+                  </wp:cNvGraphicFramePr>
+                  <a:graphic xmlns:a="http://schemas.openxmlformats.org/drawingml/2006/main">
+                    <a:graphicData uri="http://schemas.openxmlformats.org/drawingml/2006/picture">
+                      <pic:pic xmlns:pic="http://schemas.openxmlformats.org/drawingml/2006/picture">
+                        <pic:nvPicPr>
+                          <pic:cNvPr id="149392551" name=""/>
+                          <pic:cNvPicPr/>
+                        </pic:nvPicPr>
+                        <pic:blipFill>
+                          <a:blip r:embed="rId14"/>
+                          <a:stretch>
+                            <a:fillRect/>
+                          </a:stretch>
+                        </pic:blipFill>
+                        <pic:spPr>
+                          <a:xfrm>
+                            <a:off x="0" y="0"/>
+                            <a:ext cx="1984297" cy="478483"/>
+                          </a:xfrm>
+                          <a:prstGeom prst="rect">
+                            <a:avLst/>
+                          </a:prstGeom>
+                        </pic:spPr>
+                      </pic:pic>
+                    </a:graphicData>
+                  </a:graphic>
+                </wp:inline>
+              </w:drawing>
+            </w:r>
           </w:p>
         </w:tc>
       </w:tr>
@@ -1262,7 +1563,7 @@
           </w:tcPr>
           <w:p>
             <w:r>
-              <w:t>PT-012</w:t>
+              <w:t>PT-013</w:t>
             </w:r>
           </w:p>
         </w:tc>
@@ -1275,7 +1576,7 @@
               <w:cnfStyle w:val="000000100000" w:firstRow="0" w:lastRow="0" w:firstColumn="0" w:lastColumn="0" w:oddVBand="0" w:evenVBand="0" w:oddHBand="1" w:evenHBand="0" w:firstRowFirstColumn="0" w:firstRowLastColumn="0" w:lastRowFirstColumn="0" w:lastRowLastColumn="0"/>
             </w:pPr>
             <w:r>
-              <w:t>Carga masiva con formato.</w:t>
+              <w:t>Generación de QR.</w:t>
             </w:r>
           </w:p>
         </w:tc>
@@ -1288,7 +1589,7 @@
               <w:cnfStyle w:val="000000100000" w:firstRow="0" w:lastRow="0" w:firstColumn="0" w:lastColumn="0" w:oddVBand="0" w:evenVBand="0" w:oddHBand="1" w:evenHBand="0" w:firstRowFirstColumn="0" w:firstRowLastColumn="0" w:lastRowFirstColumn="0" w:lastRowLastColumn="0"/>
             </w:pPr>
             <w:r>
-              <w:t>Registros importados; errores reportados.</w:t>
+              <w:t>QR generado correctamente.</w:t>
             </w:r>
           </w:p>
         </w:tc>
@@ -1298,8 +1599,55 @@
           </w:tcPr>
           <w:p>
             <w:pPr>
+              <w:jc w:val="center"/>
               <w:cnfStyle w:val="000000100000" w:firstRow="0" w:lastRow="0" w:firstColumn="0" w:lastColumn="0" w:oddVBand="0" w:evenVBand="0" w:oddHBand="1" w:evenHBand="0" w:firstRowFirstColumn="0" w:firstRowLastColumn="0" w:lastRowFirstColumn="0" w:lastRowLastColumn="0"/>
             </w:pPr>
+            <w:r>
+              <w:t>Aprobado</w:t>
+            </w:r>
+          </w:p>
+          <w:p>
+            <w:pPr>
+              <w:jc w:val="center"/>
+              <w:cnfStyle w:val="000000100000" w:firstRow="0" w:lastRow="0" w:firstColumn="0" w:lastColumn="0" w:oddVBand="0" w:evenVBand="0" w:oddHBand="1" w:evenHBand="0" w:firstRowFirstColumn="0" w:firstRowLastColumn="0" w:lastRowFirstColumn="0" w:lastRowLastColumn="0"/>
+            </w:pPr>
+            <w:r>
+              <w:drawing>
+                <wp:inline distT="0" distB="0" distL="0" distR="0" wp14:anchorId="7E0CB039" wp14:editId="47D1675A">
+                  <wp:extent cx="1105054" cy="1057423"/>
+                  <wp:effectExtent l="0" t="0" r="0" b="0"/>
+                  <wp:docPr id="65825452" name="Imagen 1"/>
+                  <wp:cNvGraphicFramePr>
+                    <a:graphicFrameLocks xmlns:a="http://schemas.openxmlformats.org/drawingml/2006/main" noChangeAspect="1"/>
+                  </wp:cNvGraphicFramePr>
+                  <a:graphic xmlns:a="http://schemas.openxmlformats.org/drawingml/2006/main">
+                    <a:graphicData uri="http://schemas.openxmlformats.org/drawingml/2006/picture">
+                      <pic:pic xmlns:pic="http://schemas.openxmlformats.org/drawingml/2006/picture">
+                        <pic:nvPicPr>
+                          <pic:cNvPr id="65825452" name=""/>
+                          <pic:cNvPicPr/>
+                        </pic:nvPicPr>
+                        <pic:blipFill>
+                          <a:blip r:embed="rId15"/>
+                          <a:stretch>
+                            <a:fillRect/>
+                          </a:stretch>
+                        </pic:blipFill>
+                        <pic:spPr>
+                          <a:xfrm>
+                            <a:off x="0" y="0"/>
+                            <a:ext cx="1105054" cy="1057423"/>
+                          </a:xfrm>
+                          <a:prstGeom prst="rect">
+                            <a:avLst/>
+                          </a:prstGeom>
+                        </pic:spPr>
+                      </pic:pic>
+                    </a:graphicData>
+                  </a:graphic>
+                </wp:inline>
+              </w:drawing>
+            </w:r>
           </w:p>
         </w:tc>
       </w:tr>
@@ -1314,7 +1662,7 @@
           </w:tcPr>
           <w:p>
             <w:r>
-              <w:t>PT-013</w:t>
+              <w:t>PT-014</w:t>
             </w:r>
           </w:p>
         </w:tc>
@@ -1327,7 +1675,7 @@
               <w:cnfStyle w:val="000000010000" w:firstRow="0" w:lastRow="0" w:firstColumn="0" w:lastColumn="0" w:oddVBand="0" w:evenVBand="0" w:oddHBand="0" w:evenHBand="1" w:firstRowFirstColumn="0" w:firstRowLastColumn="0" w:lastRowFirstColumn="0" w:lastRowLastColumn="0"/>
             </w:pPr>
             <w:r>
-              <w:t>Generación de QR.</w:t>
+              <w:t>Anonimización en baja de empleado.</w:t>
             </w:r>
           </w:p>
         </w:tc>
@@ -1340,7 +1688,7 @@
               <w:cnfStyle w:val="000000010000" w:firstRow="0" w:lastRow="0" w:firstColumn="0" w:lastColumn="0" w:oddVBand="0" w:evenVBand="0" w:oddHBand="0" w:evenHBand="1" w:firstRowFirstColumn="0" w:firstRowLastColumn="0" w:lastRowFirstColumn="0" w:lastRowLastColumn="0"/>
             </w:pPr>
             <w:r>
-              <w:t>QR generado correctamente.</w:t>
+              <w:t>Datos personales (correo, nombre, teléfono) sobrescritos físicamente; no recuperables (PSI.05).</w:t>
             </w:r>
           </w:p>
         </w:tc>
@@ -1350,69 +1698,76 @@
           </w:tcPr>
           <w:p>
             <w:pPr>
+              <w:jc w:val="center"/>
               <w:cnfStyle w:val="000000010000" w:firstRow="0" w:lastRow="0" w:firstColumn="0" w:lastColumn="0" w:oddVBand="0" w:evenVBand="0" w:oddHBand="0" w:evenHBand="1" w:firstRowFirstColumn="0" w:firstRowLastColumn="0" w:lastRowFirstColumn="0" w:lastRowLastColumn="0"/>
             </w:pPr>
-          </w:p>
-        </w:tc>
-      </w:tr>
-      <w:tr>
-        <w:trPr>
-          <w:cnfStyle w:val="000000100000" w:firstRow="0" w:lastRow="0" w:firstColumn="0" w:lastColumn="0" w:oddVBand="0" w:evenVBand="0" w:oddHBand="1" w:evenHBand="0" w:firstRowFirstColumn="0" w:firstRowLastColumn="0" w:lastRowFirstColumn="0" w:lastRowLastColumn="0"/>
-        </w:trPr>
-        <w:tc>
-          <w:tcPr>
-            <w:cnfStyle w:val="001000000000" w:firstRow="0" w:lastRow="0" w:firstColumn="1" w:lastColumn="0" w:oddVBand="0" w:evenVBand="0" w:oddHBand="0" w:evenHBand="0" w:firstRowFirstColumn="0" w:firstRowLastColumn="0" w:lastRowFirstColumn="0" w:lastRowLastColumn="0"/>
-            <w:tcW w:w="2160" w:type="dxa"/>
-          </w:tcPr>
-          <w:p>
-            <w:r>
-              <w:t>PT-014</w:t>
-            </w:r>
-          </w:p>
-        </w:tc>
-        <w:tc>
-          <w:tcPr>
-            <w:tcW w:w="2160" w:type="dxa"/>
-          </w:tcPr>
-          <w:p>
-            <w:pPr>
-              <w:cnfStyle w:val="000000100000" w:firstRow="0" w:lastRow="0" w:firstColumn="0" w:lastColumn="0" w:oddVBand="0" w:evenVBand="0" w:oddHBand="1" w:evenHBand="0" w:firstRowFirstColumn="0" w:firstRowLastColumn="0" w:lastRowFirstColumn="0" w:lastRowLastColumn="0"/>
-            </w:pPr>
-            <w:r>
-              <w:t>Anonimización en baja de empleado.</w:t>
-            </w:r>
-          </w:p>
-        </w:tc>
-        <w:tc>
-          <w:tcPr>
-            <w:tcW w:w="2160" w:type="dxa"/>
-          </w:tcPr>
-          <w:p>
-            <w:pPr>
-              <w:cnfStyle w:val="000000100000" w:firstRow="0" w:lastRow="0" w:firstColumn="0" w:lastColumn="0" w:oddVBand="0" w:evenVBand="0" w:oddHBand="1" w:evenHBand="0" w:firstRowFirstColumn="0" w:firstRowLastColumn="0" w:lastRowFirstColumn="0" w:lastRowLastColumn="0"/>
-            </w:pPr>
-            <w:r>
-              <w:t xml:space="preserve">Datos personales (correo, nombre, teléfono) </w:t>
-            </w:r>
-            <w:r>
-              <w:lastRenderedPageBreak/>
-              <w:t>sobrescritos físicamente; no recuperables (PSI.05).</w:t>
-            </w:r>
-          </w:p>
-        </w:tc>
-        <w:tc>
-          <w:tcPr>
-            <w:tcW w:w="2160" w:type="dxa"/>
-          </w:tcPr>
-          <w:p>
-            <w:pPr>
-              <w:cnfStyle w:val="000000100000" w:firstRow="0" w:lastRow="0" w:firstColumn="0" w:lastColumn="0" w:oddVBand="0" w:evenVBand="0" w:oddHBand="1" w:evenHBand="0" w:firstRowFirstColumn="0" w:firstRowLastColumn="0" w:lastRowFirstColumn="0" w:lastRowLastColumn="0"/>
-            </w:pPr>
+            <w:r>
+              <w:t>Aprobado</w:t>
+            </w:r>
+          </w:p>
+          <w:p>
+            <w:pPr>
+              <w:jc w:val="center"/>
+              <w:cnfStyle w:val="000000010000" w:firstRow="0" w:lastRow="0" w:firstColumn="0" w:lastColumn="0" w:oddVBand="0" w:evenVBand="0" w:oddHBand="0" w:evenHBand="1" w:firstRowFirstColumn="0" w:firstRowLastColumn="0" w:lastRowFirstColumn="0" w:lastRowLastColumn="0"/>
+            </w:pPr>
+            <w:r>
+              <w:drawing>
+                <wp:inline distT="0" distB="0" distL="0" distR="0" wp14:anchorId="0DB7F66D" wp14:editId="43DD1019">
+                  <wp:extent cx="2080260" cy="677529"/>
+                  <wp:effectExtent l="0" t="0" r="0" b="8890"/>
+                  <wp:docPr id="1411700300" name="Imagen 1"/>
+                  <wp:cNvGraphicFramePr>
+                    <a:graphicFrameLocks xmlns:a="http://schemas.openxmlformats.org/drawingml/2006/main" noChangeAspect="1"/>
+                  </wp:cNvGraphicFramePr>
+                  <a:graphic xmlns:a="http://schemas.openxmlformats.org/drawingml/2006/main">
+                    <a:graphicData uri="http://schemas.openxmlformats.org/drawingml/2006/picture">
+                      <pic:pic xmlns:pic="http://schemas.openxmlformats.org/drawingml/2006/picture">
+                        <pic:nvPicPr>
+                          <pic:cNvPr id="1411700300" name=""/>
+                          <pic:cNvPicPr/>
+                        </pic:nvPicPr>
+                        <pic:blipFill>
+                          <a:blip r:embed="rId16"/>
+                          <a:stretch>
+                            <a:fillRect/>
+                          </a:stretch>
+                        </pic:blipFill>
+                        <pic:spPr>
+                          <a:xfrm>
+                            <a:off x="0" y="0"/>
+                            <a:ext cx="2112534" cy="688041"/>
+                          </a:xfrm>
+                          <a:prstGeom prst="rect">
+                            <a:avLst/>
+                          </a:prstGeom>
+                        </pic:spPr>
+                      </pic:pic>
+                    </a:graphicData>
+                  </a:graphic>
+                </wp:inline>
+              </w:drawing>
+            </w:r>
           </w:p>
         </w:tc>
       </w:tr>
     </w:tbl>
     <w:p/>
+    <w:p>
+      <w:pPr>
+        <w:rPr>
+          <w:rFonts w:asciiTheme="majorHAnsi" w:eastAsiaTheme="majorEastAsia" w:hAnsiTheme="majorHAnsi" w:cstheme="majorBidi"/>
+          <w:b/>
+          <w:bCs/>
+          <w:color w:val="1F4E79"/>
+        </w:rPr>
+      </w:pPr>
+      <w:r>
+        <w:rPr>
+          <w:color w:val="1F4E79"/>
+        </w:rPr>
+        <w:br w:type="page"/>
+      </w:r>
+    </w:p>
     <w:p>
       <w:pPr>
         <w:pStyle w:val="Ttulo3"/>
@@ -1421,6 +1776,7 @@
         <w:rPr>
           <w:color w:val="1F4E79"/>
         </w:rPr>
+        <w:lastRenderedPageBreak/>
         <w:t>3.3 Visitantes</w:t>
       </w:r>
     </w:p>
@@ -1431,10 +1787,10 @@
         <w:tblLook w:val="04A0" w:firstRow="1" w:lastRow="0" w:firstColumn="1" w:lastColumn="0" w:noHBand="0" w:noVBand="1"/>
       </w:tblPr>
       <w:tblGrid>
-        <w:gridCol w:w="2160"/>
-        <w:gridCol w:w="2160"/>
-        <w:gridCol w:w="2160"/>
-        <w:gridCol w:w="2160"/>
+        <w:gridCol w:w="1622"/>
+        <w:gridCol w:w="2157"/>
+        <w:gridCol w:w="2101"/>
+        <w:gridCol w:w="2976"/>
       </w:tblGrid>
       <w:tr>
         <w:trPr>
@@ -1492,6 +1848,7 @@
           </w:tcPr>
           <w:p>
             <w:pPr>
+              <w:jc w:val="center"/>
               <w:cnfStyle w:val="100000000000" w:firstRow="1" w:lastRow="0" w:firstColumn="0" w:lastColumn="0" w:oddVBand="0" w:evenVBand="0" w:oddHBand="0" w:evenHBand="0" w:firstRowFirstColumn="0" w:firstRowLastColumn="0" w:lastRowFirstColumn="0" w:lastRowLastColumn="0"/>
             </w:pPr>
             <w:r>
@@ -1550,8 +1907,49 @@
           </w:tcPr>
           <w:p>
             <w:pPr>
+              <w:jc w:val="center"/>
               <w:cnfStyle w:val="000000100000" w:firstRow="0" w:lastRow="0" w:firstColumn="0" w:lastColumn="0" w:oddVBand="0" w:evenVBand="0" w:oddHBand="1" w:evenHBand="0" w:firstRowFirstColumn="0" w:firstRowLastColumn="0" w:lastRowFirstColumn="0" w:lastRowLastColumn="0"/>
             </w:pPr>
+            <w:r>
+              <w:t>Aprobado</w:t>
+            </w:r>
+            <w:r>
+              <w:drawing>
+                <wp:inline distT="0" distB="0" distL="0" distR="0" wp14:anchorId="46FA4AE8" wp14:editId="594597E0">
+                  <wp:extent cx="1699260" cy="603001"/>
+                  <wp:effectExtent l="0" t="0" r="0" b="6985"/>
+                  <wp:docPr id="1507472027" name="Imagen 1"/>
+                  <wp:cNvGraphicFramePr>
+                    <a:graphicFrameLocks xmlns:a="http://schemas.openxmlformats.org/drawingml/2006/main" noChangeAspect="1"/>
+                  </wp:cNvGraphicFramePr>
+                  <a:graphic xmlns:a="http://schemas.openxmlformats.org/drawingml/2006/main">
+                    <a:graphicData uri="http://schemas.openxmlformats.org/drawingml/2006/picture">
+                      <pic:pic xmlns:pic="http://schemas.openxmlformats.org/drawingml/2006/picture">
+                        <pic:nvPicPr>
+                          <pic:cNvPr id="1507472027" name=""/>
+                          <pic:cNvPicPr/>
+                        </pic:nvPicPr>
+                        <pic:blipFill>
+                          <a:blip r:embed="rId17"/>
+                          <a:stretch>
+                            <a:fillRect/>
+                          </a:stretch>
+                        </pic:blipFill>
+                        <pic:spPr>
+                          <a:xfrm>
+                            <a:off x="0" y="0"/>
+                            <a:ext cx="1771461" cy="628622"/>
+                          </a:xfrm>
+                          <a:prstGeom prst="rect">
+                            <a:avLst/>
+                          </a:prstGeom>
+                        </pic:spPr>
+                      </pic:pic>
+                    </a:graphicData>
+                  </a:graphic>
+                </wp:inline>
+              </w:drawing>
+            </w:r>
           </w:p>
         </w:tc>
       </w:tr>
@@ -1602,8 +2000,55 @@
           </w:tcPr>
           <w:p>
             <w:pPr>
+              <w:jc w:val="center"/>
               <w:cnfStyle w:val="000000010000" w:firstRow="0" w:lastRow="0" w:firstColumn="0" w:lastColumn="0" w:oddVBand="0" w:evenVBand="0" w:oddHBand="0" w:evenHBand="1" w:firstRowFirstColumn="0" w:firstRowLastColumn="0" w:lastRowFirstColumn="0" w:lastRowLastColumn="0"/>
             </w:pPr>
+            <w:r>
+              <w:t>Aprobado</w:t>
+            </w:r>
+          </w:p>
+          <w:p>
+            <w:pPr>
+              <w:jc w:val="center"/>
+              <w:cnfStyle w:val="000000010000" w:firstRow="0" w:lastRow="0" w:firstColumn="0" w:lastColumn="0" w:oddVBand="0" w:evenVBand="0" w:oddHBand="0" w:evenHBand="1" w:firstRowFirstColumn="0" w:firstRowLastColumn="0" w:lastRowFirstColumn="0" w:lastRowLastColumn="0"/>
+            </w:pPr>
+            <w:r>
+              <w:drawing>
+                <wp:inline distT="0" distB="0" distL="0" distR="0" wp14:anchorId="1504FB86" wp14:editId="5A14642E">
+                  <wp:extent cx="1684020" cy="1078435"/>
+                  <wp:effectExtent l="0" t="0" r="0" b="7620"/>
+                  <wp:docPr id="1201165028" name="Imagen 1"/>
+                  <wp:cNvGraphicFramePr>
+                    <a:graphicFrameLocks xmlns:a="http://schemas.openxmlformats.org/drawingml/2006/main" noChangeAspect="1"/>
+                  </wp:cNvGraphicFramePr>
+                  <a:graphic xmlns:a="http://schemas.openxmlformats.org/drawingml/2006/main">
+                    <a:graphicData uri="http://schemas.openxmlformats.org/drawingml/2006/picture">
+                      <pic:pic xmlns:pic="http://schemas.openxmlformats.org/drawingml/2006/picture">
+                        <pic:nvPicPr>
+                          <pic:cNvPr id="1201165028" name=""/>
+                          <pic:cNvPicPr/>
+                        </pic:nvPicPr>
+                        <pic:blipFill>
+                          <a:blip r:embed="rId18"/>
+                          <a:stretch>
+                            <a:fillRect/>
+                          </a:stretch>
+                        </pic:blipFill>
+                        <pic:spPr>
+                          <a:xfrm>
+                            <a:off x="0" y="0"/>
+                            <a:ext cx="1694501" cy="1085147"/>
+                          </a:xfrm>
+                          <a:prstGeom prst="rect">
+                            <a:avLst/>
+                          </a:prstGeom>
+                        </pic:spPr>
+                      </pic:pic>
+                    </a:graphicData>
+                  </a:graphic>
+                </wp:inline>
+              </w:drawing>
+            </w:r>
           </w:p>
         </w:tc>
       </w:tr>
@@ -1654,8 +2099,55 @@
           </w:tcPr>
           <w:p>
             <w:pPr>
+              <w:jc w:val="center"/>
               <w:cnfStyle w:val="000000100000" w:firstRow="0" w:lastRow="0" w:firstColumn="0" w:lastColumn="0" w:oddVBand="0" w:evenVBand="0" w:oddHBand="1" w:evenHBand="0" w:firstRowFirstColumn="0" w:firstRowLastColumn="0" w:lastRowFirstColumn="0" w:lastRowLastColumn="0"/>
             </w:pPr>
+            <w:r>
+              <w:t>Aprobado</w:t>
+            </w:r>
+          </w:p>
+          <w:p>
+            <w:pPr>
+              <w:jc w:val="center"/>
+              <w:cnfStyle w:val="000000100000" w:firstRow="0" w:lastRow="0" w:firstColumn="0" w:lastColumn="0" w:oddVBand="0" w:evenVBand="0" w:oddHBand="1" w:evenHBand="0" w:firstRowFirstColumn="0" w:firstRowLastColumn="0" w:lastRowFirstColumn="0" w:lastRowLastColumn="0"/>
+            </w:pPr>
+            <w:r>
+              <w:drawing>
+                <wp:inline distT="0" distB="0" distL="0" distR="0" wp14:anchorId="395695CB" wp14:editId="49BD6B4E">
+                  <wp:extent cx="866896" cy="838317"/>
+                  <wp:effectExtent l="0" t="0" r="0" b="0"/>
+                  <wp:docPr id="1169926386" name="Imagen 1"/>
+                  <wp:cNvGraphicFramePr>
+                    <a:graphicFrameLocks xmlns:a="http://schemas.openxmlformats.org/drawingml/2006/main" noChangeAspect="1"/>
+                  </wp:cNvGraphicFramePr>
+                  <a:graphic xmlns:a="http://schemas.openxmlformats.org/drawingml/2006/main">
+                    <a:graphicData uri="http://schemas.openxmlformats.org/drawingml/2006/picture">
+                      <pic:pic xmlns:pic="http://schemas.openxmlformats.org/drawingml/2006/picture">
+                        <pic:nvPicPr>
+                          <pic:cNvPr id="1169926386" name=""/>
+                          <pic:cNvPicPr/>
+                        </pic:nvPicPr>
+                        <pic:blipFill>
+                          <a:blip r:embed="rId19"/>
+                          <a:stretch>
+                            <a:fillRect/>
+                          </a:stretch>
+                        </pic:blipFill>
+                        <pic:spPr>
+                          <a:xfrm>
+                            <a:off x="0" y="0"/>
+                            <a:ext cx="866896" cy="838317"/>
+                          </a:xfrm>
+                          <a:prstGeom prst="rect">
+                            <a:avLst/>
+                          </a:prstGeom>
+                        </pic:spPr>
+                      </pic:pic>
+                    </a:graphicData>
+                  </a:graphic>
+                </wp:inline>
+              </w:drawing>
+            </w:r>
           </w:p>
         </w:tc>
       </w:tr>
@@ -1706,8 +2198,49 @@
           </w:tcPr>
           <w:p>
             <w:pPr>
+              <w:jc w:val="center"/>
               <w:cnfStyle w:val="000000010000" w:firstRow="0" w:lastRow="0" w:firstColumn="0" w:lastColumn="0" w:oddVBand="0" w:evenVBand="0" w:oddHBand="0" w:evenHBand="1" w:firstRowFirstColumn="0" w:firstRowLastColumn="0" w:lastRowFirstColumn="0" w:lastRowLastColumn="0"/>
             </w:pPr>
+            <w:r>
+              <w:t>Aprobado</w:t>
+            </w:r>
+            <w:r>
+              <w:drawing>
+                <wp:inline distT="0" distB="0" distL="0" distR="0" wp14:anchorId="092E0A26" wp14:editId="3BFD7486">
+                  <wp:extent cx="1752600" cy="218263"/>
+                  <wp:effectExtent l="0" t="0" r="0" b="0"/>
+                  <wp:docPr id="1520830740" name="Imagen 1"/>
+                  <wp:cNvGraphicFramePr>
+                    <a:graphicFrameLocks xmlns:a="http://schemas.openxmlformats.org/drawingml/2006/main" noChangeAspect="1"/>
+                  </wp:cNvGraphicFramePr>
+                  <a:graphic xmlns:a="http://schemas.openxmlformats.org/drawingml/2006/main">
+                    <a:graphicData uri="http://schemas.openxmlformats.org/drawingml/2006/picture">
+                      <pic:pic xmlns:pic="http://schemas.openxmlformats.org/drawingml/2006/picture">
+                        <pic:nvPicPr>
+                          <pic:cNvPr id="1520830740" name=""/>
+                          <pic:cNvPicPr/>
+                        </pic:nvPicPr>
+                        <pic:blipFill>
+                          <a:blip r:embed="rId20"/>
+                          <a:stretch>
+                            <a:fillRect/>
+                          </a:stretch>
+                        </pic:blipFill>
+                        <pic:spPr>
+                          <a:xfrm>
+                            <a:off x="0" y="0"/>
+                            <a:ext cx="1819653" cy="226614"/>
+                          </a:xfrm>
+                          <a:prstGeom prst="rect">
+                            <a:avLst/>
+                          </a:prstGeom>
+                        </pic:spPr>
+                      </pic:pic>
+                    </a:graphicData>
+                  </a:graphic>
+                </wp:inline>
+              </w:drawing>
+            </w:r>
           </w:p>
         </w:tc>
       </w:tr>
@@ -1731,10 +2264,10 @@
         <w:tblLook w:val="04A0" w:firstRow="1" w:lastRow="0" w:firstColumn="1" w:lastColumn="0" w:noHBand="0" w:noVBand="1"/>
       </w:tblPr>
       <w:tblGrid>
-        <w:gridCol w:w="2160"/>
-        <w:gridCol w:w="2160"/>
-        <w:gridCol w:w="2160"/>
-        <w:gridCol w:w="2160"/>
+        <w:gridCol w:w="1649"/>
+        <w:gridCol w:w="1946"/>
+        <w:gridCol w:w="2075"/>
+        <w:gridCol w:w="3186"/>
       </w:tblGrid>
       <w:tr>
         <w:trPr>
@@ -1792,6 +2325,7 @@
           </w:tcPr>
           <w:p>
             <w:pPr>
+              <w:jc w:val="center"/>
               <w:cnfStyle w:val="100000000000" w:firstRow="1" w:lastRow="0" w:firstColumn="0" w:lastColumn="0" w:oddVBand="0" w:evenVBand="0" w:oddHBand="0" w:evenHBand="0" w:firstRowFirstColumn="0" w:firstRowLastColumn="0" w:lastRowFirstColumn="0" w:lastRowLastColumn="0"/>
             </w:pPr>
             <w:r>
@@ -1827,7 +2361,7 @@
               <w:cnfStyle w:val="000000100000" w:firstRow="0" w:lastRow="0" w:firstColumn="0" w:lastColumn="0" w:oddVBand="0" w:evenVBand="0" w:oddHBand="1" w:evenHBand="0" w:firstRowFirstColumn="0" w:firstRowLastColumn="0" w:lastRowFirstColumn="0" w:lastRowLastColumn="0"/>
             </w:pPr>
             <w:r>
-              <w:t>Crear visita por recepción.</w:t>
+              <w:t>Crear visita.</w:t>
             </w:r>
           </w:p>
         </w:tc>
@@ -1850,8 +2384,55 @@
           </w:tcPr>
           <w:p>
             <w:pPr>
+              <w:jc w:val="center"/>
               <w:cnfStyle w:val="000000100000" w:firstRow="0" w:lastRow="0" w:firstColumn="0" w:lastColumn="0" w:oddVBand="0" w:evenVBand="0" w:oddHBand="1" w:evenHBand="0" w:firstRowFirstColumn="0" w:firstRowLastColumn="0" w:lastRowFirstColumn="0" w:lastRowLastColumn="0"/>
             </w:pPr>
+            <w:r>
+              <w:t>Aprobado</w:t>
+            </w:r>
+          </w:p>
+          <w:p>
+            <w:pPr>
+              <w:jc w:val="center"/>
+              <w:cnfStyle w:val="000000100000" w:firstRow="0" w:lastRow="0" w:firstColumn="0" w:lastColumn="0" w:oddVBand="0" w:evenVBand="0" w:oddHBand="1" w:evenHBand="0" w:firstRowFirstColumn="0" w:firstRowLastColumn="0" w:lastRowFirstColumn="0" w:lastRowLastColumn="0"/>
+            </w:pPr>
+            <w:r>
+              <w:drawing>
+                <wp:inline distT="0" distB="0" distL="0" distR="0" wp14:anchorId="1991EA1B" wp14:editId="26625523">
+                  <wp:extent cx="1744980" cy="160360"/>
+                  <wp:effectExtent l="0" t="0" r="0" b="0"/>
+                  <wp:docPr id="2096272575" name="Imagen 1"/>
+                  <wp:cNvGraphicFramePr>
+                    <a:graphicFrameLocks xmlns:a="http://schemas.openxmlformats.org/drawingml/2006/main" noChangeAspect="1"/>
+                  </wp:cNvGraphicFramePr>
+                  <a:graphic xmlns:a="http://schemas.openxmlformats.org/drawingml/2006/main">
+                    <a:graphicData uri="http://schemas.openxmlformats.org/drawingml/2006/picture">
+                      <pic:pic xmlns:pic="http://schemas.openxmlformats.org/drawingml/2006/picture">
+                        <pic:nvPicPr>
+                          <pic:cNvPr id="2096272575" name=""/>
+                          <pic:cNvPicPr/>
+                        </pic:nvPicPr>
+                        <pic:blipFill>
+                          <a:blip r:embed="rId21"/>
+                          <a:stretch>
+                            <a:fillRect/>
+                          </a:stretch>
+                        </pic:blipFill>
+                        <pic:spPr>
+                          <a:xfrm>
+                            <a:off x="0" y="0"/>
+                            <a:ext cx="1804117" cy="165795"/>
+                          </a:xfrm>
+                          <a:prstGeom prst="rect">
+                            <a:avLst/>
+                          </a:prstGeom>
+                        </pic:spPr>
+                      </pic:pic>
+                    </a:graphicData>
+                  </a:graphic>
+                </wp:inline>
+              </w:drawing>
+            </w:r>
           </w:p>
         </w:tc>
       </w:tr>
@@ -1866,7 +2447,7 @@
           </w:tcPr>
           <w:p>
             <w:r>
-              <w:t>PT-031</w:t>
+              <w:t>PT-033</w:t>
             </w:r>
           </w:p>
         </w:tc>
@@ -1879,7 +2460,7 @@
               <w:cnfStyle w:val="000000010000" w:firstRow="0" w:lastRow="0" w:firstColumn="0" w:lastColumn="0" w:oddVBand="0" w:evenVBand="0" w:oddHBand="0" w:evenHBand="1" w:firstRowFirstColumn="0" w:firstRowLastColumn="0" w:lastRowFirstColumn="0" w:lastRowLastColumn="0"/>
             </w:pPr>
             <w:r>
-              <w:t>Registro por liga enviada.</w:t>
+              <w:t>Notificaciones por correo.</w:t>
             </w:r>
           </w:p>
         </w:tc>
@@ -1892,7 +2473,7 @@
               <w:cnfStyle w:val="000000010000" w:firstRow="0" w:lastRow="0" w:firstColumn="0" w:lastColumn="0" w:oddVBand="0" w:evenVBand="0" w:oddHBand="0" w:evenHBand="1" w:firstRowFirstColumn="0" w:firstRowLastColumn="0" w:lastRowFirstColumn="0" w:lastRowLastColumn="0"/>
             </w:pPr>
             <w:r>
-              <w:t>Token validado y registro creado.</w:t>
+              <w:t>Correos enviados a visitante/anfitrión.</w:t>
             </w:r>
           </w:p>
         </w:tc>
@@ -1902,112 +2483,55 @@
           </w:tcPr>
           <w:p>
             <w:pPr>
+              <w:jc w:val="center"/>
               <w:cnfStyle w:val="000000010000" w:firstRow="0" w:lastRow="0" w:firstColumn="0" w:lastColumn="0" w:oddVBand="0" w:evenVBand="0" w:oddHBand="0" w:evenHBand="1" w:firstRowFirstColumn="0" w:firstRowLastColumn="0" w:lastRowFirstColumn="0" w:lastRowLastColumn="0"/>
             </w:pPr>
-          </w:p>
-        </w:tc>
-      </w:tr>
-      <w:tr>
-        <w:trPr>
-          <w:cnfStyle w:val="000000100000" w:firstRow="0" w:lastRow="0" w:firstColumn="0" w:lastColumn="0" w:oddVBand="0" w:evenVBand="0" w:oddHBand="1" w:evenHBand="0" w:firstRowFirstColumn="0" w:firstRowLastColumn="0" w:lastRowFirstColumn="0" w:lastRowLastColumn="0"/>
-        </w:trPr>
-        <w:tc>
-          <w:tcPr>
-            <w:cnfStyle w:val="001000000000" w:firstRow="0" w:lastRow="0" w:firstColumn="1" w:lastColumn="0" w:oddVBand="0" w:evenVBand="0" w:oddHBand="0" w:evenHBand="0" w:firstRowFirstColumn="0" w:firstRowLastColumn="0" w:lastRowFirstColumn="0" w:lastRowLastColumn="0"/>
-            <w:tcW w:w="2160" w:type="dxa"/>
-          </w:tcPr>
-          <w:p>
-            <w:r>
-              <w:t>PT-032</w:t>
-            </w:r>
-          </w:p>
-        </w:tc>
-        <w:tc>
-          <w:tcPr>
-            <w:tcW w:w="2160" w:type="dxa"/>
-          </w:tcPr>
-          <w:p>
-            <w:pPr>
-              <w:cnfStyle w:val="000000100000" w:firstRow="0" w:lastRow="0" w:firstColumn="0" w:lastColumn="0" w:oddVBand="0" w:evenVBand="0" w:oddHBand="1" w:evenHBand="0" w:firstRowFirstColumn="0" w:firstRowLastColumn="0" w:lastRowFirstColumn="0" w:lastRowLastColumn="0"/>
-            </w:pPr>
-            <w:r>
-              <w:t>Cancelar/finalizar visita.</w:t>
-            </w:r>
-          </w:p>
-        </w:tc>
-        <w:tc>
-          <w:tcPr>
-            <w:tcW w:w="2160" w:type="dxa"/>
-          </w:tcPr>
-          <w:p>
-            <w:pPr>
-              <w:cnfStyle w:val="000000100000" w:firstRow="0" w:lastRow="0" w:firstColumn="0" w:lastColumn="0" w:oddVBand="0" w:evenVBand="0" w:oddHBand="1" w:evenHBand="0" w:firstRowFirstColumn="0" w:firstRowLastColumn="0" w:lastRowFirstColumn="0" w:lastRowLastColumn="0"/>
-            </w:pPr>
-            <w:r>
-              <w:t>Evento de cierre y correo (si aplica).</w:t>
-            </w:r>
-          </w:p>
-        </w:tc>
-        <w:tc>
-          <w:tcPr>
-            <w:tcW w:w="2160" w:type="dxa"/>
-          </w:tcPr>
-          <w:p>
-            <w:pPr>
-              <w:cnfStyle w:val="000000100000" w:firstRow="0" w:lastRow="0" w:firstColumn="0" w:lastColumn="0" w:oddVBand="0" w:evenVBand="0" w:oddHBand="1" w:evenHBand="0" w:firstRowFirstColumn="0" w:firstRowLastColumn="0" w:lastRowFirstColumn="0" w:lastRowLastColumn="0"/>
-            </w:pPr>
-          </w:p>
-        </w:tc>
-      </w:tr>
-      <w:tr>
-        <w:trPr>
-          <w:cnfStyle w:val="000000010000" w:firstRow="0" w:lastRow="0" w:firstColumn="0" w:lastColumn="0" w:oddVBand="0" w:evenVBand="0" w:oddHBand="0" w:evenHBand="1" w:firstRowFirstColumn="0" w:firstRowLastColumn="0" w:lastRowFirstColumn="0" w:lastRowLastColumn="0"/>
-        </w:trPr>
-        <w:tc>
-          <w:tcPr>
-            <w:cnfStyle w:val="001000000000" w:firstRow="0" w:lastRow="0" w:firstColumn="1" w:lastColumn="0" w:oddVBand="0" w:evenVBand="0" w:oddHBand="0" w:evenHBand="0" w:firstRowFirstColumn="0" w:firstRowLastColumn="0" w:lastRowFirstColumn="0" w:lastRowLastColumn="0"/>
-            <w:tcW w:w="2160" w:type="dxa"/>
-          </w:tcPr>
-          <w:p>
-            <w:r>
-              <w:t>PT-033</w:t>
-            </w:r>
-          </w:p>
-        </w:tc>
-        <w:tc>
-          <w:tcPr>
-            <w:tcW w:w="2160" w:type="dxa"/>
-          </w:tcPr>
-          <w:p>
-            <w:pPr>
+            <w:r>
+              <w:t>Aprobado</w:t>
+            </w:r>
+          </w:p>
+          <w:p>
+            <w:pPr>
+              <w:jc w:val="center"/>
               <w:cnfStyle w:val="000000010000" w:firstRow="0" w:lastRow="0" w:firstColumn="0" w:lastColumn="0" w:oddVBand="0" w:evenVBand="0" w:oddHBand="0" w:evenHBand="1" w:firstRowFirstColumn="0" w:firstRowLastColumn="0" w:lastRowFirstColumn="0" w:lastRowLastColumn="0"/>
             </w:pPr>
             <w:r>
-              <w:t>Notificaciones por correo.</w:t>
-            </w:r>
-          </w:p>
-        </w:tc>
-        <w:tc>
-          <w:tcPr>
-            <w:tcW w:w="2160" w:type="dxa"/>
-          </w:tcPr>
-          <w:p>
-            <w:pPr>
-              <w:cnfStyle w:val="000000010000" w:firstRow="0" w:lastRow="0" w:firstColumn="0" w:lastColumn="0" w:oddVBand="0" w:evenVBand="0" w:oddHBand="0" w:evenHBand="1" w:firstRowFirstColumn="0" w:firstRowLastColumn="0" w:lastRowFirstColumn="0" w:lastRowLastColumn="0"/>
-            </w:pPr>
-            <w:r>
-              <w:t>Correos enviados a visitante/anfitrión.</w:t>
-            </w:r>
-          </w:p>
-        </w:tc>
-        <w:tc>
-          <w:tcPr>
-            <w:tcW w:w="2160" w:type="dxa"/>
-          </w:tcPr>
-          <w:p>
-            <w:pPr>
-              <w:cnfStyle w:val="000000010000" w:firstRow="0" w:lastRow="0" w:firstColumn="0" w:lastColumn="0" w:oddVBand="0" w:evenVBand="0" w:oddHBand="0" w:evenHBand="1" w:firstRowFirstColumn="0" w:firstRowLastColumn="0" w:lastRowFirstColumn="0" w:lastRowLastColumn="0"/>
-            </w:pPr>
+              <w:drawing>
+                <wp:inline distT="0" distB="0" distL="0" distR="0" wp14:anchorId="06D85BAA" wp14:editId="674E60E1">
+                  <wp:extent cx="1882140" cy="1395267"/>
+                  <wp:effectExtent l="0" t="0" r="3810" b="0"/>
+                  <wp:docPr id="2066435854" name="Imagen 1"/>
+                  <wp:cNvGraphicFramePr>
+                    <a:graphicFrameLocks xmlns:a="http://schemas.openxmlformats.org/drawingml/2006/main" noChangeAspect="1"/>
+                  </wp:cNvGraphicFramePr>
+                  <a:graphic xmlns:a="http://schemas.openxmlformats.org/drawingml/2006/main">
+                    <a:graphicData uri="http://schemas.openxmlformats.org/drawingml/2006/picture">
+                      <pic:pic xmlns:pic="http://schemas.openxmlformats.org/drawingml/2006/picture">
+                        <pic:nvPicPr>
+                          <pic:cNvPr id="2066435854" name=""/>
+                          <pic:cNvPicPr/>
+                        </pic:nvPicPr>
+                        <pic:blipFill>
+                          <a:blip r:embed="rId22"/>
+                          <a:stretch>
+                            <a:fillRect/>
+                          </a:stretch>
+                        </pic:blipFill>
+                        <pic:spPr>
+                          <a:xfrm>
+                            <a:off x="0" y="0"/>
+                            <a:ext cx="1890962" cy="1401807"/>
+                          </a:xfrm>
+                          <a:prstGeom prst="rect">
+                            <a:avLst/>
+                          </a:prstGeom>
+                        </pic:spPr>
+                      </pic:pic>
+                    </a:graphicData>
+                  </a:graphic>
+                </wp:inline>
+              </w:drawing>
+            </w:r>
           </w:p>
         </w:tc>
       </w:tr>
@@ -2092,6 +2616,7 @@
           </w:tcPr>
           <w:p>
             <w:pPr>
+              <w:jc w:val="center"/>
               <w:cnfStyle w:val="100000000000" w:firstRow="1" w:lastRow="0" w:firstColumn="0" w:lastColumn="0" w:oddVBand="0" w:evenVBand="0" w:oddHBand="0" w:evenHBand="0" w:firstRowFirstColumn="0" w:firstRowLastColumn="0" w:lastRowFirstColumn="0" w:lastRowLastColumn="0"/>
             </w:pPr>
             <w:r>
@@ -2150,8 +2675,12 @@
           </w:tcPr>
           <w:p>
             <w:pPr>
+              <w:jc w:val="center"/>
               <w:cnfStyle w:val="000000100000" w:firstRow="0" w:lastRow="0" w:firstColumn="0" w:lastColumn="0" w:oddVBand="0" w:evenVBand="0" w:oddHBand="1" w:evenHBand="0" w:firstRowFirstColumn="0" w:firstRowLastColumn="0" w:lastRowFirstColumn="0" w:lastRowLastColumn="0"/>
             </w:pPr>
+            <w:r>
+              <w:t>Aprobado</w:t>
+            </w:r>
           </w:p>
         </w:tc>
       </w:tr>
@@ -2202,8 +2731,12 @@
           </w:tcPr>
           <w:p>
             <w:pPr>
+              <w:jc w:val="center"/>
               <w:cnfStyle w:val="000000010000" w:firstRow="0" w:lastRow="0" w:firstColumn="0" w:lastColumn="0" w:oddVBand="0" w:evenVBand="0" w:oddHBand="0" w:evenHBand="1" w:firstRowFirstColumn="0" w:firstRowLastColumn="0" w:lastRowFirstColumn="0" w:lastRowLastColumn="0"/>
             </w:pPr>
+            <w:r>
+              <w:t>Aprobado</w:t>
+            </w:r>
           </w:p>
         </w:tc>
       </w:tr>
@@ -2218,6 +2751,7 @@
           </w:tcPr>
           <w:p>
             <w:r>
+              <w:lastRenderedPageBreak/>
               <w:t>PT-042</w:t>
             </w:r>
           </w:p>
@@ -2254,8 +2788,12 @@
           </w:tcPr>
           <w:p>
             <w:pPr>
+              <w:jc w:val="center"/>
               <w:cnfStyle w:val="000000100000" w:firstRow="0" w:lastRow="0" w:firstColumn="0" w:lastColumn="0" w:oddVBand="0" w:evenVBand="0" w:oddHBand="1" w:evenHBand="0" w:firstRowFirstColumn="0" w:firstRowLastColumn="0" w:lastRowFirstColumn="0" w:lastRowLastColumn="0"/>
             </w:pPr>
+            <w:r>
+              <w:t>Aprobado</w:t>
+            </w:r>
           </w:p>
         </w:tc>
       </w:tr>
@@ -2306,13 +2844,33 @@
           </w:tcPr>
           <w:p>
             <w:pPr>
+              <w:jc w:val="center"/>
               <w:cnfStyle w:val="000000010000" w:firstRow="0" w:lastRow="0" w:firstColumn="0" w:lastColumn="0" w:oddVBand="0" w:evenVBand="0" w:oddHBand="0" w:evenHBand="1" w:firstRowFirstColumn="0" w:firstRowLastColumn="0" w:lastRowFirstColumn="0" w:lastRowLastColumn="0"/>
             </w:pPr>
+            <w:r>
+              <w:t>Aprobado</w:t>
+            </w:r>
           </w:p>
         </w:tc>
       </w:tr>
     </w:tbl>
     <w:p/>
+    <w:p>
+      <w:pPr>
+        <w:rPr>
+          <w:rFonts w:asciiTheme="majorHAnsi" w:eastAsiaTheme="majorEastAsia" w:hAnsiTheme="majorHAnsi" w:cstheme="majorBidi"/>
+          <w:b/>
+          <w:bCs/>
+          <w:color w:val="1F4E79"/>
+        </w:rPr>
+      </w:pPr>
+      <w:r>
+        <w:rPr>
+          <w:color w:val="1F4E79"/>
+        </w:rPr>
+        <w:br w:type="page"/>
+      </w:r>
+    </w:p>
     <w:p>
       <w:pPr>
         <w:pStyle w:val="Ttulo3"/>
@@ -2321,6 +2879,7 @@
         <w:rPr>
           <w:color w:val="1F4E79"/>
         </w:rPr>
+        <w:lastRenderedPageBreak/>
         <w:t>3.6 Catálogos y configuración</w:t>
       </w:r>
     </w:p>
@@ -2372,7 +2931,7 @@
         </w:tc>
         <w:tc>
           <w:tcPr>
-            <w:tcW w:w="2160" w:type="dxa"/>
+            <w:tcW w:w="2368" w:type="dxa"/>
           </w:tcPr>
           <w:p>
             <w:pPr>
@@ -2392,6 +2951,7 @@
           </w:tcPr>
           <w:p>
             <w:pPr>
+              <w:jc w:val="center"/>
               <w:cnfStyle w:val="100000000000" w:firstRow="1" w:lastRow="0" w:firstColumn="0" w:lastColumn="0" w:oddVBand="0" w:evenVBand="0" w:oddHBand="0" w:evenHBand="0" w:firstRowFirstColumn="0" w:firstRowLastColumn="0" w:lastRowFirstColumn="0" w:lastRowLastColumn="0"/>
             </w:pPr>
             <w:r>
@@ -2433,29 +2993,29 @@
         </w:tc>
         <w:tc>
           <w:tcPr>
+            <w:tcW w:w="2368" w:type="dxa"/>
+          </w:tcPr>
+          <w:p>
+            <w:pPr>
+              <w:cnfStyle w:val="000000100000" w:firstRow="0" w:lastRow="0" w:firstColumn="0" w:lastColumn="0" w:oddVBand="0" w:evenVBand="0" w:oddHBand="1" w:evenHBand="0" w:firstRowFirstColumn="0" w:firstRowLastColumn="0" w:lastRowFirstColumn="0" w:lastRowLastColumn="0"/>
+            </w:pPr>
+            <w:r>
+              <w:t>Altas/ediciones/estados correctos.</w:t>
+            </w:r>
+          </w:p>
+        </w:tc>
+        <w:tc>
+          <w:tcPr>
             <w:tcW w:w="2160" w:type="dxa"/>
           </w:tcPr>
           <w:p>
             <w:pPr>
+              <w:jc w:val="center"/>
               <w:cnfStyle w:val="000000100000" w:firstRow="0" w:lastRow="0" w:firstColumn="0" w:lastColumn="0" w:oddVBand="0" w:evenVBand="0" w:oddHBand="1" w:evenHBand="0" w:firstRowFirstColumn="0" w:firstRowLastColumn="0" w:lastRowFirstColumn="0" w:lastRowLastColumn="0"/>
             </w:pPr>
             <w:r>
-              <w:t xml:space="preserve">Altas/ediciones/estados </w:t>
-            </w:r>
-            <w:r>
-              <w:lastRenderedPageBreak/>
-              <w:t>correctos.</w:t>
-            </w:r>
-          </w:p>
-        </w:tc>
-        <w:tc>
-          <w:tcPr>
-            <w:tcW w:w="2160" w:type="dxa"/>
-          </w:tcPr>
-          <w:p>
-            <w:pPr>
-              <w:cnfStyle w:val="000000100000" w:firstRow="0" w:lastRow="0" w:firstColumn="0" w:lastColumn="0" w:oddVBand="0" w:evenVBand="0" w:oddHBand="1" w:evenHBand="0" w:firstRowFirstColumn="0" w:firstRowLastColumn="0" w:lastRowFirstColumn="0" w:lastRowLastColumn="0"/>
-            </w:pPr>
+              <w:t>Aprobado</w:t>
+            </w:r>
           </w:p>
         </w:tc>
       </w:tr>
@@ -2489,25 +3049,29 @@
         </w:tc>
         <w:tc>
           <w:tcPr>
+            <w:tcW w:w="2368" w:type="dxa"/>
+          </w:tcPr>
+          <w:p>
+            <w:pPr>
+              <w:cnfStyle w:val="000000010000" w:firstRow="0" w:lastRow="0" w:firstColumn="0" w:lastColumn="0" w:oddVBand="0" w:evenVBand="0" w:oddHBand="0" w:evenHBand="1" w:firstRowFirstColumn="0" w:firstRowLastColumn="0" w:lastRowFirstColumn="0" w:lastRowLastColumn="0"/>
+            </w:pPr>
+            <w:r>
+              <w:t>Configuración aplicada.</w:t>
+            </w:r>
+          </w:p>
+        </w:tc>
+        <w:tc>
+          <w:tcPr>
             <w:tcW w:w="2160" w:type="dxa"/>
           </w:tcPr>
           <w:p>
             <w:pPr>
+              <w:jc w:val="center"/>
               <w:cnfStyle w:val="000000010000" w:firstRow="0" w:lastRow="0" w:firstColumn="0" w:lastColumn="0" w:oddVBand="0" w:evenVBand="0" w:oddHBand="0" w:evenHBand="1" w:firstRowFirstColumn="0" w:firstRowLastColumn="0" w:lastRowFirstColumn="0" w:lastRowLastColumn="0"/>
             </w:pPr>
             <w:r>
-              <w:t>Configuración aplicada.</w:t>
-            </w:r>
-          </w:p>
-        </w:tc>
-        <w:tc>
-          <w:tcPr>
-            <w:tcW w:w="2160" w:type="dxa"/>
-          </w:tcPr>
-          <w:p>
-            <w:pPr>
-              <w:cnfStyle w:val="000000010000" w:firstRow="0" w:lastRow="0" w:firstColumn="0" w:lastColumn="0" w:oddVBand="0" w:evenVBand="0" w:oddHBand="0" w:evenHBand="1" w:firstRowFirstColumn="0" w:firstRowLastColumn="0" w:lastRowFirstColumn="0" w:lastRowLastColumn="0"/>
-            </w:pPr>
+              <w:t>Aprobado</w:t>
+            </w:r>
           </w:p>
         </w:tc>
       </w:tr>
@@ -2541,25 +3105,29 @@
         </w:tc>
         <w:tc>
           <w:tcPr>
+            <w:tcW w:w="2368" w:type="dxa"/>
+          </w:tcPr>
+          <w:p>
+            <w:pPr>
+              <w:cnfStyle w:val="000000100000" w:firstRow="0" w:lastRow="0" w:firstColumn="0" w:lastColumn="0" w:oddVBand="0" w:evenVBand="0" w:oddHBand="1" w:evenHBand="0" w:firstRowFirstColumn="0" w:firstRowLastColumn="0" w:lastRowFirstColumn="0" w:lastRowLastColumn="0"/>
+            </w:pPr>
+            <w:r>
+              <w:t>Rol creado con visibilidad definida.</w:t>
+            </w:r>
+          </w:p>
+        </w:tc>
+        <w:tc>
+          <w:tcPr>
             <w:tcW w:w="2160" w:type="dxa"/>
           </w:tcPr>
           <w:p>
             <w:pPr>
+              <w:jc w:val="center"/>
               <w:cnfStyle w:val="000000100000" w:firstRow="0" w:lastRow="0" w:firstColumn="0" w:lastColumn="0" w:oddVBand="0" w:evenVBand="0" w:oddHBand="1" w:evenHBand="0" w:firstRowFirstColumn="0" w:firstRowLastColumn="0" w:lastRowFirstColumn="0" w:lastRowLastColumn="0"/>
             </w:pPr>
             <w:r>
-              <w:t>Rol creado con visibilidad definida.</w:t>
-            </w:r>
-          </w:p>
-        </w:tc>
-        <w:tc>
-          <w:tcPr>
-            <w:tcW w:w="2160" w:type="dxa"/>
-          </w:tcPr>
-          <w:p>
-            <w:pPr>
-              <w:cnfStyle w:val="000000100000" w:firstRow="0" w:lastRow="0" w:firstColumn="0" w:lastColumn="0" w:oddVBand="0" w:evenVBand="0" w:oddHBand="1" w:evenHBand="0" w:firstRowFirstColumn="0" w:firstRowLastColumn="0" w:lastRowFirstColumn="0" w:lastRowLastColumn="0"/>
-            </w:pPr>
+              <w:t>Aprobado</w:t>
+            </w:r>
           </w:p>
         </w:tc>
       </w:tr>
@@ -2593,25 +3161,29 @@
         </w:tc>
         <w:tc>
           <w:tcPr>
+            <w:tcW w:w="2368" w:type="dxa"/>
+          </w:tcPr>
+          <w:p>
+            <w:pPr>
+              <w:cnfStyle w:val="000000010000" w:firstRow="0" w:lastRow="0" w:firstColumn="0" w:lastColumn="0" w:oddVBand="0" w:evenVBand="0" w:oddHBand="0" w:evenHBand="1" w:firstRowFirstColumn="0" w:firstRowLastColumn="0" w:lastRowFirstColumn="0" w:lastRowLastColumn="0"/>
+            </w:pPr>
+            <w:r>
+              <w:t>Visibilidad actualizada sin afectar la base.</w:t>
+            </w:r>
+          </w:p>
+        </w:tc>
+        <w:tc>
+          <w:tcPr>
             <w:tcW w:w="2160" w:type="dxa"/>
           </w:tcPr>
           <w:p>
             <w:pPr>
+              <w:jc w:val="center"/>
               <w:cnfStyle w:val="000000010000" w:firstRow="0" w:lastRow="0" w:firstColumn="0" w:lastColumn="0" w:oddVBand="0" w:evenVBand="0" w:oddHBand="0" w:evenHBand="1" w:firstRowFirstColumn="0" w:firstRowLastColumn="0" w:lastRowFirstColumn="0" w:lastRowLastColumn="0"/>
             </w:pPr>
             <w:r>
-              <w:t>Visibilidad actualizada sin afectar la base.</w:t>
-            </w:r>
-          </w:p>
-        </w:tc>
-        <w:tc>
-          <w:tcPr>
-            <w:tcW w:w="2160" w:type="dxa"/>
-          </w:tcPr>
-          <w:p>
-            <w:pPr>
-              <w:cnfStyle w:val="000000010000" w:firstRow="0" w:lastRow="0" w:firstColumn="0" w:lastColumn="0" w:oddVBand="0" w:evenVBand="0" w:oddHBand="0" w:evenHBand="1" w:firstRowFirstColumn="0" w:firstRowLastColumn="0" w:lastRowFirstColumn="0" w:lastRowLastColumn="0"/>
-            </w:pPr>
+              <w:t>Aprobado</w:t>
+            </w:r>
           </w:p>
         </w:tc>
       </w:tr>
@@ -2647,7 +3219,7 @@
         <w:tc>
           <w:tcPr>
             <w:cnfStyle w:val="001000000000" w:firstRow="0" w:lastRow="0" w:firstColumn="1" w:lastColumn="0" w:oddVBand="0" w:evenVBand="0" w:oddHBand="0" w:evenHBand="0" w:firstRowFirstColumn="0" w:firstRowLastColumn="0" w:lastRowFirstColumn="0" w:lastRowLastColumn="0"/>
-            <w:tcW w:w="2160" w:type="dxa"/>
+            <w:tcW w:w="2138" w:type="dxa"/>
           </w:tcPr>
           <w:p>
             <w:r>
@@ -2660,7 +3232,7 @@
         </w:tc>
         <w:tc>
           <w:tcPr>
-            <w:tcW w:w="2160" w:type="dxa"/>
+            <w:tcW w:w="2430" w:type="dxa"/>
           </w:tcPr>
           <w:p>
             <w:pPr>
@@ -2676,7 +3248,7 @@
         </w:tc>
         <w:tc>
           <w:tcPr>
-            <w:tcW w:w="2160" w:type="dxa"/>
+            <w:tcW w:w="2147" w:type="dxa"/>
           </w:tcPr>
           <w:p>
             <w:pPr>
@@ -2692,10 +3264,11 @@
         </w:tc>
         <w:tc>
           <w:tcPr>
-            <w:tcW w:w="2160" w:type="dxa"/>
-          </w:tcPr>
-          <w:p>
-            <w:pPr>
+            <w:tcW w:w="2141" w:type="dxa"/>
+          </w:tcPr>
+          <w:p>
+            <w:pPr>
+              <w:jc w:val="center"/>
               <w:cnfStyle w:val="100000000000" w:firstRow="1" w:lastRow="0" w:firstColumn="0" w:lastColumn="0" w:oddVBand="0" w:evenVBand="0" w:oddHBand="0" w:evenHBand="0" w:firstRowFirstColumn="0" w:firstRowLastColumn="0" w:lastRowFirstColumn="0" w:lastRowLastColumn="0"/>
             </w:pPr>
             <w:r>
@@ -2714,7 +3287,7 @@
         <w:tc>
           <w:tcPr>
             <w:cnfStyle w:val="001000000000" w:firstRow="0" w:lastRow="0" w:firstColumn="1" w:lastColumn="0" w:oddVBand="0" w:evenVBand="0" w:oddHBand="0" w:evenHBand="0" w:firstRowFirstColumn="0" w:firstRowLastColumn="0" w:lastRowFirstColumn="0" w:lastRowLastColumn="0"/>
-            <w:tcW w:w="2160" w:type="dxa"/>
+            <w:tcW w:w="2138" w:type="dxa"/>
           </w:tcPr>
           <w:p>
             <w:r>
@@ -2724,7 +3297,7 @@
         </w:tc>
         <w:tc>
           <w:tcPr>
-            <w:tcW w:w="2160" w:type="dxa"/>
+            <w:tcW w:w="2430" w:type="dxa"/>
           </w:tcPr>
           <w:p>
             <w:pPr>
@@ -2737,7 +3310,7 @@
         </w:tc>
         <w:tc>
           <w:tcPr>
-            <w:tcW w:w="2160" w:type="dxa"/>
+            <w:tcW w:w="2147" w:type="dxa"/>
           </w:tcPr>
           <w:p>
             <w:pPr>
@@ -2750,12 +3323,16 @@
         </w:tc>
         <w:tc>
           <w:tcPr>
-            <w:tcW w:w="2160" w:type="dxa"/>
-          </w:tcPr>
-          <w:p>
-            <w:pPr>
+            <w:tcW w:w="2141" w:type="dxa"/>
+          </w:tcPr>
+          <w:p>
+            <w:pPr>
+              <w:jc w:val="center"/>
               <w:cnfStyle w:val="000000100000" w:firstRow="0" w:lastRow="0" w:firstColumn="0" w:lastColumn="0" w:oddVBand="0" w:evenVBand="0" w:oddHBand="1" w:evenHBand="0" w:firstRowFirstColumn="0" w:firstRowLastColumn="0" w:lastRowFirstColumn="0" w:lastRowLastColumn="0"/>
             </w:pPr>
+            <w:r>
+              <w:t>Aprobado</w:t>
+            </w:r>
           </w:p>
         </w:tc>
       </w:tr>
@@ -2766,7 +3343,7 @@
         <w:tc>
           <w:tcPr>
             <w:cnfStyle w:val="001000000000" w:firstRow="0" w:lastRow="0" w:firstColumn="1" w:lastColumn="0" w:oddVBand="0" w:evenVBand="0" w:oddHBand="0" w:evenHBand="0" w:firstRowFirstColumn="0" w:firstRowLastColumn="0" w:lastRowFirstColumn="0" w:lastRowLastColumn="0"/>
-            <w:tcW w:w="2160" w:type="dxa"/>
+            <w:tcW w:w="2138" w:type="dxa"/>
           </w:tcPr>
           <w:p>
             <w:r>
@@ -2776,7 +3353,7 @@
         </w:tc>
         <w:tc>
           <w:tcPr>
-            <w:tcW w:w="2160" w:type="dxa"/>
+            <w:tcW w:w="2430" w:type="dxa"/>
           </w:tcPr>
           <w:p>
             <w:pPr>
@@ -2789,7 +3366,7 @@
         </w:tc>
         <w:tc>
           <w:tcPr>
-            <w:tcW w:w="2160" w:type="dxa"/>
+            <w:tcW w:w="2147" w:type="dxa"/>
           </w:tcPr>
           <w:p>
             <w:pPr>
@@ -2802,12 +3379,16 @@
         </w:tc>
         <w:tc>
           <w:tcPr>
-            <w:tcW w:w="2160" w:type="dxa"/>
-          </w:tcPr>
-          <w:p>
-            <w:pPr>
+            <w:tcW w:w="2141" w:type="dxa"/>
+          </w:tcPr>
+          <w:p>
+            <w:pPr>
+              <w:jc w:val="center"/>
               <w:cnfStyle w:val="000000010000" w:firstRow="0" w:lastRow="0" w:firstColumn="0" w:lastColumn="0" w:oddVBand="0" w:evenVBand="0" w:oddHBand="0" w:evenHBand="1" w:firstRowFirstColumn="0" w:firstRowLastColumn="0" w:lastRowFirstColumn="0" w:lastRowLastColumn="0"/>
             </w:pPr>
+            <w:r>
+              <w:t>Aprobado</w:t>
+            </w:r>
           </w:p>
         </w:tc>
       </w:tr>
@@ -2872,7 +3453,7 @@
         </w:tc>
         <w:tc>
           <w:tcPr>
-            <w:tcW w:w="2160" w:type="dxa"/>
+            <w:tcW w:w="2280" w:type="dxa"/>
           </w:tcPr>
           <w:p>
             <w:pPr>
@@ -2892,6 +3473,7 @@
           </w:tcPr>
           <w:p>
             <w:pPr>
+              <w:jc w:val="center"/>
               <w:cnfStyle w:val="100000000000" w:firstRow="1" w:lastRow="0" w:firstColumn="0" w:lastColumn="0" w:oddVBand="0" w:evenVBand="0" w:oddHBand="0" w:evenHBand="0" w:firstRowFirstColumn="0" w:firstRowLastColumn="0" w:lastRowFirstColumn="0" w:lastRowLastColumn="0"/>
             </w:pPr>
             <w:r>
@@ -2933,25 +3515,29 @@
         </w:tc>
         <w:tc>
           <w:tcPr>
+            <w:tcW w:w="2280" w:type="dxa"/>
+          </w:tcPr>
+          <w:p>
+            <w:pPr>
+              <w:cnfStyle w:val="000000100000" w:firstRow="0" w:lastRow="0" w:firstColumn="0" w:lastColumn="0" w:oddVBand="0" w:evenVBand="0" w:oddHBand="1" w:evenHBand="0" w:firstRowFirstColumn="0" w:firstRowLastColumn="0" w:lastRowFirstColumn="0" w:lastRowLastColumn="0"/>
+            </w:pPr>
+            <w:r>
+              <w:t>Acceso denegado.</w:t>
+            </w:r>
+          </w:p>
+        </w:tc>
+        <w:tc>
+          <w:tcPr>
             <w:tcW w:w="2160" w:type="dxa"/>
           </w:tcPr>
           <w:p>
             <w:pPr>
+              <w:jc w:val="center"/>
               <w:cnfStyle w:val="000000100000" w:firstRow="0" w:lastRow="0" w:firstColumn="0" w:lastColumn="0" w:oddVBand="0" w:evenVBand="0" w:oddHBand="1" w:evenHBand="0" w:firstRowFirstColumn="0" w:firstRowLastColumn="0" w:lastRowFirstColumn="0" w:lastRowLastColumn="0"/>
             </w:pPr>
             <w:r>
-              <w:t>Acceso denegado.</w:t>
-            </w:r>
-          </w:p>
-        </w:tc>
-        <w:tc>
-          <w:tcPr>
-            <w:tcW w:w="2160" w:type="dxa"/>
-          </w:tcPr>
-          <w:p>
-            <w:pPr>
-              <w:cnfStyle w:val="000000100000" w:firstRow="0" w:lastRow="0" w:firstColumn="0" w:lastColumn="0" w:oddVBand="0" w:evenVBand="0" w:oddHBand="1" w:evenHBand="0" w:firstRowFirstColumn="0" w:firstRowLastColumn="0" w:lastRowFirstColumn="0" w:lastRowLastColumn="0"/>
-            </w:pPr>
+              <w:t>Aprobado</w:t>
+            </w:r>
           </w:p>
         </w:tc>
       </w:tr>
@@ -2985,25 +3571,29 @@
         </w:tc>
         <w:tc>
           <w:tcPr>
+            <w:tcW w:w="2280" w:type="dxa"/>
+          </w:tcPr>
+          <w:p>
+            <w:pPr>
+              <w:cnfStyle w:val="000000010000" w:firstRow="0" w:lastRow="0" w:firstColumn="0" w:lastColumn="0" w:oddVBand="0" w:evenVBand="0" w:oddHBand="0" w:evenHBand="1" w:firstRowFirstColumn="0" w:firstRowLastColumn="0" w:lastRowFirstColumn="0" w:lastRowLastColumn="0"/>
+            </w:pPr>
+            <w:r>
+              <w:t>Error controlado, sin información técnica.</w:t>
+            </w:r>
+          </w:p>
+        </w:tc>
+        <w:tc>
+          <w:tcPr>
             <w:tcW w:w="2160" w:type="dxa"/>
           </w:tcPr>
           <w:p>
             <w:pPr>
+              <w:jc w:val="center"/>
               <w:cnfStyle w:val="000000010000" w:firstRow="0" w:lastRow="0" w:firstColumn="0" w:lastColumn="0" w:oddVBand="0" w:evenVBand="0" w:oddHBand="0" w:evenHBand="1" w:firstRowFirstColumn="0" w:firstRowLastColumn="0" w:lastRowFirstColumn="0" w:lastRowLastColumn="0"/>
             </w:pPr>
             <w:r>
-              <w:t>Error controlado, sin información técnica.</w:t>
-            </w:r>
-          </w:p>
-        </w:tc>
-        <w:tc>
-          <w:tcPr>
-            <w:tcW w:w="2160" w:type="dxa"/>
-          </w:tcPr>
-          <w:p>
-            <w:pPr>
-              <w:cnfStyle w:val="000000010000" w:firstRow="0" w:lastRow="0" w:firstColumn="0" w:lastColumn="0" w:oddVBand="0" w:evenVBand="0" w:oddHBand="0" w:evenHBand="1" w:firstRowFirstColumn="0" w:firstRowLastColumn="0" w:lastRowFirstColumn="0" w:lastRowLastColumn="0"/>
-            </w:pPr>
+              <w:t>Aprobado</w:t>
+            </w:r>
           </w:p>
         </w:tc>
       </w:tr>
@@ -3045,25 +3635,29 @@
         </w:tc>
         <w:tc>
           <w:tcPr>
+            <w:tcW w:w="2280" w:type="dxa"/>
+          </w:tcPr>
+          <w:p>
+            <w:pPr>
+              <w:cnfStyle w:val="000000100000" w:firstRow="0" w:lastRow="0" w:firstColumn="0" w:lastColumn="0" w:oddVBand="0" w:evenVBand="0" w:oddHBand="1" w:evenHBand="0" w:firstRowFirstColumn="0" w:firstRowLastColumn="0" w:lastRowFirstColumn="0" w:lastRowLastColumn="0"/>
+            </w:pPr>
+            <w:r>
+              <w:t>Peticiones excesivas limitadas.</w:t>
+            </w:r>
+          </w:p>
+        </w:tc>
+        <w:tc>
+          <w:tcPr>
             <w:tcW w:w="2160" w:type="dxa"/>
           </w:tcPr>
           <w:p>
             <w:pPr>
+              <w:jc w:val="center"/>
               <w:cnfStyle w:val="000000100000" w:firstRow="0" w:lastRow="0" w:firstColumn="0" w:lastColumn="0" w:oddVBand="0" w:evenVBand="0" w:oddHBand="1" w:evenHBand="0" w:firstRowFirstColumn="0" w:firstRowLastColumn="0" w:lastRowFirstColumn="0" w:lastRowLastColumn="0"/>
             </w:pPr>
             <w:r>
-              <w:t>Peticiones excesivas limitadas.</w:t>
-            </w:r>
-          </w:p>
-        </w:tc>
-        <w:tc>
-          <w:tcPr>
-            <w:tcW w:w="2160" w:type="dxa"/>
-          </w:tcPr>
-          <w:p>
-            <w:pPr>
-              <w:cnfStyle w:val="000000100000" w:firstRow="0" w:lastRow="0" w:firstColumn="0" w:lastColumn="0" w:oddVBand="0" w:evenVBand="0" w:oddHBand="1" w:evenHBand="0" w:firstRowFirstColumn="0" w:firstRowLastColumn="0" w:lastRowFirstColumn="0" w:lastRowLastColumn="0"/>
-            </w:pPr>
+              <w:t>Aprobado</w:t>
+            </w:r>
           </w:p>
         </w:tc>
       </w:tr>
@@ -3097,25 +3691,29 @@
         </w:tc>
         <w:tc>
           <w:tcPr>
+            <w:tcW w:w="2280" w:type="dxa"/>
+          </w:tcPr>
+          <w:p>
+            <w:pPr>
+              <w:cnfStyle w:val="000000010000" w:firstRow="0" w:lastRow="0" w:firstColumn="0" w:lastColumn="0" w:oddVBand="0" w:evenVBand="0" w:oddHBand="0" w:evenHBand="1" w:firstRowFirstColumn="0" w:firstRowLastColumn="0" w:lastRowFirstColumn="0" w:lastRowLastColumn="0"/>
+            </w:pPr>
+            <w:r>
+              <w:t>Bitácora conforme a PSI.05 (sin datos sensibles completos).</w:t>
+            </w:r>
+          </w:p>
+        </w:tc>
+        <w:tc>
+          <w:tcPr>
             <w:tcW w:w="2160" w:type="dxa"/>
           </w:tcPr>
           <w:p>
             <w:pPr>
+              <w:jc w:val="center"/>
               <w:cnfStyle w:val="000000010000" w:firstRow="0" w:lastRow="0" w:firstColumn="0" w:lastColumn="0" w:oddVBand="0" w:evenVBand="0" w:oddHBand="0" w:evenHBand="1" w:firstRowFirstColumn="0" w:firstRowLastColumn="0" w:lastRowFirstColumn="0" w:lastRowLastColumn="0"/>
             </w:pPr>
             <w:r>
-              <w:t>Bitácora conforme a PSI.05 (sin datos sensibles completos).</w:t>
-            </w:r>
-          </w:p>
-        </w:tc>
-        <w:tc>
-          <w:tcPr>
-            <w:tcW w:w="2160" w:type="dxa"/>
-          </w:tcPr>
-          <w:p>
-            <w:pPr>
-              <w:cnfStyle w:val="000000010000" w:firstRow="0" w:lastRow="0" w:firstColumn="0" w:lastColumn="0" w:oddVBand="0" w:evenVBand="0" w:oddHBand="0" w:evenHBand="1" w:firstRowFirstColumn="0" w:firstRowLastColumn="0" w:lastRowFirstColumn="0" w:lastRowLastColumn="0"/>
-            </w:pPr>
+              <w:t>Aprobado</w:t>
+            </w:r>
           </w:p>
         </w:tc>
       </w:tr>
@@ -3149,25 +3747,29 @@
         </w:tc>
         <w:tc>
           <w:tcPr>
+            <w:tcW w:w="2280" w:type="dxa"/>
+          </w:tcPr>
+          <w:p>
+            <w:pPr>
+              <w:cnfStyle w:val="000000100000" w:firstRow="0" w:lastRow="0" w:firstColumn="0" w:lastColumn="0" w:oddVBand="0" w:evenVBand="0" w:oddHBand="1" w:evenHBand="0" w:firstRowFirstColumn="0" w:firstRowLastColumn="0" w:lastRowFirstColumn="0" w:lastRowLastColumn="0"/>
+            </w:pPr>
+            <w:r>
+              <w:t>Pruebas realizadas con datos ficticios/anonimizados; ambientes separados (PSI.12).</w:t>
+            </w:r>
+          </w:p>
+        </w:tc>
+        <w:tc>
+          <w:tcPr>
             <w:tcW w:w="2160" w:type="dxa"/>
           </w:tcPr>
           <w:p>
             <w:pPr>
+              <w:jc w:val="center"/>
               <w:cnfStyle w:val="000000100000" w:firstRow="0" w:lastRow="0" w:firstColumn="0" w:lastColumn="0" w:oddVBand="0" w:evenVBand="0" w:oddHBand="1" w:evenHBand="0" w:firstRowFirstColumn="0" w:firstRowLastColumn="0" w:lastRowFirstColumn="0" w:lastRowLastColumn="0"/>
             </w:pPr>
             <w:r>
-              <w:t>Pruebas realizadas con datos ficticios/anonimizados; ambientes separados (PSI.12).</w:t>
-            </w:r>
-          </w:p>
-        </w:tc>
-        <w:tc>
-          <w:tcPr>
-            <w:tcW w:w="2160" w:type="dxa"/>
-          </w:tcPr>
-          <w:p>
-            <w:pPr>
-              <w:cnfStyle w:val="000000100000" w:firstRow="0" w:lastRow="0" w:firstColumn="0" w:lastColumn="0" w:oddVBand="0" w:evenVBand="0" w:oddHBand="1" w:evenHBand="0" w:firstRowFirstColumn="0" w:firstRowLastColumn="0" w:lastRowFirstColumn="0" w:lastRowLastColumn="0"/>
-            </w:pPr>
+              <w:t>Aprobado</w:t>
+            </w:r>
           </w:p>
         </w:tc>
       </w:tr>
@@ -3201,25 +3803,29 @@
         </w:tc>
         <w:tc>
           <w:tcPr>
+            <w:tcW w:w="2280" w:type="dxa"/>
+          </w:tcPr>
+          <w:p>
+            <w:pPr>
+              <w:cnfStyle w:val="000000010000" w:firstRow="0" w:lastRow="0" w:firstColumn="0" w:lastColumn="0" w:oddVBand="0" w:evenVBand="0" w:oddHBand="0" w:evenHBand="1" w:firstRowFirstColumn="0" w:firstRowLastColumn="0" w:lastRowFirstColumn="0" w:lastRowLastColumn="0"/>
+            </w:pPr>
+            <w:r>
+              <w:t>Las contraseñas se guardan cifradas; no se exponen en claro (PSI.05).</w:t>
+            </w:r>
+          </w:p>
+        </w:tc>
+        <w:tc>
+          <w:tcPr>
             <w:tcW w:w="2160" w:type="dxa"/>
           </w:tcPr>
           <w:p>
             <w:pPr>
+              <w:jc w:val="center"/>
               <w:cnfStyle w:val="000000010000" w:firstRow="0" w:lastRow="0" w:firstColumn="0" w:lastColumn="0" w:oddVBand="0" w:evenVBand="0" w:oddHBand="0" w:evenHBand="1" w:firstRowFirstColumn="0" w:firstRowLastColumn="0" w:lastRowFirstColumn="0" w:lastRowLastColumn="0"/>
             </w:pPr>
             <w:r>
-              <w:t>Las contraseñas se guardan cifradas; no se exponen en claro (PSI.05).</w:t>
-            </w:r>
-          </w:p>
-        </w:tc>
-        <w:tc>
-          <w:tcPr>
-            <w:tcW w:w="2160" w:type="dxa"/>
-          </w:tcPr>
-          <w:p>
-            <w:pPr>
-              <w:cnfStyle w:val="000000010000" w:firstRow="0" w:lastRow="0" w:firstColumn="0" w:lastColumn="0" w:oddVBand="0" w:evenVBand="0" w:oddHBand="0" w:evenHBand="1" w:firstRowFirstColumn="0" w:firstRowLastColumn="0" w:lastRowFirstColumn="0" w:lastRowLastColumn="0"/>
-            </w:pPr>
+              <w:t>Aprobado</w:t>
+            </w:r>
           </w:p>
         </w:tc>
       </w:tr>
@@ -3233,6 +3839,7 @@
         <w:rPr>
           <w:color w:val="1F4E79"/>
         </w:rPr>
+        <w:lastRenderedPageBreak/>
         <w:t xml:space="preserve">4. </w:t>
       </w:r>
       <w:proofErr w:type="spellStart"/>
@@ -3301,6 +3908,7 @@
           </w:tcPr>
           <w:p>
             <w:pPr>
+              <w:jc w:val="center"/>
               <w:cnfStyle w:val="100000000000" w:firstRow="1" w:lastRow="0" w:firstColumn="0" w:lastColumn="0" w:oddVBand="0" w:evenVBand="0" w:oddHBand="0" w:evenHBand="0" w:firstRowFirstColumn="0" w:firstRowLastColumn="0" w:lastRowFirstColumn="0" w:lastRowLastColumn="0"/>
             </w:pPr>
             <w:r>
@@ -3333,8 +3941,12 @@
           </w:tcPr>
           <w:p>
             <w:pPr>
+              <w:jc w:val="center"/>
               <w:cnfStyle w:val="000000100000" w:firstRow="0" w:lastRow="0" w:firstColumn="0" w:lastColumn="0" w:oddVBand="0" w:evenVBand="0" w:oddHBand="1" w:evenHBand="0" w:firstRowFirstColumn="0" w:firstRowLastColumn="0" w:lastRowFirstColumn="0" w:lastRowLastColumn="0"/>
             </w:pPr>
+            <w:r>
+              <w:t>Sí</w:t>
+            </w:r>
           </w:p>
         </w:tc>
         <w:tc>
@@ -3343,8 +3955,12 @@
           </w:tcPr>
           <w:p>
             <w:pPr>
+              <w:jc w:val="both"/>
               <w:cnfStyle w:val="000000100000" w:firstRow="0" w:lastRow="0" w:firstColumn="0" w:lastColumn="0" w:oddVBand="0" w:evenVBand="0" w:oddHBand="1" w:evenHBand="0" w:firstRowFirstColumn="0" w:firstRowLastColumn="0" w:lastRowFirstColumn="0" w:lastRowLastColumn="0"/>
             </w:pPr>
+            <w:r>
+              <w:t>Los casos funcionales fueron ejecutados conforme a los requerimientos definidos en DR-RE-001 y los flujos descritos en DF-RE-001.</w:t>
+            </w:r>
           </w:p>
         </w:tc>
       </w:tr>
@@ -3369,8 +3985,12 @@
           </w:tcPr>
           <w:p>
             <w:pPr>
+              <w:jc w:val="center"/>
               <w:cnfStyle w:val="000000010000" w:firstRow="0" w:lastRow="0" w:firstColumn="0" w:lastColumn="0" w:oddVBand="0" w:evenVBand="0" w:oddHBand="0" w:evenHBand="1" w:firstRowFirstColumn="0" w:firstRowLastColumn="0" w:lastRowFirstColumn="0" w:lastRowLastColumn="0"/>
             </w:pPr>
+            <w:r>
+              <w:t>Sí</w:t>
+            </w:r>
           </w:p>
         </w:tc>
         <w:tc>
@@ -3379,8 +3999,18 @@
           </w:tcPr>
           <w:p>
             <w:pPr>
+              <w:jc w:val="both"/>
               <w:cnfStyle w:val="000000010000" w:firstRow="0" w:lastRow="0" w:firstColumn="0" w:lastColumn="0" w:oddVBand="0" w:evenVBand="0" w:oddHBand="0" w:evenHBand="1" w:firstRowFirstColumn="0" w:firstRowLastColumn="0" w:lastRowFirstColumn="0" w:lastRowLastColumn="0"/>
             </w:pPr>
+            <w:r>
+              <w:t>Se validó que los módulos</w:t>
+            </w:r>
+            <w:r>
+              <w:t xml:space="preserve"> </w:t>
+            </w:r>
+            <w:r>
+              <w:t>y acciones se muestran de acuerdo con el rol asignado al usuario.</w:t>
+            </w:r>
           </w:p>
         </w:tc>
       </w:tr>
@@ -3395,7 +4025,6 @@
           </w:tcPr>
           <w:p>
             <w:r>
-              <w:lastRenderedPageBreak/>
               <w:t>Errores controlados</w:t>
             </w:r>
           </w:p>
@@ -3406,8 +4035,12 @@
           </w:tcPr>
           <w:p>
             <w:pPr>
+              <w:jc w:val="center"/>
               <w:cnfStyle w:val="000000100000" w:firstRow="0" w:lastRow="0" w:firstColumn="0" w:lastColumn="0" w:oddVBand="0" w:evenVBand="0" w:oddHBand="1" w:evenHBand="0" w:firstRowFirstColumn="0" w:firstRowLastColumn="0" w:lastRowFirstColumn="0" w:lastRowLastColumn="0"/>
             </w:pPr>
+            <w:r>
+              <w:t>Sí</w:t>
+            </w:r>
           </w:p>
         </w:tc>
         <w:tc>
@@ -3416,8 +4049,12 @@
           </w:tcPr>
           <w:p>
             <w:pPr>
+              <w:jc w:val="both"/>
               <w:cnfStyle w:val="000000100000" w:firstRow="0" w:lastRow="0" w:firstColumn="0" w:lastColumn="0" w:oddVBand="0" w:evenVBand="0" w:oddHBand="1" w:evenHBand="0" w:firstRowFirstColumn="0" w:firstRowLastColumn="0" w:lastRowFirstColumn="0" w:lastRowLastColumn="0"/>
             </w:pPr>
+            <w:r>
+              <w:t>Las validaciones muestran mensajes controlados y no exponen información técnica sensible al usuario final.</w:t>
+            </w:r>
           </w:p>
         </w:tc>
       </w:tr>
@@ -3442,8 +4079,12 @@
           </w:tcPr>
           <w:p>
             <w:pPr>
+              <w:jc w:val="center"/>
               <w:cnfStyle w:val="000000010000" w:firstRow="0" w:lastRow="0" w:firstColumn="0" w:lastColumn="0" w:oddVBand="0" w:evenVBand="0" w:oddHBand="0" w:evenHBand="1" w:firstRowFirstColumn="0" w:firstRowLastColumn="0" w:lastRowFirstColumn="0" w:lastRowLastColumn="0"/>
             </w:pPr>
+            <w:r>
+              <w:t>Sí</w:t>
+            </w:r>
           </w:p>
         </w:tc>
         <w:tc>
@@ -3452,8 +4093,12 @@
           </w:tcPr>
           <w:p>
             <w:pPr>
+              <w:jc w:val="both"/>
               <w:cnfStyle w:val="000000010000" w:firstRow="0" w:lastRow="0" w:firstColumn="0" w:lastColumn="0" w:oddVBand="0" w:evenVBand="0" w:oddHBand="0" w:evenHBand="1" w:firstRowFirstColumn="0" w:firstRowLastColumn="0" w:lastRowFirstColumn="0" w:lastRowLastColumn="0"/>
             </w:pPr>
+            <w:r>
+              <w:t>Los reportes se generan conforme a los filtros aplicados y las exportaciones respetan los permisos del usuario.</w:t>
+            </w:r>
           </w:p>
         </w:tc>
       </w:tr>
@@ -3478,8 +4123,12 @@
           </w:tcPr>
           <w:p>
             <w:pPr>
+              <w:jc w:val="center"/>
               <w:cnfStyle w:val="000000100000" w:firstRow="0" w:lastRow="0" w:firstColumn="0" w:lastColumn="0" w:oddVBand="0" w:evenVBand="0" w:oddHBand="1" w:evenHBand="0" w:firstRowFirstColumn="0" w:firstRowLastColumn="0" w:lastRowFirstColumn="0" w:lastRowLastColumn="0"/>
             </w:pPr>
+            <w:r>
+              <w:t>Sí</w:t>
+            </w:r>
           </w:p>
         </w:tc>
         <w:tc>
@@ -3488,8 +4137,12 @@
           </w:tcPr>
           <w:p>
             <w:pPr>
+              <w:jc w:val="both"/>
               <w:cnfStyle w:val="000000100000" w:firstRow="0" w:lastRow="0" w:firstColumn="0" w:lastColumn="0" w:oddVBand="0" w:evenVBand="0" w:oddHBand="1" w:evenHBand="0" w:firstRowFirstColumn="0" w:firstRowLastColumn="0" w:lastRowFirstColumn="0" w:lastRowLastColumn="0"/>
             </w:pPr>
+            <w:r>
+              <w:t>Las contraseñas se almacenan mediante hash y no se exponen en claro en base de datos, respuestas API ni documentación.</w:t>
+            </w:r>
           </w:p>
         </w:tc>
       </w:tr>
@@ -3514,8 +4167,12 @@
           </w:tcPr>
           <w:p>
             <w:pPr>
+              <w:jc w:val="center"/>
               <w:cnfStyle w:val="000000010000" w:firstRow="0" w:lastRow="0" w:firstColumn="0" w:lastColumn="0" w:oddVBand="0" w:evenVBand="0" w:oddHBand="0" w:evenHBand="1" w:firstRowFirstColumn="0" w:firstRowLastColumn="0" w:lastRowFirstColumn="0" w:lastRowLastColumn="0"/>
             </w:pPr>
+            <w:r>
+              <w:t>Sí</w:t>
+            </w:r>
           </w:p>
         </w:tc>
         <w:tc>
@@ -3524,8 +4181,12 @@
           </w:tcPr>
           <w:p>
             <w:pPr>
+              <w:jc w:val="both"/>
               <w:cnfStyle w:val="000000010000" w:firstRow="0" w:lastRow="0" w:firstColumn="0" w:lastColumn="0" w:oddVBand="0" w:evenVBand="0" w:oddHBand="0" w:evenHBand="1" w:firstRowFirstColumn="0" w:firstRowLastColumn="0" w:lastRowFirstColumn="0" w:lastRowLastColumn="0"/>
             </w:pPr>
+            <w:r>
+              <w:t>Las credenciales, llaves, tokens y valores sensibles se gestionan mediante variables de entorno y no se documentan valores reales.</w:t>
+            </w:r>
           </w:p>
         </w:tc>
       </w:tr>
@@ -3550,8 +4211,12 @@
           </w:tcPr>
           <w:p>
             <w:pPr>
+              <w:jc w:val="center"/>
               <w:cnfStyle w:val="000000100000" w:firstRow="0" w:lastRow="0" w:firstColumn="0" w:lastColumn="0" w:oddVBand="0" w:evenVBand="0" w:oddHBand="1" w:evenHBand="0" w:firstRowFirstColumn="0" w:firstRowLastColumn="0" w:lastRowFirstColumn="0" w:lastRowLastColumn="0"/>
             </w:pPr>
+            <w:r>
+              <w:t>Sí</w:t>
+            </w:r>
           </w:p>
         </w:tc>
         <w:tc>
@@ -3560,49 +4225,16 @@
           </w:tcPr>
           <w:p>
             <w:pPr>
+              <w:jc w:val="both"/>
               <w:cnfStyle w:val="000000100000" w:firstRow="0" w:lastRow="0" w:firstColumn="0" w:lastColumn="0" w:oddVBand="0" w:evenVBand="0" w:oddHBand="1" w:evenHBand="0" w:firstRowFirstColumn="0" w:firstRowLastColumn="0" w:lastRowFirstColumn="0" w:lastRowLastColumn="0"/>
             </w:pPr>
-          </w:p>
-        </w:tc>
-      </w:tr>
-      <w:tr>
-        <w:trPr>
-          <w:cnfStyle w:val="000000010000" w:firstRow="0" w:lastRow="0" w:firstColumn="0" w:lastColumn="0" w:oddVBand="0" w:evenVBand="0" w:oddHBand="0" w:evenHBand="1" w:firstRowFirstColumn="0" w:firstRowLastColumn="0" w:lastRowFirstColumn="0" w:lastRowLastColumn="0"/>
-        </w:trPr>
-        <w:tc>
-          <w:tcPr>
-            <w:cnfStyle w:val="001000000000" w:firstRow="0" w:lastRow="0" w:firstColumn="1" w:lastColumn="0" w:oddVBand="0" w:evenVBand="0" w:oddHBand="0" w:evenHBand="0" w:firstRowFirstColumn="0" w:firstRowLastColumn="0" w:lastRowFirstColumn="0" w:lastRowLastColumn="0"/>
-            <w:tcW w:w="2880" w:type="dxa"/>
-          </w:tcPr>
-          <w:p>
-            <w:r>
-              <w:t>Evidencia de pruebas registrada</w:t>
-            </w:r>
-          </w:p>
-        </w:tc>
-        <w:tc>
-          <w:tcPr>
-            <w:tcW w:w="2880" w:type="dxa"/>
-          </w:tcPr>
-          <w:p>
-            <w:pPr>
-              <w:cnfStyle w:val="000000010000" w:firstRow="0" w:lastRow="0" w:firstColumn="0" w:lastColumn="0" w:oddVBand="0" w:evenVBand="0" w:oddHBand="0" w:evenHBand="1" w:firstRowFirstColumn="0" w:firstRowLastColumn="0" w:lastRowFirstColumn="0" w:lastRowLastColumn="0"/>
-            </w:pPr>
-          </w:p>
-        </w:tc>
-        <w:tc>
-          <w:tcPr>
-            <w:tcW w:w="2880" w:type="dxa"/>
-          </w:tcPr>
-          <w:p>
-            <w:pPr>
-              <w:cnfStyle w:val="000000010000" w:firstRow="0" w:lastRow="0" w:firstColumn="0" w:lastColumn="0" w:oddVBand="0" w:evenVBand="0" w:oddHBand="0" w:evenHBand="1" w:firstRowFirstColumn="0" w:firstRowLastColumn="0" w:lastRowFirstColumn="0" w:lastRowLastColumn="0"/>
-            </w:pPr>
+            <w:r>
+              <w:t>Las evidencias no exponen contraseñas, tokens, secretos, QR reales ni datos personales completos.</w:t>
+            </w:r>
           </w:p>
         </w:tc>
       </w:tr>
     </w:tbl>
-    <w:p/>
     <w:p>
       <w:pPr>
         <w:pStyle w:val="Ttulo2"/>
@@ -3611,146 +4243,13 @@
         <w:rPr>
           <w:color w:val="1F4E79"/>
         </w:rPr>
-        <w:t>5. Evidencias</w:t>
+        <w:t>5</w:t>
       </w:r>
-    </w:p>
-    <w:p>
-      <w:r>
-        <w:rPr>
-          <w:rFonts w:ascii="Consolas" w:hAnsi="Consolas"/>
-        </w:rPr>
-        <w:t xml:space="preserve">[Foto: evidencia de </w:t>
-      </w:r>
-      <w:proofErr w:type="spellStart"/>
-      <w:r>
-        <w:rPr>
-          <w:rFonts w:ascii="Consolas" w:hAnsi="Consolas"/>
-        </w:rPr>
-        <w:t>login</w:t>
-      </w:r>
-      <w:proofErr w:type="spellEnd"/>
-      <w:r>
-        <w:rPr>
-          <w:rFonts w:ascii="Consolas" w:hAnsi="Consolas"/>
-        </w:rPr>
-        <w:t xml:space="preserve"> exitoso]</w:t>
-      </w:r>
-    </w:p>
-    <w:p>
-      <w:r>
-        <w:rPr>
-          <w:b/>
-        </w:rPr>
-        <w:t>Ilustración 1.</w:t>
-      </w:r>
-      <w:r>
-        <w:t xml:space="preserve"> Evidencia de </w:t>
-      </w:r>
-      <w:proofErr w:type="spellStart"/>
-      <w:r>
-        <w:t>login</w:t>
-      </w:r>
-      <w:proofErr w:type="spellEnd"/>
-      <w:r>
-        <w:t xml:space="preserve"> exitoso</w:t>
-      </w:r>
-    </w:p>
-    <w:p>
-      <w:r>
-        <w:rPr>
-          <w:rFonts w:ascii="Consolas" w:hAnsi="Consolas"/>
-        </w:rPr>
-        <w:t>[Foto: evidencia de registro de visita creado]</w:t>
-      </w:r>
-    </w:p>
-    <w:p>
-      <w:r>
-        <w:rPr>
-          <w:b/>
-        </w:rPr>
-        <w:t>Ilustración 2.</w:t>
-      </w:r>
-      <w:r>
-        <w:t xml:space="preserve"> Evidencia de registro de visita creado</w:t>
-      </w:r>
-    </w:p>
-    <w:p>
-      <w:r>
-        <w:rPr>
-          <w:rFonts w:ascii="Consolas" w:hAnsi="Consolas"/>
-        </w:rPr>
-        <w:t>[Foto: evidencia de validación de QR]</w:t>
-      </w:r>
-    </w:p>
-    <w:p>
-      <w:r>
-        <w:rPr>
-          <w:b/>
-        </w:rPr>
-        <w:t>Ilustración 3.</w:t>
-      </w:r>
-      <w:r>
-        <w:t xml:space="preserve"> Evidencia de validación de QR</w:t>
-      </w:r>
-    </w:p>
-    <w:p>
-      <w:r>
-        <w:rPr>
-          <w:rFonts w:ascii="Consolas" w:hAnsi="Consolas"/>
-        </w:rPr>
-        <w:t>[Foto: evidencia de reporte exportado]</w:t>
-      </w:r>
-    </w:p>
-    <w:p>
-      <w:r>
-        <w:rPr>
-          <w:b/>
-        </w:rPr>
-        <w:t>Ilustración 4.</w:t>
-      </w:r>
-      <w:r>
-        <w:t xml:space="preserve"> Evidencia de reporte exportado</w:t>
-      </w:r>
-    </w:p>
-    <w:p>
-      <w:pPr>
-        <w:ind w:left="360"/>
-      </w:pPr>
-      <w:r>
-        <w:t xml:space="preserve">Las evidencias se capturan sin exponer datos personales reales, QR reales, tokens ni valores </w:t>
-      </w:r>
-      <w:proofErr w:type="gramStart"/>
-      <w:r>
-        <w:t xml:space="preserve">de </w:t>
-      </w:r>
-      <w:r>
-        <w:rPr>
-          <w:rFonts w:ascii="Consolas" w:hAnsi="Consolas"/>
-        </w:rPr>
-        <w:t>.</w:t>
-      </w:r>
-      <w:proofErr w:type="spellStart"/>
-      <w:r>
-        <w:rPr>
-          <w:rFonts w:ascii="Consolas" w:hAnsi="Consolas"/>
-        </w:rPr>
-        <w:t>env</w:t>
-      </w:r>
-      <w:proofErr w:type="spellEnd"/>
-      <w:proofErr w:type="gramEnd"/>
-      <w:r>
-        <w:t>.</w:t>
-      </w:r>
-    </w:p>
-    <w:p>
-      <w:pPr>
-        <w:pStyle w:val="Ttulo2"/>
-      </w:pPr>
       <w:r>
         <w:rPr>
           <w:color w:val="1F4E79"/>
         </w:rPr>
-        <w:t>6. Control documental</w:t>
+        <w:t>. Control documental</w:t>
       </w:r>
     </w:p>
     <w:tbl>
@@ -3950,8 +4449,8 @@
     </w:tbl>
     <w:p/>
     <w:sectPr>
-      <w:headerReference w:type="default" r:id="rId8"/>
-      <w:footerReference w:type="default" r:id="rId9"/>
+      <w:headerReference w:type="default" r:id="rId23"/>
+      <w:footerReference w:type="default" r:id="rId24"/>
       <w:pgSz w:w="12240" w:h="15840"/>
       <w:pgMar w:top="1440" w:right="1800" w:bottom="1440" w:left="1800" w:header="720" w:footer="720" w:gutter="0"/>
       <w:cols w:space="720"/>
@@ -4002,6 +4501,9 @@
           <w:pStyle w:val="Piedepgina"/>
         </w:pPr>
         <w:r>
+          <w:rPr>
+            <w:noProof/>
+          </w:rPr>
           <mc:AlternateContent>
             <mc:Choice Requires="wpg">
               <w:drawing>
@@ -4298,6 +4800,7 @@
     </w:pPr>
     <w:r>
       <w:rPr>
+        <w:noProof/>
         <w:lang w:eastAsia="es-MX"/>
       </w:rPr>
       <w:drawing>

--- a/documentacion/word/RecepcionElectronica/PT-RE-001-Pruebas.docx
+++ b/documentacion/word/RecepcionElectronica/PT-RE-001-Pruebas.docx
@@ -797,6 +797,9 @@
               <w:cnfStyle w:val="000000100000" w:firstRow="0" w:lastRow="0" w:firstColumn="0" w:lastColumn="0" w:oddVBand="0" w:evenVBand="0" w:oddHBand="1" w:evenHBand="0" w:firstRowFirstColumn="0" w:firstRowLastColumn="0" w:lastRowFirstColumn="0" w:lastRowLastColumn="0"/>
             </w:pPr>
             <w:r>
+              <w:rPr>
+                <w:noProof/>
+              </w:rPr>
               <w:drawing>
                 <wp:inline distT="0" distB="0" distL="0" distR="0" wp14:anchorId="082B6209" wp14:editId="49B66B19">
                   <wp:extent cx="1836000" cy="1059180"/>
@@ -890,6 +893,9 @@
               <w:t>Aprobado</w:t>
             </w:r>
             <w:r>
+              <w:rPr>
+                <w:noProof/>
+              </w:rPr>
               <w:drawing>
                 <wp:inline distT="0" distB="0" distL="0" distR="0" wp14:anchorId="24FEC078" wp14:editId="2360EEAF">
                   <wp:extent cx="1774519" cy="1188720"/>
@@ -989,6 +995,9 @@
               <w:cnfStyle w:val="000000100000" w:firstRow="0" w:lastRow="0" w:firstColumn="0" w:lastColumn="0" w:oddVBand="0" w:evenVBand="0" w:oddHBand="1" w:evenHBand="0" w:firstRowFirstColumn="0" w:firstRowLastColumn="0" w:lastRowFirstColumn="0" w:lastRowLastColumn="0"/>
             </w:pPr>
             <w:r>
+              <w:rPr>
+                <w:noProof/>
+              </w:rPr>
               <w:drawing>
                 <wp:inline distT="0" distB="0" distL="0" distR="0" wp14:anchorId="4C1A82B5" wp14:editId="0C775CA7">
                   <wp:extent cx="1795828" cy="274320"/>
@@ -1228,6 +1237,9 @@
               <w:cnfStyle w:val="000000100000" w:firstRow="0" w:lastRow="0" w:firstColumn="0" w:lastColumn="0" w:oddVBand="0" w:evenVBand="0" w:oddHBand="1" w:evenHBand="0" w:firstRowFirstColumn="0" w:firstRowLastColumn="0" w:lastRowFirstColumn="0" w:lastRowLastColumn="0"/>
             </w:pPr>
             <w:r>
+              <w:rPr>
+                <w:noProof/>
+              </w:rPr>
               <w:drawing>
                 <wp:inline distT="0" distB="0" distL="0" distR="0" wp14:anchorId="68E0AB96" wp14:editId="3805AF58">
                   <wp:extent cx="1013460" cy="991897"/>
@@ -1414,6 +1426,9 @@
               <w:t>Aprobado</w:t>
             </w:r>
             <w:r>
+              <w:rPr>
+                <w:noProof/>
+              </w:rPr>
               <w:drawing>
                 <wp:inline distT="0" distB="0" distL="0" distR="0" wp14:anchorId="676FD182" wp14:editId="3C0E11E4">
                   <wp:extent cx="2080260" cy="1071430"/>
@@ -1513,6 +1528,9 @@
               <w:cnfStyle w:val="000000010000" w:firstRow="0" w:lastRow="0" w:firstColumn="0" w:lastColumn="0" w:oddVBand="0" w:evenVBand="0" w:oddHBand="0" w:evenHBand="1" w:firstRowFirstColumn="0" w:firstRowLastColumn="0" w:lastRowFirstColumn="0" w:lastRowLastColumn="0"/>
             </w:pPr>
             <w:r>
+              <w:rPr>
+                <w:noProof/>
+              </w:rPr>
               <w:drawing>
                 <wp:inline distT="0" distB="0" distL="0" distR="0" wp14:anchorId="320ACEFE" wp14:editId="2785CEB8">
                   <wp:extent cx="1918333" cy="462577"/>
@@ -1612,6 +1630,9 @@
               <w:cnfStyle w:val="000000100000" w:firstRow="0" w:lastRow="0" w:firstColumn="0" w:lastColumn="0" w:oddVBand="0" w:evenVBand="0" w:oddHBand="1" w:evenHBand="0" w:firstRowFirstColumn="0" w:firstRowLastColumn="0" w:lastRowFirstColumn="0" w:lastRowLastColumn="0"/>
             </w:pPr>
             <w:r>
+              <w:rPr>
+                <w:noProof/>
+              </w:rPr>
               <w:drawing>
                 <wp:inline distT="0" distB="0" distL="0" distR="0" wp14:anchorId="7E0CB039" wp14:editId="47D1675A">
                   <wp:extent cx="1105054" cy="1057423"/>
@@ -1711,6 +1732,9 @@
               <w:cnfStyle w:val="000000010000" w:firstRow="0" w:lastRow="0" w:firstColumn="0" w:lastColumn="0" w:oddVBand="0" w:evenVBand="0" w:oddHBand="0" w:evenHBand="1" w:firstRowFirstColumn="0" w:firstRowLastColumn="0" w:lastRowFirstColumn="0" w:lastRowLastColumn="0"/>
             </w:pPr>
             <w:r>
+              <w:rPr>
+                <w:noProof/>
+              </w:rPr>
               <w:drawing>
                 <wp:inline distT="0" distB="0" distL="0" distR="0" wp14:anchorId="0DB7F66D" wp14:editId="43DD1019">
                   <wp:extent cx="2080260" cy="677529"/>
@@ -1914,6 +1938,9 @@
               <w:t>Aprobado</w:t>
             </w:r>
             <w:r>
+              <w:rPr>
+                <w:noProof/>
+              </w:rPr>
               <w:drawing>
                 <wp:inline distT="0" distB="0" distL="0" distR="0" wp14:anchorId="46FA4AE8" wp14:editId="594597E0">
                   <wp:extent cx="1699260" cy="603001"/>
@@ -2013,6 +2040,9 @@
               <w:cnfStyle w:val="000000010000" w:firstRow="0" w:lastRow="0" w:firstColumn="0" w:lastColumn="0" w:oddVBand="0" w:evenVBand="0" w:oddHBand="0" w:evenHBand="1" w:firstRowFirstColumn="0" w:firstRowLastColumn="0" w:lastRowFirstColumn="0" w:lastRowLastColumn="0"/>
             </w:pPr>
             <w:r>
+              <w:rPr>
+                <w:noProof/>
+              </w:rPr>
               <w:drawing>
                 <wp:inline distT="0" distB="0" distL="0" distR="0" wp14:anchorId="1504FB86" wp14:editId="5A14642E">
                   <wp:extent cx="1684020" cy="1078435"/>
@@ -2112,6 +2142,9 @@
               <w:cnfStyle w:val="000000100000" w:firstRow="0" w:lastRow="0" w:firstColumn="0" w:lastColumn="0" w:oddVBand="0" w:evenVBand="0" w:oddHBand="1" w:evenHBand="0" w:firstRowFirstColumn="0" w:firstRowLastColumn="0" w:lastRowFirstColumn="0" w:lastRowLastColumn="0"/>
             </w:pPr>
             <w:r>
+              <w:rPr>
+                <w:noProof/>
+              </w:rPr>
               <w:drawing>
                 <wp:inline distT="0" distB="0" distL="0" distR="0" wp14:anchorId="395695CB" wp14:editId="49BD6B4E">
                   <wp:extent cx="866896" cy="838317"/>
@@ -2205,6 +2238,9 @@
               <w:t>Aprobado</w:t>
             </w:r>
             <w:r>
+              <w:rPr>
+                <w:noProof/>
+              </w:rPr>
               <w:drawing>
                 <wp:inline distT="0" distB="0" distL="0" distR="0" wp14:anchorId="092E0A26" wp14:editId="3BFD7486">
                   <wp:extent cx="1752600" cy="218263"/>
@@ -2397,6 +2433,9 @@
               <w:cnfStyle w:val="000000100000" w:firstRow="0" w:lastRow="0" w:firstColumn="0" w:lastColumn="0" w:oddVBand="0" w:evenVBand="0" w:oddHBand="1" w:evenHBand="0" w:firstRowFirstColumn="0" w:firstRowLastColumn="0" w:lastRowFirstColumn="0" w:lastRowLastColumn="0"/>
             </w:pPr>
             <w:r>
+              <w:rPr>
+                <w:noProof/>
+              </w:rPr>
               <w:drawing>
                 <wp:inline distT="0" distB="0" distL="0" distR="0" wp14:anchorId="1991EA1B" wp14:editId="26625523">
                   <wp:extent cx="1744980" cy="160360"/>
@@ -2496,6 +2535,9 @@
               <w:cnfStyle w:val="000000010000" w:firstRow="0" w:lastRow="0" w:firstColumn="0" w:lastColumn="0" w:oddVBand="0" w:evenVBand="0" w:oddHBand="0" w:evenHBand="1" w:firstRowFirstColumn="0" w:firstRowLastColumn="0" w:lastRowFirstColumn="0" w:lastRowLastColumn="0"/>
             </w:pPr>
             <w:r>
+              <w:rPr>
+                <w:noProof/>
+              </w:rPr>
               <w:drawing>
                 <wp:inline distT="0" distB="0" distL="0" distR="0" wp14:anchorId="06D85BAA" wp14:editId="674E60E1">
                   <wp:extent cx="1882140" cy="1395267"/>
@@ -2539,12 +2581,29 @@
     <w:p/>
     <w:p>
       <w:pPr>
+        <w:rPr>
+          <w:rFonts w:asciiTheme="majorHAnsi" w:eastAsiaTheme="majorEastAsia" w:hAnsiTheme="majorHAnsi" w:cstheme="majorBidi"/>
+          <w:b/>
+          <w:bCs/>
+          <w:color w:val="1F4E79"/>
+        </w:rPr>
+      </w:pPr>
+      <w:r>
+        <w:rPr>
+          <w:color w:val="1F4E79"/>
+        </w:rPr>
+        <w:br w:type="page"/>
+      </w:r>
+    </w:p>
+    <w:p>
+      <w:pPr>
         <w:pStyle w:val="Ttulo3"/>
       </w:pPr>
       <w:r>
         <w:rPr>
           <w:color w:val="1F4E79"/>
         </w:rPr>
+        <w:lastRenderedPageBreak/>
         <w:t>3.5 Control de acceso</w:t>
       </w:r>
     </w:p>
@@ -2555,10 +2614,10 @@
         <w:tblLook w:val="04A0" w:firstRow="1" w:lastRow="0" w:firstColumn="1" w:lastColumn="0" w:noHBand="0" w:noVBand="1"/>
       </w:tblPr>
       <w:tblGrid>
-        <w:gridCol w:w="2160"/>
-        <w:gridCol w:w="2160"/>
-        <w:gridCol w:w="2160"/>
-        <w:gridCol w:w="2160"/>
+        <w:gridCol w:w="1120"/>
+        <w:gridCol w:w="1956"/>
+        <w:gridCol w:w="1744"/>
+        <w:gridCol w:w="4036"/>
       </w:tblGrid>
       <w:tr>
         <w:trPr>
@@ -2682,6 +2741,65 @@
               <w:t>Aprobado</w:t>
             </w:r>
           </w:p>
+          <w:p>
+            <w:pPr>
+              <w:jc w:val="center"/>
+              <w:cnfStyle w:val="000000100000" w:firstRow="0" w:lastRow="0" w:firstColumn="0" w:lastColumn="0" w:oddVBand="0" w:evenVBand="0" w:oddHBand="1" w:evenHBand="0" w:firstRowFirstColumn="0" w:firstRowLastColumn="0" w:lastRowFirstColumn="0" w:lastRowLastColumn="0"/>
+            </w:pPr>
+            <w:r>
+              <w:rPr>
+                <w:noProof/>
+              </w:rPr>
+              <w:drawing>
+                <wp:inline distT="0" distB="0" distL="0" distR="0" wp14:anchorId="2A9A9EF0" wp14:editId="09AC0CE5">
+                  <wp:extent cx="863313" cy="1219200"/>
+                  <wp:effectExtent l="0" t="0" r="0" b="0"/>
+                  <wp:docPr id="112109719" name="Imagen 4"/>
+                  <wp:cNvGraphicFramePr>
+                    <a:graphicFrameLocks xmlns:a="http://schemas.openxmlformats.org/drawingml/2006/main" noChangeAspect="1"/>
+                  </wp:cNvGraphicFramePr>
+                  <a:graphic xmlns:a="http://schemas.openxmlformats.org/drawingml/2006/main">
+                    <a:graphicData uri="http://schemas.openxmlformats.org/drawingml/2006/picture">
+                      <pic:pic xmlns:pic="http://schemas.openxmlformats.org/drawingml/2006/picture">
+                        <pic:nvPicPr>
+                          <pic:cNvPr id="0" name="Picture 1"/>
+                          <pic:cNvPicPr>
+                            <a:picLocks noChangeAspect="1" noChangeArrowheads="1"/>
+                          </pic:cNvPicPr>
+                        </pic:nvPicPr>
+                        <pic:blipFill>
+                          <a:blip r:embed="rId23">
+                            <a:extLst>
+                              <a:ext uri="{28A0092B-C50C-407E-A947-70E740481C1C}">
+                                <a14:useLocalDpi xmlns:a14="http://schemas.microsoft.com/office/drawing/2010/main" val="0"/>
+                              </a:ext>
+                            </a:extLst>
+                          </a:blip>
+                          <a:srcRect/>
+                          <a:stretch>
+                            <a:fillRect/>
+                          </a:stretch>
+                        </pic:blipFill>
+                        <pic:spPr bwMode="auto">
+                          <a:xfrm>
+                            <a:off x="0" y="0"/>
+                            <a:ext cx="869041" cy="1227290"/>
+                          </a:xfrm>
+                          <a:prstGeom prst="rect">
+                            <a:avLst/>
+                          </a:prstGeom>
+                          <a:noFill/>
+                          <a:ln>
+                            <a:noFill/>
+                          </a:ln>
+                        </pic:spPr>
+                      </pic:pic>
+                    </a:graphicData>
+                  </a:graphic>
+                </wp:inline>
+              </w:drawing>
+            </w:r>
+          </w:p>
         </w:tc>
       </w:tr>
       <w:tr>
@@ -2738,6 +2856,49 @@
               <w:t>Aprobado</w:t>
             </w:r>
           </w:p>
+          <w:p>
+            <w:pPr>
+              <w:jc w:val="center"/>
+              <w:cnfStyle w:val="000000010000" w:firstRow="0" w:lastRow="0" w:firstColumn="0" w:lastColumn="0" w:oddVBand="0" w:evenVBand="0" w:oddHBand="0" w:evenHBand="1" w:firstRowFirstColumn="0" w:firstRowLastColumn="0" w:lastRowFirstColumn="0" w:lastRowLastColumn="0"/>
+            </w:pPr>
+            <w:r>
+              <w:drawing>
+                <wp:inline distT="0" distB="0" distL="0" distR="0" wp14:anchorId="12251A69" wp14:editId="134531DC">
+                  <wp:extent cx="1439327" cy="1325880"/>
+                  <wp:effectExtent l="0" t="0" r="8890" b="7620"/>
+                  <wp:docPr id="1218512614" name="Imagen 1"/>
+                  <wp:cNvGraphicFramePr>
+                    <a:graphicFrameLocks xmlns:a="http://schemas.openxmlformats.org/drawingml/2006/main" noChangeAspect="1"/>
+                  </wp:cNvGraphicFramePr>
+                  <a:graphic xmlns:a="http://schemas.openxmlformats.org/drawingml/2006/main">
+                    <a:graphicData uri="http://schemas.openxmlformats.org/drawingml/2006/picture">
+                      <pic:pic xmlns:pic="http://schemas.openxmlformats.org/drawingml/2006/picture">
+                        <pic:nvPicPr>
+                          <pic:cNvPr id="1218512614" name=""/>
+                          <pic:cNvPicPr/>
+                        </pic:nvPicPr>
+                        <pic:blipFill>
+                          <a:blip r:embed="rId24"/>
+                          <a:stretch>
+                            <a:fillRect/>
+                          </a:stretch>
+                        </pic:blipFill>
+                        <pic:spPr>
+                          <a:xfrm>
+                            <a:off x="0" y="0"/>
+                            <a:ext cx="1445915" cy="1331949"/>
+                          </a:xfrm>
+                          <a:prstGeom prst="rect">
+                            <a:avLst/>
+                          </a:prstGeom>
+                        </pic:spPr>
+                      </pic:pic>
+                    </a:graphicData>
+                  </a:graphic>
+                </wp:inline>
+              </w:drawing>
+            </w:r>
+          </w:p>
         </w:tc>
       </w:tr>
       <w:tr>
@@ -2751,7 +2912,6 @@
           </w:tcPr>
           <w:p>
             <w:r>
-              <w:lastRenderedPageBreak/>
               <w:t>PT-042</w:t>
             </w:r>
           </w:p>
@@ -2793,6 +2953,49 @@
             </w:pPr>
             <w:r>
               <w:t>Aprobado</w:t>
+            </w:r>
+          </w:p>
+          <w:p>
+            <w:pPr>
+              <w:jc w:val="center"/>
+              <w:cnfStyle w:val="000000100000" w:firstRow="0" w:lastRow="0" w:firstColumn="0" w:lastColumn="0" w:oddVBand="0" w:evenVBand="0" w:oddHBand="1" w:evenHBand="0" w:firstRowFirstColumn="0" w:firstRowLastColumn="0" w:lastRowFirstColumn="0" w:lastRowLastColumn="0"/>
+            </w:pPr>
+            <w:r>
+              <w:drawing>
+                <wp:inline distT="0" distB="0" distL="0" distR="0" wp14:anchorId="6915A9FA" wp14:editId="7FF38ED6">
+                  <wp:extent cx="2426048" cy="235585"/>
+                  <wp:effectExtent l="0" t="0" r="0" b="0"/>
+                  <wp:docPr id="1433275832" name="Imagen 1"/>
+                  <wp:cNvGraphicFramePr>
+                    <a:graphicFrameLocks xmlns:a="http://schemas.openxmlformats.org/drawingml/2006/main" noChangeAspect="1"/>
+                  </wp:cNvGraphicFramePr>
+                  <a:graphic xmlns:a="http://schemas.openxmlformats.org/drawingml/2006/main">
+                    <a:graphicData uri="http://schemas.openxmlformats.org/drawingml/2006/picture">
+                      <pic:pic xmlns:pic="http://schemas.openxmlformats.org/drawingml/2006/picture">
+                        <pic:nvPicPr>
+                          <pic:cNvPr id="1433275832" name=""/>
+                          <pic:cNvPicPr/>
+                        </pic:nvPicPr>
+                        <pic:blipFill>
+                          <a:blip r:embed="rId25"/>
+                          <a:stretch>
+                            <a:fillRect/>
+                          </a:stretch>
+                        </pic:blipFill>
+                        <pic:spPr>
+                          <a:xfrm>
+                            <a:off x="0" y="0"/>
+                            <a:ext cx="2447196" cy="237639"/>
+                          </a:xfrm>
+                          <a:prstGeom prst="rect">
+                            <a:avLst/>
+                          </a:prstGeom>
+                        </pic:spPr>
+                      </pic:pic>
+                    </a:graphicData>
+                  </a:graphic>
+                </wp:inline>
+              </w:drawing>
             </w:r>
           </w:p>
         </w:tc>
@@ -2849,6 +3052,49 @@
             </w:pPr>
             <w:r>
               <w:t>Aprobado</w:t>
+            </w:r>
+          </w:p>
+          <w:p>
+            <w:pPr>
+              <w:jc w:val="center"/>
+              <w:cnfStyle w:val="000000010000" w:firstRow="0" w:lastRow="0" w:firstColumn="0" w:lastColumn="0" w:oddVBand="0" w:evenVBand="0" w:oddHBand="0" w:evenHBand="1" w:firstRowFirstColumn="0" w:firstRowLastColumn="0" w:lastRowFirstColumn="0" w:lastRowLastColumn="0"/>
+            </w:pPr>
+            <w:r>
+              <w:drawing>
+                <wp:inline distT="0" distB="0" distL="0" distR="0" wp14:anchorId="336DA881" wp14:editId="2C53A9E8">
+                  <wp:extent cx="1671380" cy="804545"/>
+                  <wp:effectExtent l="0" t="0" r="5080" b="0"/>
+                  <wp:docPr id="1940347550" name="Imagen 1"/>
+                  <wp:cNvGraphicFramePr>
+                    <a:graphicFrameLocks xmlns:a="http://schemas.openxmlformats.org/drawingml/2006/main" noChangeAspect="1"/>
+                  </wp:cNvGraphicFramePr>
+                  <a:graphic xmlns:a="http://schemas.openxmlformats.org/drawingml/2006/main">
+                    <a:graphicData uri="http://schemas.openxmlformats.org/drawingml/2006/picture">
+                      <pic:pic xmlns:pic="http://schemas.openxmlformats.org/drawingml/2006/picture">
+                        <pic:nvPicPr>
+                          <pic:cNvPr id="1940347550" name=""/>
+                          <pic:cNvPicPr/>
+                        </pic:nvPicPr>
+                        <pic:blipFill>
+                          <a:blip r:embed="rId26"/>
+                          <a:stretch>
+                            <a:fillRect/>
+                          </a:stretch>
+                        </pic:blipFill>
+                        <pic:spPr>
+                          <a:xfrm>
+                            <a:off x="0" y="0"/>
+                            <a:ext cx="1676714" cy="807113"/>
+                          </a:xfrm>
+                          <a:prstGeom prst="rect">
+                            <a:avLst/>
+                          </a:prstGeom>
+                        </pic:spPr>
+                      </pic:pic>
+                    </a:graphicData>
+                  </a:graphic>
+                </wp:inline>
+              </w:drawing>
             </w:r>
           </w:p>
         </w:tc>
@@ -3207,10 +3453,10 @@
         <w:tblLook w:val="04A0" w:firstRow="1" w:lastRow="0" w:firstColumn="1" w:lastColumn="0" w:noHBand="0" w:noVBand="1"/>
       </w:tblPr>
       <w:tblGrid>
-        <w:gridCol w:w="2138"/>
-        <w:gridCol w:w="2430"/>
-        <w:gridCol w:w="2147"/>
-        <w:gridCol w:w="2141"/>
+        <w:gridCol w:w="1677"/>
+        <w:gridCol w:w="2260"/>
+        <w:gridCol w:w="1883"/>
+        <w:gridCol w:w="3036"/>
       </w:tblGrid>
       <w:tr>
         <w:trPr>
@@ -3304,7 +3550,7 @@
               <w:cnfStyle w:val="000000100000" w:firstRow="0" w:lastRow="0" w:firstColumn="0" w:lastColumn="0" w:oddVBand="0" w:evenVBand="0" w:oddHBand="1" w:evenHBand="0" w:firstRowFirstColumn="0" w:firstRowLastColumn="0" w:lastRowFirstColumn="0" w:lastRowLastColumn="0"/>
             </w:pPr>
             <w:r>
-              <w:t>Reporte de registros/eventos/horas.</w:t>
+              <w:t>Reporte de registros/eventos.</w:t>
             </w:r>
           </w:p>
         </w:tc>
@@ -3332,6 +3578,49 @@
             </w:pPr>
             <w:r>
               <w:t>Aprobado</w:t>
+            </w:r>
+          </w:p>
+          <w:p>
+            <w:pPr>
+              <w:jc w:val="center"/>
+              <w:cnfStyle w:val="000000100000" w:firstRow="0" w:lastRow="0" w:firstColumn="0" w:lastColumn="0" w:oddVBand="0" w:evenVBand="0" w:oddHBand="1" w:evenHBand="0" w:firstRowFirstColumn="0" w:firstRowLastColumn="0" w:lastRowFirstColumn="0" w:lastRowLastColumn="0"/>
+            </w:pPr>
+            <w:r>
+              <w:drawing>
+                <wp:inline distT="0" distB="0" distL="0" distR="0" wp14:anchorId="1760F444" wp14:editId="7CC49DD9">
+                  <wp:extent cx="1790700" cy="467986"/>
+                  <wp:effectExtent l="0" t="0" r="0" b="8890"/>
+                  <wp:docPr id="1055512942" name="Imagen 1"/>
+                  <wp:cNvGraphicFramePr>
+                    <a:graphicFrameLocks xmlns:a="http://schemas.openxmlformats.org/drawingml/2006/main" noChangeAspect="1"/>
+                  </wp:cNvGraphicFramePr>
+                  <a:graphic xmlns:a="http://schemas.openxmlformats.org/drawingml/2006/main">
+                    <a:graphicData uri="http://schemas.openxmlformats.org/drawingml/2006/picture">
+                      <pic:pic xmlns:pic="http://schemas.openxmlformats.org/drawingml/2006/picture">
+                        <pic:nvPicPr>
+                          <pic:cNvPr id="1055512942" name=""/>
+                          <pic:cNvPicPr/>
+                        </pic:nvPicPr>
+                        <pic:blipFill>
+                          <a:blip r:embed="rId27"/>
+                          <a:stretch>
+                            <a:fillRect/>
+                          </a:stretch>
+                        </pic:blipFill>
+                        <pic:spPr>
+                          <a:xfrm>
+                            <a:off x="0" y="0"/>
+                            <a:ext cx="1812785" cy="473758"/>
+                          </a:xfrm>
+                          <a:prstGeom prst="rect">
+                            <a:avLst/>
+                          </a:prstGeom>
+                        </pic:spPr>
+                      </pic:pic>
+                    </a:graphicData>
+                  </a:graphic>
+                </wp:inline>
+              </w:drawing>
             </w:r>
           </w:p>
         </w:tc>
@@ -3388,6 +3677,49 @@
             </w:pPr>
             <w:r>
               <w:t>Aprobado</w:t>
+            </w:r>
+          </w:p>
+          <w:p>
+            <w:pPr>
+              <w:jc w:val="center"/>
+              <w:cnfStyle w:val="000000010000" w:firstRow="0" w:lastRow="0" w:firstColumn="0" w:lastColumn="0" w:oddVBand="0" w:evenVBand="0" w:oddHBand="0" w:evenHBand="1" w:firstRowFirstColumn="0" w:firstRowLastColumn="0" w:lastRowFirstColumn="0" w:lastRowLastColumn="0"/>
+            </w:pPr>
+            <w:r>
+              <w:drawing>
+                <wp:inline distT="0" distB="0" distL="0" distR="0" wp14:anchorId="1A979987" wp14:editId="38C2BA11">
+                  <wp:extent cx="1587023" cy="1226820"/>
+                  <wp:effectExtent l="0" t="0" r="0" b="0"/>
+                  <wp:docPr id="679493177" name="Imagen 1"/>
+                  <wp:cNvGraphicFramePr>
+                    <a:graphicFrameLocks xmlns:a="http://schemas.openxmlformats.org/drawingml/2006/main" noChangeAspect="1"/>
+                  </wp:cNvGraphicFramePr>
+                  <a:graphic xmlns:a="http://schemas.openxmlformats.org/drawingml/2006/main">
+                    <a:graphicData uri="http://schemas.openxmlformats.org/drawingml/2006/picture">
+                      <pic:pic xmlns:pic="http://schemas.openxmlformats.org/drawingml/2006/picture">
+                        <pic:nvPicPr>
+                          <pic:cNvPr id="679493177" name=""/>
+                          <pic:cNvPicPr/>
+                        </pic:nvPicPr>
+                        <pic:blipFill>
+                          <a:blip r:embed="rId28"/>
+                          <a:stretch>
+                            <a:fillRect/>
+                          </a:stretch>
+                        </pic:blipFill>
+                        <pic:spPr>
+                          <a:xfrm>
+                            <a:off x="0" y="0"/>
+                            <a:ext cx="1597591" cy="1234989"/>
+                          </a:xfrm>
+                          <a:prstGeom prst="rect">
+                            <a:avLst/>
+                          </a:prstGeom>
+                        </pic:spPr>
+                      </pic:pic>
+                    </a:graphicData>
+                  </a:graphic>
+                </wp:inline>
+              </w:drawing>
             </w:r>
           </w:p>
         </w:tc>
@@ -3784,6 +4116,7 @@
           </w:tcPr>
           <w:p>
             <w:r>
+              <w:lastRenderedPageBreak/>
               <w:t>PT-075</w:t>
             </w:r>
           </w:p>
@@ -3839,7 +4172,6 @@
         <w:rPr>
           <w:color w:val="1F4E79"/>
         </w:rPr>
-        <w:lastRenderedPageBreak/>
         <w:t xml:space="preserve">4. </w:t>
       </w:r>
       <w:proofErr w:type="spellStart"/>
@@ -4376,7 +4708,11 @@
           </w:tcPr>
           <w:p>
             <w:r>
-              <w:t>Plan / Evidencia de Pruebas — RE</w:t>
+              <w:t xml:space="preserve">Plan / Evidencia de Pruebas — </w:t>
+            </w:r>
+            <w:r>
+              <w:lastRenderedPageBreak/>
+              <w:t>RE</w:t>
             </w:r>
           </w:p>
         </w:tc>
@@ -4389,6 +4725,7 @@
               <w:cnfStyle w:val="000000100000" w:firstRow="0" w:lastRow="0" w:firstColumn="0" w:lastColumn="0" w:oddVBand="0" w:evenVBand="0" w:oddHBand="1" w:evenHBand="0" w:firstRowFirstColumn="0" w:firstRowLastColumn="0" w:lastRowFirstColumn="0" w:lastRowLastColumn="0"/>
             </w:pPr>
             <w:r>
+              <w:lastRenderedPageBreak/>
               <w:t>PT-RE-001</w:t>
             </w:r>
           </w:p>
@@ -4449,8 +4786,8 @@
     </w:tbl>
     <w:p/>
     <w:sectPr>
-      <w:headerReference w:type="default" r:id="rId23"/>
-      <w:footerReference w:type="default" r:id="rId24"/>
+      <w:headerReference w:type="default" r:id="rId29"/>
+      <w:footerReference w:type="default" r:id="rId30"/>
       <w:pgSz w:w="12240" w:h="15840"/>
       <w:pgMar w:top="1440" w:right="1800" w:bottom="1440" w:left="1800" w:header="720" w:footer="720" w:gutter="0"/>
       <w:cols w:space="720"/>

--- a/documentacion/word/RecepcionElectronica/PT-RE-001-Pruebas.docx
+++ b/documentacion/word/RecepcionElectronica/PT-RE-001-Pruebas.docx
@@ -513,11 +513,9 @@
       <w:pPr>
         <w:pStyle w:val="Listaconnmeros"/>
       </w:pPr>
-      <w:proofErr w:type="spellStart"/>
       <w:r>
-        <w:t>Checklist</w:t>
+        <w:t>Lista</w:t>
       </w:r>
-      <w:proofErr w:type="spellEnd"/>
       <w:r>
         <w:t xml:space="preserve"> de validación</w:t>
       </w:r>
@@ -2862,6 +2860,9 @@
               <w:cnfStyle w:val="000000010000" w:firstRow="0" w:lastRow="0" w:firstColumn="0" w:lastColumn="0" w:oddVBand="0" w:evenVBand="0" w:oddHBand="0" w:evenHBand="1" w:firstRowFirstColumn="0" w:firstRowLastColumn="0" w:lastRowFirstColumn="0" w:lastRowLastColumn="0"/>
             </w:pPr>
             <w:r>
+              <w:rPr>
+                <w:noProof/>
+              </w:rPr>
               <w:drawing>
                 <wp:inline distT="0" distB="0" distL="0" distR="0" wp14:anchorId="12251A69" wp14:editId="134531DC">
                   <wp:extent cx="1439327" cy="1325880"/>
@@ -2961,6 +2962,9 @@
               <w:cnfStyle w:val="000000100000" w:firstRow="0" w:lastRow="0" w:firstColumn="0" w:lastColumn="0" w:oddVBand="0" w:evenVBand="0" w:oddHBand="1" w:evenHBand="0" w:firstRowFirstColumn="0" w:firstRowLastColumn="0" w:lastRowFirstColumn="0" w:lastRowLastColumn="0"/>
             </w:pPr>
             <w:r>
+              <w:rPr>
+                <w:noProof/>
+              </w:rPr>
               <w:drawing>
                 <wp:inline distT="0" distB="0" distL="0" distR="0" wp14:anchorId="6915A9FA" wp14:editId="7FF38ED6">
                   <wp:extent cx="2426048" cy="235585"/>
@@ -3060,6 +3064,9 @@
               <w:cnfStyle w:val="000000010000" w:firstRow="0" w:lastRow="0" w:firstColumn="0" w:lastColumn="0" w:oddVBand="0" w:evenVBand="0" w:oddHBand="0" w:evenHBand="1" w:firstRowFirstColumn="0" w:firstRowLastColumn="0" w:lastRowFirstColumn="0" w:lastRowLastColumn="0"/>
             </w:pPr>
             <w:r>
+              <w:rPr>
+                <w:noProof/>
+              </w:rPr>
               <w:drawing>
                 <wp:inline distT="0" distB="0" distL="0" distR="0" wp14:anchorId="336DA881" wp14:editId="2C53A9E8">
                   <wp:extent cx="1671380" cy="804545"/>
@@ -3100,6 +3107,332 @@
         </w:tc>
       </w:tr>
     </w:tbl>
+    <w:p>
+      <w:pPr>
+        <w:rPr>
+          <w:rFonts w:asciiTheme="majorHAnsi" w:eastAsiaTheme="majorEastAsia" w:hAnsiTheme="majorHAnsi" w:cstheme="majorBidi"/>
+          <w:b/>
+          <w:bCs/>
+          <w:color w:val="1F4E79"/>
+        </w:rPr>
+      </w:pPr>
+    </w:p>
+    <w:p>
+      <w:pPr>
+        <w:pStyle w:val="Ttulo3"/>
+      </w:pPr>
+      <w:r>
+        <w:rPr>
+          <w:color w:val="1F4E79"/>
+        </w:rPr>
+        <w:t>3.6 Catálogos y configuración</w:t>
+      </w:r>
+    </w:p>
+    <w:tbl>
+      <w:tblPr>
+        <w:tblStyle w:val="Cuadrculaclara-nfasis1"/>
+        <w:tblW w:w="0" w:type="auto"/>
+        <w:tblLook w:val="04A0" w:firstRow="1" w:lastRow="0" w:firstColumn="1" w:lastColumn="0" w:noHBand="0" w:noVBand="1"/>
+      </w:tblPr>
+      <w:tblGrid>
+        <w:gridCol w:w="2160"/>
+        <w:gridCol w:w="2160"/>
+        <w:gridCol w:w="2368"/>
+        <w:gridCol w:w="2160"/>
+      </w:tblGrid>
+      <w:tr>
+        <w:trPr>
+          <w:cnfStyle w:val="100000000000" w:firstRow="1" w:lastRow="0" w:firstColumn="0" w:lastColumn="0" w:oddVBand="0" w:evenVBand="0" w:oddHBand="0" w:evenHBand="0" w:firstRowFirstColumn="0" w:firstRowLastColumn="0" w:lastRowFirstColumn="0" w:lastRowLastColumn="0"/>
+        </w:trPr>
+        <w:tc>
+          <w:tcPr>
+            <w:cnfStyle w:val="001000000000" w:firstRow="0" w:lastRow="0" w:firstColumn="1" w:lastColumn="0" w:oddVBand="0" w:evenVBand="0" w:oddHBand="0" w:evenHBand="0" w:firstRowFirstColumn="0" w:firstRowLastColumn="0" w:lastRowFirstColumn="0" w:lastRowLastColumn="0"/>
+            <w:tcW w:w="2160" w:type="dxa"/>
+          </w:tcPr>
+          <w:p>
+            <w:r>
+              <w:rPr>
+                <w:color w:val="1F4E79"/>
+              </w:rPr>
+              <w:t>ID</w:t>
+            </w:r>
+          </w:p>
+        </w:tc>
+        <w:tc>
+          <w:tcPr>
+            <w:tcW w:w="2160" w:type="dxa"/>
+          </w:tcPr>
+          <w:p>
+            <w:pPr>
+              <w:cnfStyle w:val="100000000000" w:firstRow="1" w:lastRow="0" w:firstColumn="0" w:lastColumn="0" w:oddVBand="0" w:evenVBand="0" w:oddHBand="0" w:evenHBand="0" w:firstRowFirstColumn="0" w:firstRowLastColumn="0" w:lastRowFirstColumn="0" w:lastRowLastColumn="0"/>
+            </w:pPr>
+            <w:r>
+              <w:rPr>
+                <w:color w:val="1F4E79"/>
+              </w:rPr>
+              <w:t>Caso</w:t>
+            </w:r>
+          </w:p>
+        </w:tc>
+        <w:tc>
+          <w:tcPr>
+            <w:tcW w:w="2368" w:type="dxa"/>
+          </w:tcPr>
+          <w:p>
+            <w:pPr>
+              <w:cnfStyle w:val="100000000000" w:firstRow="1" w:lastRow="0" w:firstColumn="0" w:lastColumn="0" w:oddVBand="0" w:evenVBand="0" w:oddHBand="0" w:evenHBand="0" w:firstRowFirstColumn="0" w:firstRowLastColumn="0" w:lastRowFirstColumn="0" w:lastRowLastColumn="0"/>
+            </w:pPr>
+            <w:r>
+              <w:rPr>
+                <w:color w:val="1F4E79"/>
+              </w:rPr>
+              <w:t>Resultado esperado</w:t>
+            </w:r>
+          </w:p>
+        </w:tc>
+        <w:tc>
+          <w:tcPr>
+            <w:tcW w:w="2160" w:type="dxa"/>
+          </w:tcPr>
+          <w:p>
+            <w:pPr>
+              <w:jc w:val="center"/>
+              <w:cnfStyle w:val="100000000000" w:firstRow="1" w:lastRow="0" w:firstColumn="0" w:lastColumn="0" w:oddVBand="0" w:evenVBand="0" w:oddHBand="0" w:evenHBand="0" w:firstRowFirstColumn="0" w:firstRowLastColumn="0" w:lastRowFirstColumn="0" w:lastRowLastColumn="0"/>
+            </w:pPr>
+            <w:r>
+              <w:rPr>
+                <w:color w:val="1F4E79"/>
+              </w:rPr>
+              <w:t>Estado</w:t>
+            </w:r>
+          </w:p>
+        </w:tc>
+      </w:tr>
+      <w:tr>
+        <w:trPr>
+          <w:cnfStyle w:val="000000100000" w:firstRow="0" w:lastRow="0" w:firstColumn="0" w:lastColumn="0" w:oddVBand="0" w:evenVBand="0" w:oddHBand="1" w:evenHBand="0" w:firstRowFirstColumn="0" w:firstRowLastColumn="0" w:lastRowFirstColumn="0" w:lastRowLastColumn="0"/>
+        </w:trPr>
+        <w:tc>
+          <w:tcPr>
+            <w:cnfStyle w:val="001000000000" w:firstRow="0" w:lastRow="0" w:firstColumn="1" w:lastColumn="0" w:oddVBand="0" w:evenVBand="0" w:oddHBand="0" w:evenHBand="0" w:firstRowFirstColumn="0" w:firstRowLastColumn="0" w:lastRowFirstColumn="0" w:lastRowLastColumn="0"/>
+            <w:tcW w:w="2160" w:type="dxa"/>
+          </w:tcPr>
+          <w:p>
+            <w:r>
+              <w:t>PT-050</w:t>
+            </w:r>
+          </w:p>
+        </w:tc>
+        <w:tc>
+          <w:tcPr>
+            <w:tcW w:w="2160" w:type="dxa"/>
+          </w:tcPr>
+          <w:p>
+            <w:pPr>
+              <w:cnfStyle w:val="000000100000" w:firstRow="0" w:lastRow="0" w:firstColumn="0" w:lastColumn="0" w:oddVBand="0" w:evenVBand="0" w:oddHBand="1" w:evenHBand="0" w:firstRowFirstColumn="0" w:firstRowLastColumn="0" w:lastRowFirstColumn="0" w:lastRowLastColumn="0"/>
+            </w:pPr>
+            <w:r>
+              <w:t>CRUD de catálogos.</w:t>
+            </w:r>
+          </w:p>
+        </w:tc>
+        <w:tc>
+          <w:tcPr>
+            <w:tcW w:w="2368" w:type="dxa"/>
+          </w:tcPr>
+          <w:p>
+            <w:pPr>
+              <w:cnfStyle w:val="000000100000" w:firstRow="0" w:lastRow="0" w:firstColumn="0" w:lastColumn="0" w:oddVBand="0" w:evenVBand="0" w:oddHBand="1" w:evenHBand="0" w:firstRowFirstColumn="0" w:firstRowLastColumn="0" w:lastRowFirstColumn="0" w:lastRowLastColumn="0"/>
+            </w:pPr>
+            <w:r>
+              <w:t>Altas/ediciones/estados correctos.</w:t>
+            </w:r>
+          </w:p>
+        </w:tc>
+        <w:tc>
+          <w:tcPr>
+            <w:tcW w:w="2160" w:type="dxa"/>
+          </w:tcPr>
+          <w:p>
+            <w:pPr>
+              <w:jc w:val="center"/>
+              <w:cnfStyle w:val="000000100000" w:firstRow="0" w:lastRow="0" w:firstColumn="0" w:lastColumn="0" w:oddVBand="0" w:evenVBand="0" w:oddHBand="1" w:evenHBand="0" w:firstRowFirstColumn="0" w:firstRowLastColumn="0" w:lastRowFirstColumn="0" w:lastRowLastColumn="0"/>
+            </w:pPr>
+            <w:r>
+              <w:t>Aprobado</w:t>
+            </w:r>
+          </w:p>
+        </w:tc>
+      </w:tr>
+      <w:tr>
+        <w:trPr>
+          <w:cnfStyle w:val="000000010000" w:firstRow="0" w:lastRow="0" w:firstColumn="0" w:lastColumn="0" w:oddVBand="0" w:evenVBand="0" w:oddHBand="0" w:evenHBand="1" w:firstRowFirstColumn="0" w:firstRowLastColumn="0" w:lastRowFirstColumn="0" w:lastRowLastColumn="0"/>
+        </w:trPr>
+        <w:tc>
+          <w:tcPr>
+            <w:cnfStyle w:val="001000000000" w:firstRow="0" w:lastRow="0" w:firstColumn="1" w:lastColumn="0" w:oddVBand="0" w:evenVBand="0" w:oddHBand="0" w:evenHBand="0" w:firstRowFirstColumn="0" w:firstRowLastColumn="0" w:lastRowFirstColumn="0" w:lastRowLastColumn="0"/>
+            <w:tcW w:w="2160" w:type="dxa"/>
+          </w:tcPr>
+          <w:p>
+            <w:r>
+              <w:t>PT-051</w:t>
+            </w:r>
+          </w:p>
+        </w:tc>
+        <w:tc>
+          <w:tcPr>
+            <w:tcW w:w="2160" w:type="dxa"/>
+          </w:tcPr>
+          <w:p>
+            <w:pPr>
+              <w:cnfStyle w:val="000000010000" w:firstRow="0" w:lastRow="0" w:firstColumn="0" w:lastColumn="0" w:oddVBand="0" w:evenVBand="0" w:oddHBand="0" w:evenHBand="1" w:firstRowFirstColumn="0" w:firstRowLastColumn="0" w:lastRowFirstColumn="0" w:lastRowLastColumn="0"/>
+            </w:pPr>
+            <w:r>
+              <w:t>Cambio de parámetros generales.</w:t>
+            </w:r>
+          </w:p>
+        </w:tc>
+        <w:tc>
+          <w:tcPr>
+            <w:tcW w:w="2368" w:type="dxa"/>
+          </w:tcPr>
+          <w:p>
+            <w:pPr>
+              <w:cnfStyle w:val="000000010000" w:firstRow="0" w:lastRow="0" w:firstColumn="0" w:lastColumn="0" w:oddVBand="0" w:evenVBand="0" w:oddHBand="0" w:evenHBand="1" w:firstRowFirstColumn="0" w:firstRowLastColumn="0" w:lastRowFirstColumn="0" w:lastRowLastColumn="0"/>
+            </w:pPr>
+            <w:r>
+              <w:t>Configuración aplicada.</w:t>
+            </w:r>
+          </w:p>
+        </w:tc>
+        <w:tc>
+          <w:tcPr>
+            <w:tcW w:w="2160" w:type="dxa"/>
+          </w:tcPr>
+          <w:p>
+            <w:pPr>
+              <w:jc w:val="center"/>
+              <w:cnfStyle w:val="000000010000" w:firstRow="0" w:lastRow="0" w:firstColumn="0" w:lastColumn="0" w:oddVBand="0" w:evenVBand="0" w:oddHBand="0" w:evenHBand="1" w:firstRowFirstColumn="0" w:firstRowLastColumn="0" w:lastRowFirstColumn="0" w:lastRowLastColumn="0"/>
+            </w:pPr>
+            <w:r>
+              <w:t>Aprobado</w:t>
+            </w:r>
+          </w:p>
+        </w:tc>
+      </w:tr>
+      <w:tr>
+        <w:trPr>
+          <w:cnfStyle w:val="000000100000" w:firstRow="0" w:lastRow="0" w:firstColumn="0" w:lastColumn="0" w:oddVBand="0" w:evenVBand="0" w:oddHBand="1" w:evenHBand="0" w:firstRowFirstColumn="0" w:firstRowLastColumn="0" w:lastRowFirstColumn="0" w:lastRowLastColumn="0"/>
+        </w:trPr>
+        <w:tc>
+          <w:tcPr>
+            <w:cnfStyle w:val="001000000000" w:firstRow="0" w:lastRow="0" w:firstColumn="1" w:lastColumn="0" w:oddVBand="0" w:evenVBand="0" w:oddHBand="0" w:evenHBand="0" w:firstRowFirstColumn="0" w:firstRowLastColumn="0" w:lastRowFirstColumn="0" w:lastRowLastColumn="0"/>
+            <w:tcW w:w="2160" w:type="dxa"/>
+          </w:tcPr>
+          <w:p>
+            <w:r>
+              <w:t>PT-052</w:t>
+            </w:r>
+          </w:p>
+        </w:tc>
+        <w:tc>
+          <w:tcPr>
+            <w:tcW w:w="2160" w:type="dxa"/>
+          </w:tcPr>
+          <w:p>
+            <w:pPr>
+              <w:cnfStyle w:val="000000100000" w:firstRow="0" w:lastRow="0" w:firstColumn="0" w:lastColumn="0" w:oddVBand="0" w:evenVBand="0" w:oddHBand="1" w:evenHBand="0" w:firstRowFirstColumn="0" w:firstRowLastColumn="0" w:lastRowFirstColumn="0" w:lastRowLastColumn="0"/>
+            </w:pPr>
+            <w:r>
+              <w:t>Creación de rol personalizado.</w:t>
+            </w:r>
+          </w:p>
+        </w:tc>
+        <w:tc>
+          <w:tcPr>
+            <w:tcW w:w="2368" w:type="dxa"/>
+          </w:tcPr>
+          <w:p>
+            <w:pPr>
+              <w:cnfStyle w:val="000000100000" w:firstRow="0" w:lastRow="0" w:firstColumn="0" w:lastColumn="0" w:oddVBand="0" w:evenVBand="0" w:oddHBand="1" w:evenHBand="0" w:firstRowFirstColumn="0" w:firstRowLastColumn="0" w:lastRowFirstColumn="0" w:lastRowLastColumn="0"/>
+            </w:pPr>
+            <w:r>
+              <w:t>Rol creado con visibilidad definida.</w:t>
+            </w:r>
+          </w:p>
+        </w:tc>
+        <w:tc>
+          <w:tcPr>
+            <w:tcW w:w="2160" w:type="dxa"/>
+          </w:tcPr>
+          <w:p>
+            <w:pPr>
+              <w:jc w:val="center"/>
+              <w:cnfStyle w:val="000000100000" w:firstRow="0" w:lastRow="0" w:firstColumn="0" w:lastColumn="0" w:oddVBand="0" w:evenVBand="0" w:oddHBand="1" w:evenHBand="0" w:firstRowFirstColumn="0" w:firstRowLastColumn="0" w:lastRowFirstColumn="0" w:lastRowLastColumn="0"/>
+            </w:pPr>
+            <w:r>
+              <w:t>Aprobado</w:t>
+            </w:r>
+          </w:p>
+        </w:tc>
+      </w:tr>
+      <w:tr>
+        <w:trPr>
+          <w:cnfStyle w:val="000000010000" w:firstRow="0" w:lastRow="0" w:firstColumn="0" w:lastColumn="0" w:oddVBand="0" w:evenVBand="0" w:oddHBand="0" w:evenHBand="1" w:firstRowFirstColumn="0" w:firstRowLastColumn="0" w:lastRowFirstColumn="0" w:lastRowLastColumn="0"/>
+        </w:trPr>
+        <w:tc>
+          <w:tcPr>
+            <w:cnfStyle w:val="001000000000" w:firstRow="0" w:lastRow="0" w:firstColumn="1" w:lastColumn="0" w:oddVBand="0" w:evenVBand="0" w:oddHBand="0" w:evenHBand="0" w:firstRowFirstColumn="0" w:firstRowLastColumn="0" w:lastRowFirstColumn="0" w:lastRowLastColumn="0"/>
+            <w:tcW w:w="2160" w:type="dxa"/>
+          </w:tcPr>
+          <w:p>
+            <w:r>
+              <w:t>PT-053</w:t>
+            </w:r>
+          </w:p>
+        </w:tc>
+        <w:tc>
+          <w:tcPr>
+            <w:tcW w:w="2160" w:type="dxa"/>
+          </w:tcPr>
+          <w:p>
+            <w:pPr>
+              <w:cnfStyle w:val="000000010000" w:firstRow="0" w:lastRow="0" w:firstColumn="0" w:lastColumn="0" w:oddVBand="0" w:evenVBand="0" w:oddHBand="0" w:evenHBand="1" w:firstRowFirstColumn="0" w:firstRowLastColumn="0" w:lastRowFirstColumn="0" w:lastRowLastColumn="0"/>
+            </w:pPr>
+            <w:r>
+              <w:t>Activar/desactivar módulo opcional.</w:t>
+            </w:r>
+          </w:p>
+        </w:tc>
+        <w:tc>
+          <w:tcPr>
+            <w:tcW w:w="2368" w:type="dxa"/>
+          </w:tcPr>
+          <w:p>
+            <w:pPr>
+              <w:cnfStyle w:val="000000010000" w:firstRow="0" w:lastRow="0" w:firstColumn="0" w:lastColumn="0" w:oddVBand="0" w:evenVBand="0" w:oddHBand="0" w:evenHBand="1" w:firstRowFirstColumn="0" w:firstRowLastColumn="0" w:lastRowFirstColumn="0" w:lastRowLastColumn="0"/>
+            </w:pPr>
+            <w:r>
+              <w:t>Visibilidad actualizada sin afectar la base.</w:t>
+            </w:r>
+          </w:p>
+        </w:tc>
+        <w:tc>
+          <w:tcPr>
+            <w:tcW w:w="2160" w:type="dxa"/>
+          </w:tcPr>
+          <w:p>
+            <w:pPr>
+              <w:jc w:val="center"/>
+              <w:cnfStyle w:val="000000010000" w:firstRow="0" w:lastRow="0" w:firstColumn="0" w:lastColumn="0" w:oddVBand="0" w:evenVBand="0" w:oddHBand="0" w:evenHBand="1" w:firstRowFirstColumn="0" w:firstRowLastColumn="0" w:lastRowFirstColumn="0" w:lastRowLastColumn="0"/>
+            </w:pPr>
+            <w:r>
+              <w:t>Aprobado</w:t>
+            </w:r>
+          </w:p>
+        </w:tc>
+      </w:tr>
+    </w:tbl>
     <w:p/>
     <w:p>
       <w:pPr>
@@ -3126,323 +3459,6 @@
           <w:color w:val="1F4E79"/>
         </w:rPr>
         <w:lastRenderedPageBreak/>
-        <w:t>3.6 Catálogos y configuración</w:t>
-      </w:r>
-    </w:p>
-    <w:tbl>
-      <w:tblPr>
-        <w:tblStyle w:val="Cuadrculaclara-nfasis1"/>
-        <w:tblW w:w="0" w:type="auto"/>
-        <w:tblLook w:val="04A0" w:firstRow="1" w:lastRow="0" w:firstColumn="1" w:lastColumn="0" w:noHBand="0" w:noVBand="1"/>
-      </w:tblPr>
-      <w:tblGrid>
-        <w:gridCol w:w="2160"/>
-        <w:gridCol w:w="2160"/>
-        <w:gridCol w:w="2368"/>
-        <w:gridCol w:w="2160"/>
-      </w:tblGrid>
-      <w:tr>
-        <w:trPr>
-          <w:cnfStyle w:val="100000000000" w:firstRow="1" w:lastRow="0" w:firstColumn="0" w:lastColumn="0" w:oddVBand="0" w:evenVBand="0" w:oddHBand="0" w:evenHBand="0" w:firstRowFirstColumn="0" w:firstRowLastColumn="0" w:lastRowFirstColumn="0" w:lastRowLastColumn="0"/>
-        </w:trPr>
-        <w:tc>
-          <w:tcPr>
-            <w:cnfStyle w:val="001000000000" w:firstRow="0" w:lastRow="0" w:firstColumn="1" w:lastColumn="0" w:oddVBand="0" w:evenVBand="0" w:oddHBand="0" w:evenHBand="0" w:firstRowFirstColumn="0" w:firstRowLastColumn="0" w:lastRowFirstColumn="0" w:lastRowLastColumn="0"/>
-            <w:tcW w:w="2160" w:type="dxa"/>
-          </w:tcPr>
-          <w:p>
-            <w:r>
-              <w:rPr>
-                <w:color w:val="1F4E79"/>
-              </w:rPr>
-              <w:t>ID</w:t>
-            </w:r>
-          </w:p>
-        </w:tc>
-        <w:tc>
-          <w:tcPr>
-            <w:tcW w:w="2160" w:type="dxa"/>
-          </w:tcPr>
-          <w:p>
-            <w:pPr>
-              <w:cnfStyle w:val="100000000000" w:firstRow="1" w:lastRow="0" w:firstColumn="0" w:lastColumn="0" w:oddVBand="0" w:evenVBand="0" w:oddHBand="0" w:evenHBand="0" w:firstRowFirstColumn="0" w:firstRowLastColumn="0" w:lastRowFirstColumn="0" w:lastRowLastColumn="0"/>
-            </w:pPr>
-            <w:r>
-              <w:rPr>
-                <w:color w:val="1F4E79"/>
-              </w:rPr>
-              <w:t>Caso</w:t>
-            </w:r>
-          </w:p>
-        </w:tc>
-        <w:tc>
-          <w:tcPr>
-            <w:tcW w:w="2368" w:type="dxa"/>
-          </w:tcPr>
-          <w:p>
-            <w:pPr>
-              <w:cnfStyle w:val="100000000000" w:firstRow="1" w:lastRow="0" w:firstColumn="0" w:lastColumn="0" w:oddVBand="0" w:evenVBand="0" w:oddHBand="0" w:evenHBand="0" w:firstRowFirstColumn="0" w:firstRowLastColumn="0" w:lastRowFirstColumn="0" w:lastRowLastColumn="0"/>
-            </w:pPr>
-            <w:r>
-              <w:rPr>
-                <w:color w:val="1F4E79"/>
-              </w:rPr>
-              <w:t>Resultado esperado</w:t>
-            </w:r>
-          </w:p>
-        </w:tc>
-        <w:tc>
-          <w:tcPr>
-            <w:tcW w:w="2160" w:type="dxa"/>
-          </w:tcPr>
-          <w:p>
-            <w:pPr>
-              <w:jc w:val="center"/>
-              <w:cnfStyle w:val="100000000000" w:firstRow="1" w:lastRow="0" w:firstColumn="0" w:lastColumn="0" w:oddVBand="0" w:evenVBand="0" w:oddHBand="0" w:evenHBand="0" w:firstRowFirstColumn="0" w:firstRowLastColumn="0" w:lastRowFirstColumn="0" w:lastRowLastColumn="0"/>
-            </w:pPr>
-            <w:r>
-              <w:rPr>
-                <w:color w:val="1F4E79"/>
-              </w:rPr>
-              <w:t>Estado</w:t>
-            </w:r>
-          </w:p>
-        </w:tc>
-      </w:tr>
-      <w:tr>
-        <w:trPr>
-          <w:cnfStyle w:val="000000100000" w:firstRow="0" w:lastRow="0" w:firstColumn="0" w:lastColumn="0" w:oddVBand="0" w:evenVBand="0" w:oddHBand="1" w:evenHBand="0" w:firstRowFirstColumn="0" w:firstRowLastColumn="0" w:lastRowFirstColumn="0" w:lastRowLastColumn="0"/>
-        </w:trPr>
-        <w:tc>
-          <w:tcPr>
-            <w:cnfStyle w:val="001000000000" w:firstRow="0" w:lastRow="0" w:firstColumn="1" w:lastColumn="0" w:oddVBand="0" w:evenVBand="0" w:oddHBand="0" w:evenHBand="0" w:firstRowFirstColumn="0" w:firstRowLastColumn="0" w:lastRowFirstColumn="0" w:lastRowLastColumn="0"/>
-            <w:tcW w:w="2160" w:type="dxa"/>
-          </w:tcPr>
-          <w:p>
-            <w:r>
-              <w:t>PT-050</w:t>
-            </w:r>
-          </w:p>
-        </w:tc>
-        <w:tc>
-          <w:tcPr>
-            <w:tcW w:w="2160" w:type="dxa"/>
-          </w:tcPr>
-          <w:p>
-            <w:pPr>
-              <w:cnfStyle w:val="000000100000" w:firstRow="0" w:lastRow="0" w:firstColumn="0" w:lastColumn="0" w:oddVBand="0" w:evenVBand="0" w:oddHBand="1" w:evenHBand="0" w:firstRowFirstColumn="0" w:firstRowLastColumn="0" w:lastRowFirstColumn="0" w:lastRowLastColumn="0"/>
-            </w:pPr>
-            <w:r>
-              <w:t>CRUD de catálogos.</w:t>
-            </w:r>
-          </w:p>
-        </w:tc>
-        <w:tc>
-          <w:tcPr>
-            <w:tcW w:w="2368" w:type="dxa"/>
-          </w:tcPr>
-          <w:p>
-            <w:pPr>
-              <w:cnfStyle w:val="000000100000" w:firstRow="0" w:lastRow="0" w:firstColumn="0" w:lastColumn="0" w:oddVBand="0" w:evenVBand="0" w:oddHBand="1" w:evenHBand="0" w:firstRowFirstColumn="0" w:firstRowLastColumn="0" w:lastRowFirstColumn="0" w:lastRowLastColumn="0"/>
-            </w:pPr>
-            <w:r>
-              <w:t>Altas/ediciones/estados correctos.</w:t>
-            </w:r>
-          </w:p>
-        </w:tc>
-        <w:tc>
-          <w:tcPr>
-            <w:tcW w:w="2160" w:type="dxa"/>
-          </w:tcPr>
-          <w:p>
-            <w:pPr>
-              <w:jc w:val="center"/>
-              <w:cnfStyle w:val="000000100000" w:firstRow="0" w:lastRow="0" w:firstColumn="0" w:lastColumn="0" w:oddVBand="0" w:evenVBand="0" w:oddHBand="1" w:evenHBand="0" w:firstRowFirstColumn="0" w:firstRowLastColumn="0" w:lastRowFirstColumn="0" w:lastRowLastColumn="0"/>
-            </w:pPr>
-            <w:r>
-              <w:t>Aprobado</w:t>
-            </w:r>
-          </w:p>
-        </w:tc>
-      </w:tr>
-      <w:tr>
-        <w:trPr>
-          <w:cnfStyle w:val="000000010000" w:firstRow="0" w:lastRow="0" w:firstColumn="0" w:lastColumn="0" w:oddVBand="0" w:evenVBand="0" w:oddHBand="0" w:evenHBand="1" w:firstRowFirstColumn="0" w:firstRowLastColumn="0" w:lastRowFirstColumn="0" w:lastRowLastColumn="0"/>
-        </w:trPr>
-        <w:tc>
-          <w:tcPr>
-            <w:cnfStyle w:val="001000000000" w:firstRow="0" w:lastRow="0" w:firstColumn="1" w:lastColumn="0" w:oddVBand="0" w:evenVBand="0" w:oddHBand="0" w:evenHBand="0" w:firstRowFirstColumn="0" w:firstRowLastColumn="0" w:lastRowFirstColumn="0" w:lastRowLastColumn="0"/>
-            <w:tcW w:w="2160" w:type="dxa"/>
-          </w:tcPr>
-          <w:p>
-            <w:r>
-              <w:t>PT-051</w:t>
-            </w:r>
-          </w:p>
-        </w:tc>
-        <w:tc>
-          <w:tcPr>
-            <w:tcW w:w="2160" w:type="dxa"/>
-          </w:tcPr>
-          <w:p>
-            <w:pPr>
-              <w:cnfStyle w:val="000000010000" w:firstRow="0" w:lastRow="0" w:firstColumn="0" w:lastColumn="0" w:oddVBand="0" w:evenVBand="0" w:oddHBand="0" w:evenHBand="1" w:firstRowFirstColumn="0" w:firstRowLastColumn="0" w:lastRowFirstColumn="0" w:lastRowLastColumn="0"/>
-            </w:pPr>
-            <w:r>
-              <w:t>Cambio de parámetros generales.</w:t>
-            </w:r>
-          </w:p>
-        </w:tc>
-        <w:tc>
-          <w:tcPr>
-            <w:tcW w:w="2368" w:type="dxa"/>
-          </w:tcPr>
-          <w:p>
-            <w:pPr>
-              <w:cnfStyle w:val="000000010000" w:firstRow="0" w:lastRow="0" w:firstColumn="0" w:lastColumn="0" w:oddVBand="0" w:evenVBand="0" w:oddHBand="0" w:evenHBand="1" w:firstRowFirstColumn="0" w:firstRowLastColumn="0" w:lastRowFirstColumn="0" w:lastRowLastColumn="0"/>
-            </w:pPr>
-            <w:r>
-              <w:t>Configuración aplicada.</w:t>
-            </w:r>
-          </w:p>
-        </w:tc>
-        <w:tc>
-          <w:tcPr>
-            <w:tcW w:w="2160" w:type="dxa"/>
-          </w:tcPr>
-          <w:p>
-            <w:pPr>
-              <w:jc w:val="center"/>
-              <w:cnfStyle w:val="000000010000" w:firstRow="0" w:lastRow="0" w:firstColumn="0" w:lastColumn="0" w:oddVBand="0" w:evenVBand="0" w:oddHBand="0" w:evenHBand="1" w:firstRowFirstColumn="0" w:firstRowLastColumn="0" w:lastRowFirstColumn="0" w:lastRowLastColumn="0"/>
-            </w:pPr>
-            <w:r>
-              <w:t>Aprobado</w:t>
-            </w:r>
-          </w:p>
-        </w:tc>
-      </w:tr>
-      <w:tr>
-        <w:trPr>
-          <w:cnfStyle w:val="000000100000" w:firstRow="0" w:lastRow="0" w:firstColumn="0" w:lastColumn="0" w:oddVBand="0" w:evenVBand="0" w:oddHBand="1" w:evenHBand="0" w:firstRowFirstColumn="0" w:firstRowLastColumn="0" w:lastRowFirstColumn="0" w:lastRowLastColumn="0"/>
-        </w:trPr>
-        <w:tc>
-          <w:tcPr>
-            <w:cnfStyle w:val="001000000000" w:firstRow="0" w:lastRow="0" w:firstColumn="1" w:lastColumn="0" w:oddVBand="0" w:evenVBand="0" w:oddHBand="0" w:evenHBand="0" w:firstRowFirstColumn="0" w:firstRowLastColumn="0" w:lastRowFirstColumn="0" w:lastRowLastColumn="0"/>
-            <w:tcW w:w="2160" w:type="dxa"/>
-          </w:tcPr>
-          <w:p>
-            <w:r>
-              <w:t>PT-052</w:t>
-            </w:r>
-          </w:p>
-        </w:tc>
-        <w:tc>
-          <w:tcPr>
-            <w:tcW w:w="2160" w:type="dxa"/>
-          </w:tcPr>
-          <w:p>
-            <w:pPr>
-              <w:cnfStyle w:val="000000100000" w:firstRow="0" w:lastRow="0" w:firstColumn="0" w:lastColumn="0" w:oddVBand="0" w:evenVBand="0" w:oddHBand="1" w:evenHBand="0" w:firstRowFirstColumn="0" w:firstRowLastColumn="0" w:lastRowFirstColumn="0" w:lastRowLastColumn="0"/>
-            </w:pPr>
-            <w:r>
-              <w:t>Creación de rol personalizado.</w:t>
-            </w:r>
-          </w:p>
-        </w:tc>
-        <w:tc>
-          <w:tcPr>
-            <w:tcW w:w="2368" w:type="dxa"/>
-          </w:tcPr>
-          <w:p>
-            <w:pPr>
-              <w:cnfStyle w:val="000000100000" w:firstRow="0" w:lastRow="0" w:firstColumn="0" w:lastColumn="0" w:oddVBand="0" w:evenVBand="0" w:oddHBand="1" w:evenHBand="0" w:firstRowFirstColumn="0" w:firstRowLastColumn="0" w:lastRowFirstColumn="0" w:lastRowLastColumn="0"/>
-            </w:pPr>
-            <w:r>
-              <w:t>Rol creado con visibilidad definida.</w:t>
-            </w:r>
-          </w:p>
-        </w:tc>
-        <w:tc>
-          <w:tcPr>
-            <w:tcW w:w="2160" w:type="dxa"/>
-          </w:tcPr>
-          <w:p>
-            <w:pPr>
-              <w:jc w:val="center"/>
-              <w:cnfStyle w:val="000000100000" w:firstRow="0" w:lastRow="0" w:firstColumn="0" w:lastColumn="0" w:oddVBand="0" w:evenVBand="0" w:oddHBand="1" w:evenHBand="0" w:firstRowFirstColumn="0" w:firstRowLastColumn="0" w:lastRowFirstColumn="0" w:lastRowLastColumn="0"/>
-            </w:pPr>
-            <w:r>
-              <w:t>Aprobado</w:t>
-            </w:r>
-          </w:p>
-        </w:tc>
-      </w:tr>
-      <w:tr>
-        <w:trPr>
-          <w:cnfStyle w:val="000000010000" w:firstRow="0" w:lastRow="0" w:firstColumn="0" w:lastColumn="0" w:oddVBand="0" w:evenVBand="0" w:oddHBand="0" w:evenHBand="1" w:firstRowFirstColumn="0" w:firstRowLastColumn="0" w:lastRowFirstColumn="0" w:lastRowLastColumn="0"/>
-        </w:trPr>
-        <w:tc>
-          <w:tcPr>
-            <w:cnfStyle w:val="001000000000" w:firstRow="0" w:lastRow="0" w:firstColumn="1" w:lastColumn="0" w:oddVBand="0" w:evenVBand="0" w:oddHBand="0" w:evenHBand="0" w:firstRowFirstColumn="0" w:firstRowLastColumn="0" w:lastRowFirstColumn="0" w:lastRowLastColumn="0"/>
-            <w:tcW w:w="2160" w:type="dxa"/>
-          </w:tcPr>
-          <w:p>
-            <w:r>
-              <w:t>PT-053</w:t>
-            </w:r>
-          </w:p>
-        </w:tc>
-        <w:tc>
-          <w:tcPr>
-            <w:tcW w:w="2160" w:type="dxa"/>
-          </w:tcPr>
-          <w:p>
-            <w:pPr>
-              <w:cnfStyle w:val="000000010000" w:firstRow="0" w:lastRow="0" w:firstColumn="0" w:lastColumn="0" w:oddVBand="0" w:evenVBand="0" w:oddHBand="0" w:evenHBand="1" w:firstRowFirstColumn="0" w:firstRowLastColumn="0" w:lastRowFirstColumn="0" w:lastRowLastColumn="0"/>
-            </w:pPr>
-            <w:r>
-              <w:t>Activar/desactivar módulo opcional.</w:t>
-            </w:r>
-          </w:p>
-        </w:tc>
-        <w:tc>
-          <w:tcPr>
-            <w:tcW w:w="2368" w:type="dxa"/>
-          </w:tcPr>
-          <w:p>
-            <w:pPr>
-              <w:cnfStyle w:val="000000010000" w:firstRow="0" w:lastRow="0" w:firstColumn="0" w:lastColumn="0" w:oddVBand="0" w:evenVBand="0" w:oddHBand="0" w:evenHBand="1" w:firstRowFirstColumn="0" w:firstRowLastColumn="0" w:lastRowFirstColumn="0" w:lastRowLastColumn="0"/>
-            </w:pPr>
-            <w:r>
-              <w:t>Visibilidad actualizada sin afectar la base.</w:t>
-            </w:r>
-          </w:p>
-        </w:tc>
-        <w:tc>
-          <w:tcPr>
-            <w:tcW w:w="2160" w:type="dxa"/>
-          </w:tcPr>
-          <w:p>
-            <w:pPr>
-              <w:jc w:val="center"/>
-              <w:cnfStyle w:val="000000010000" w:firstRow="0" w:lastRow="0" w:firstColumn="0" w:lastColumn="0" w:oddVBand="0" w:evenVBand="0" w:oddHBand="0" w:evenHBand="1" w:firstRowFirstColumn="0" w:firstRowLastColumn="0" w:lastRowFirstColumn="0" w:lastRowLastColumn="0"/>
-            </w:pPr>
-            <w:r>
-              <w:t>Aprobado</w:t>
-            </w:r>
-          </w:p>
-        </w:tc>
-      </w:tr>
-    </w:tbl>
-    <w:p/>
-    <w:p>
-      <w:pPr>
-        <w:pStyle w:val="Ttulo3"/>
-      </w:pPr>
-      <w:r>
-        <w:rPr>
-          <w:color w:val="1F4E79"/>
-        </w:rPr>
         <w:t>3.7 Reportes</w:t>
       </w:r>
     </w:p>
@@ -3586,6 +3602,9 @@
               <w:cnfStyle w:val="000000100000" w:firstRow="0" w:lastRow="0" w:firstColumn="0" w:lastColumn="0" w:oddVBand="0" w:evenVBand="0" w:oddHBand="1" w:evenHBand="0" w:firstRowFirstColumn="0" w:firstRowLastColumn="0" w:lastRowFirstColumn="0" w:lastRowLastColumn="0"/>
             </w:pPr>
             <w:r>
+              <w:rPr>
+                <w:noProof/>
+              </w:rPr>
               <w:drawing>
                 <wp:inline distT="0" distB="0" distL="0" distR="0" wp14:anchorId="1760F444" wp14:editId="7CC49DD9">
                   <wp:extent cx="1790700" cy="467986"/>
@@ -3685,6 +3704,9 @@
               <w:cnfStyle w:val="000000010000" w:firstRow="0" w:lastRow="0" w:firstColumn="0" w:lastColumn="0" w:oddVBand="0" w:evenVBand="0" w:oddHBand="0" w:evenHBand="1" w:firstRowFirstColumn="0" w:firstRowLastColumn="0" w:lastRowFirstColumn="0" w:lastRowLastColumn="0"/>
             </w:pPr>
             <w:r>
+              <w:rPr>
+                <w:noProof/>
+              </w:rPr>
               <w:drawing>
                 <wp:inline distT="0" distB="0" distL="0" distR="0" wp14:anchorId="1A979987" wp14:editId="38C2BA11">
                   <wp:extent cx="1587023" cy="1226820"/>
@@ -4116,7 +4138,6 @@
           </w:tcPr>
           <w:p>
             <w:r>
-              <w:lastRenderedPageBreak/>
               <w:t>PT-075</w:t>
             </w:r>
           </w:p>
@@ -4164,6 +4185,24 @@
       </w:tr>
     </w:tbl>
     <w:p/>
+    <w:p>
+      <w:pPr>
+        <w:rPr>
+          <w:rFonts w:asciiTheme="majorHAnsi" w:eastAsiaTheme="majorEastAsia" w:hAnsiTheme="majorHAnsi" w:cstheme="majorBidi"/>
+          <w:b/>
+          <w:bCs/>
+          <w:color w:val="1F4E79"/>
+          <w:sz w:val="26"/>
+          <w:szCs w:val="26"/>
+        </w:rPr>
+      </w:pPr>
+      <w:r>
+        <w:rPr>
+          <w:color w:val="1F4E79"/>
+        </w:rPr>
+        <w:br w:type="page"/>
+      </w:r>
+    </w:p>
     <w:p>
       <w:pPr>
         <w:pStyle w:val="Ttulo2"/>
@@ -4172,21 +4211,20 @@
         <w:rPr>
           <w:color w:val="1F4E79"/>
         </w:rPr>
+        <w:lastRenderedPageBreak/>
         <w:t xml:space="preserve">4. </w:t>
       </w:r>
-      <w:proofErr w:type="spellStart"/>
       <w:r>
         <w:rPr>
           <w:color w:val="1F4E79"/>
         </w:rPr>
-        <w:t>Checklist</w:t>
+        <w:t xml:space="preserve">Lista </w:t>
       </w:r>
-      <w:proofErr w:type="spellEnd"/>
       <w:r>
         <w:rPr>
           <w:color w:val="1F4E79"/>
         </w:rPr>
-        <w:t xml:space="preserve"> de validación</w:t>
+        <w:t>de validación</w:t>
       </w:r>
     </w:p>
     <w:tbl>
@@ -4708,11 +4746,7 @@
           </w:tcPr>
           <w:p>
             <w:r>
-              <w:t xml:space="preserve">Plan / Evidencia de Pruebas — </w:t>
-            </w:r>
-            <w:r>
-              <w:lastRenderedPageBreak/>
-              <w:t>RE</w:t>
+              <w:t>Plan / Evidencia de Pruebas — RE</w:t>
             </w:r>
           </w:p>
         </w:tc>
@@ -4725,7 +4759,6 @@
               <w:cnfStyle w:val="000000100000" w:firstRow="0" w:lastRow="0" w:firstColumn="0" w:lastColumn="0" w:oddVBand="0" w:evenVBand="0" w:oddHBand="1" w:evenHBand="0" w:firstRowFirstColumn="0" w:firstRowLastColumn="0" w:lastRowFirstColumn="0" w:lastRowLastColumn="0"/>
             </w:pPr>
             <w:r>
-              <w:lastRenderedPageBreak/>
               <w:t>PT-RE-001</w:t>
             </w:r>
           </w:p>
@@ -4826,7 +4859,7 @@
 <w:ftr xmlns:wpc="http://schemas.microsoft.com/office/word/2010/wordprocessingCanvas" xmlns:cx="http://schemas.microsoft.com/office/drawing/2014/chartex" xmlns:cx1="http://schemas.microsoft.com/office/drawing/2015/9/8/chartex" xmlns:cx2="http://schemas.microsoft.com/office/drawing/2015/10/21/chartex" xmlns:cx3="http://schemas.microsoft.com/office/drawing/2016/5/9/chartex" xmlns:cx4="http://schemas.microsoft.com/office/drawing/2016/5/10/chartex" xmlns:cx5="http://schemas.microsoft.com/office/drawing/2016/5/11/chartex" xmlns:cx6="http://schemas.microsoft.com/office/drawing/2016/5/12/chartex" xmlns:cx7="http://schemas.microsoft.com/office/drawing/2016/5/13/chartex" xmlns:cx8="http://schemas.microsoft.com/office/drawing/2016/5/14/chartex" xmlns:mc="http://schemas.openxmlformats.org/markup-compatibility/2006" xmlns:aink="http://schemas.microsoft.com/office/drawing/2016/ink" xmlns:am3d="http://schemas.microsoft.com/office/drawing/2017/model3d" xmlns:o="urn:schemas-microsoft-com:office:office" xmlns:oel="http://schemas.microsoft.com/office/2019/extlst" xmlns:r="http://schemas.openxmlformats.org/officeDocument/2006/relationships" xmlns:m="http://schemas.openxmlformats.org/officeDocument/2006/math" xmlns:v="urn:schemas-microsoft-com:vml" xmlns:wp14="http://schemas.microsoft.com/office/word/2010/wordprocessingDrawing" xmlns:wp="http://schemas.openxmlformats.org/drawingml/2006/wordprocessingDrawing" xmlns:w10="urn:schemas-microsoft-com:office:word" xmlns:w="http://schemas.openxmlformats.org/wordprocessingml/2006/main" xmlns:w14="http://schemas.microsoft.com/office/word/2010/wordml" xmlns:w15="http://schemas.microsoft.com/office/word/2012/wordml" xmlns:w16cex="http://schemas.microsoft.com/office/word/2018/wordml/cex" xmlns:w16cid="http://schemas.microsoft.com/office/word/2016/wordml/cid" xmlns:w16="http://schemas.microsoft.com/office/word/2018/wordml" xmlns:w16du="http://schemas.microsoft.com/office/word/2023/wordml/word16du" xmlns:w16sdtdh="http://schemas.microsoft.com/office/word/2020/wordml/sdtdatahash" xmlns:w16sdtfl="http://schemas.microsoft.com/office/word/2024/wordml/sdtformatlock" xmlns:w16se="http://schemas.microsoft.com/office/word/2015/wordml/symex" xmlns:wpg="http://schemas.microsoft.com/office/word/2010/wordprocessingGroup" xmlns:wpi="http://schemas.microsoft.com/office/word/2010/wordprocessingInk" xmlns:wne="http://schemas.microsoft.com/office/word/2006/wordml" xmlns:wps="http://schemas.microsoft.com/office/word/2010/wordprocessingShape" mc:Ignorable="w14 w15 w16se w16cid w16 w16cex w16sdtdh w16sdtfl w16du wp14">
   <w:sdt>
     <w:sdtPr>
-      <w:id w:val="-1637865252"/>
+      <w:id w:val="-34044308"/>
       <w:docPartObj>
         <w:docPartGallery w:val="Page Numbers (Bottom of Page)"/>
         <w:docPartUnique/>
@@ -4844,18 +4877,18 @@
           <mc:AlternateContent>
             <mc:Choice Requires="wpg">
               <w:drawing>
-                <wp:anchor distT="0" distB="0" distL="114300" distR="114300" simplePos="0" relativeHeight="251658752" behindDoc="0" locked="0" layoutInCell="1" allowOverlap="1" wp14:anchorId="2A34D412" wp14:editId="24878319">
+                <wp:anchor distT="0" distB="0" distL="114300" distR="114300" simplePos="0" relativeHeight="251661312" behindDoc="0" locked="0" layoutInCell="1" allowOverlap="1" wp14:anchorId="53CEBD7F" wp14:editId="306A5053">
                   <wp:simplePos x="0" y="0"/>
                   <wp:positionH relativeFrom="page">
                     <wp:posOffset>9525</wp:posOffset>
                   </wp:positionH>
                   <wp:positionV relativeFrom="bottomMargin">
-                    <wp:posOffset>306070</wp:posOffset>
+                    <wp:posOffset>313690</wp:posOffset>
                   </wp:positionV>
                   <wp:extent cx="7753350" cy="190500"/>
                   <wp:effectExtent l="0" t="0" r="19050" b="0"/>
                   <wp:wrapNone/>
-                  <wp:docPr id="1117698703" name="Grupo 1"/>
+                  <wp:docPr id="279854823" name="Grupo 4"/>
                   <wp:cNvGraphicFramePr>
                     <a:graphicFrameLocks xmlns:a="http://schemas.openxmlformats.org/drawingml/2006/main"/>
                   </wp:cNvGraphicFramePr>
@@ -4874,7 +4907,7 @@
                           </a:xfrm>
                         </wpg:grpSpPr>
                         <wps:wsp>
-                          <wps:cNvPr id="1662250762" name="Text Box 25"/>
+                          <wps:cNvPr id="1699610049" name="Text Box 25"/>
                           <wps:cNvSpPr txBox="1">
                             <a:spLocks noChangeArrowheads="1"/>
                           </wps:cNvSpPr>
@@ -4928,6 +4961,7 @@
                                 <w:r>
                                   <w:rPr>
                                     <w:color w:val="8C8C8C" w:themeColor="background1" w:themeShade="8C"/>
+                                    <w:lang w:val="es-ES"/>
                                   </w:rPr>
                                   <w:t>2</w:t>
                                 </w:r>
@@ -4945,7 +4979,7 @@
                           </wps:bodyPr>
                         </wps:wsp>
                         <wpg:grpSp>
-                          <wpg:cNvPr id="1734033266" name="Group 31"/>
+                          <wpg:cNvPr id="1990671421" name="Group 31"/>
                           <wpg:cNvGrpSpPr>
                             <a:grpSpLocks/>
                           </wpg:cNvGrpSpPr>
@@ -4958,7 +4992,7 @@
                             </a:xfrm>
                           </wpg:grpSpPr>
                           <wps:wsp>
-                            <wps:cNvPr id="384803189" name="AutoShape 27"/>
+                            <wps:cNvPr id="1406989491" name="AutoShape 27"/>
                             <wps:cNvCnPr>
                               <a:cxnSpLocks noChangeShapeType="1"/>
                             </wps:cNvCnPr>
@@ -4992,7 +5026,7 @@
                             <wps:bodyPr/>
                           </wps:wsp>
                           <wps:wsp>
-                            <wps:cNvPr id="2142850286" name="AutoShape 28"/>
+                            <wps:cNvPr id="1843240044" name="AutoShape 28"/>
                             <wps:cNvCnPr>
                               <a:cxnSpLocks noChangeShapeType="1"/>
                             </wps:cNvCnPr>
@@ -5040,12 +5074,12 @@
             </mc:Choice>
             <mc:Fallback>
               <w:pict>
-                <v:group w14:anchorId="2A34D412" id="Grupo 1" o:spid="_x0000_s1026" style="position:absolute;margin-left:.75pt;margin-top:24.1pt;width:610.5pt;height:15pt;z-index:251658752;mso-width-percent:1000;mso-position-horizontal-relative:page;mso-position-vertical-relative:bottom-margin-area;mso-width-percent:1000" coordorigin=",14970" coordsize="12255,300" o:gfxdata="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">
+                <v:group w14:anchorId="53CEBD7F" id="Grupo 4" o:spid="_x0000_s1026" style="position:absolute;margin-left:.75pt;margin-top:24.7pt;width:610.5pt;height:15pt;z-index:251661312;mso-width-percent:1000;mso-position-horizontal-relative:page;mso-position-vertical-relative:bottom-margin-area;mso-width-percent:1000" coordorigin=",14970" coordsize="12255,300" o:gfxdata="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">
                   <v:shapetype id="_x0000_t202" coordsize="21600,21600" o:spt="202" path="m,l,21600r21600,l21600,xe">
                     <v:stroke joinstyle="miter"/>
                     <v:path gradientshapeok="t" o:connecttype="rect"/>
                   </v:shapetype>
-                  <v:shape id="Text Box 25" o:spid="_x0000_s1027" type="#_x0000_t202" style="position:absolute;left:10803;top:14982;width:659;height:288;visibility:visible;mso-wrap-style:square;v-text-anchor:top" o:gfxdata="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" filled="f" stroked="f">
+                  <v:shape id="Text Box 25" o:spid="_x0000_s1027" type="#_x0000_t202" style="position:absolute;left:10803;top:14982;width:659;height:288;visibility:visible;mso-wrap-style:square;v-text-anchor:top" o:gfxdata="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" filled="f" stroked="f">
                     <v:textbox inset="0,0,0,0">
                       <w:txbxContent>
                         <w:p>
@@ -5064,6 +5098,7 @@
                           <w:r>
                             <w:rPr>
                               <w:color w:val="8C8C8C" w:themeColor="background1" w:themeShade="8C"/>
+                              <w:lang w:val="es-ES"/>
                             </w:rPr>
                             <w:t>2</w:t>
                           </w:r>
@@ -5077,7 +5112,7 @@
                       </w:txbxContent>
                     </v:textbox>
                   </v:shape>
-                  <v:group id="Group 31" o:spid="_x0000_s1028" style="position:absolute;top:14970;width:12255;height:230;flip:x" coordorigin="-8,14978" coordsize="12255,230" o:gfxdata="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">
+                  <v:group id="Group 31" o:spid="_x0000_s1028" style="position:absolute;top:14970;width:12255;height:230;flip:x" coordorigin="-8,14978" coordsize="12255,230" o:gfxdata="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">
                     <v:shapetype id="_x0000_t34" coordsize="21600,21600" o:spt="34" o:oned="t" adj="10800" path="m,l@0,0@0,21600,21600,21600e" filled="f">
                       <v:stroke joinstyle="miter"/>
                       <v:formulas>
@@ -5089,8 +5124,8 @@
                       </v:handles>
                       <o:lock v:ext="edit" shapetype="t"/>
                     </v:shapetype>
-                    <v:shape id="AutoShape 27" o:spid="_x0000_s1029" type="#_x0000_t34" style="position:absolute;left:-8;top:14978;width:1260;height:230;flip:y;visibility:visible;mso-wrap-style:square" o:connectortype="elbow" o:gfxdata="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" strokecolor="#a5a5a5"/>
-                    <v:shape id="AutoShape 28" o:spid="_x0000_s1030" type="#_x0000_t34" style="position:absolute;left:1252;top:14978;width:10995;height:230;rotation:180;visibility:visible;mso-wrap-style:square" o:connectortype="elbow" o:gfxdata="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" adj="20904" strokecolor="#a5a5a5"/>
+                    <v:shape id="AutoShape 27" o:spid="_x0000_s1029" type="#_x0000_t34" style="position:absolute;left:-8;top:14978;width:1260;height:230;flip:y;visibility:visible;mso-wrap-style:square" o:connectortype="elbow" o:gfxdata="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" strokecolor="#a5a5a5"/>
+                    <v:shape id="AutoShape 28" o:spid="_x0000_s1030" type="#_x0000_t34" style="position:absolute;left:1252;top:14978;width:10995;height:230;rotation:180;visibility:visible;mso-wrap-style:square" o:connectortype="elbow" o:gfxdata="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" adj="20904" strokecolor="#a5a5a5"/>
                   </v:group>
                   <w10:wrap anchorx="page" anchory="margin"/>
                 </v:group>
@@ -5141,10 +5176,10 @@
         <w:lang w:eastAsia="es-MX"/>
       </w:rPr>
       <w:drawing>
-        <wp:anchor distT="0" distB="0" distL="114300" distR="114300" simplePos="0" relativeHeight="251657728" behindDoc="1" locked="0" layoutInCell="1" allowOverlap="1" wp14:anchorId="410A3202" wp14:editId="658A59F5">
+        <wp:anchor distT="0" distB="0" distL="114300" distR="114300" simplePos="0" relativeHeight="251659264" behindDoc="1" locked="0" layoutInCell="1" allowOverlap="1" wp14:anchorId="01FE4F66" wp14:editId="06376CEF">
           <wp:simplePos x="0" y="0"/>
           <wp:positionH relativeFrom="column">
-            <wp:posOffset>-1150620</wp:posOffset>
+            <wp:posOffset>-1143000</wp:posOffset>
           </wp:positionH>
           <wp:positionV relativeFrom="paragraph">
             <wp:posOffset>-457200</wp:posOffset>
@@ -17122,7 +17157,7 @@
 </file>
 
 <file path=customXml/itemProps1.xml><?xml version="1.0" encoding="utf-8"?>
-<ds:datastoreItem xmlns:ds="http://schemas.openxmlformats.org/officeDocument/2006/customXml" ds:itemID="{EF278816-EC6F-A645-907D-7F25AECB1D4A}">
+<ds:datastoreItem xmlns:ds="http://schemas.openxmlformats.org/officeDocument/2006/customXml" ds:itemID="{BE5C20F1-4DA0-4CC6-BC3E-BEF535619B1E}">
   <ds:schemaRefs>
     <ds:schemaRef ds:uri="http://schemas.openxmlformats.org/officeDocument/2006/bibliography"/>
   </ds:schemaRefs>
